--- a/docs/缺参考图清单.docx
+++ b/docs/缺参考图清单.docx
@@ -2,13 +2,13 @@
 <file path=word/document.xml><?xml version="1.0" encoding="utf-8"?>
 <w:document xmlns:w="http://schemas.openxmlformats.org/wordprocessingml/2006/main" xmlns:m="http://schemas.openxmlformats.org/officeDocument/2006/math" xmlns:r="http://schemas.openxmlformats.org/officeDocument/2006/relationships" xmlns:o="urn:schemas-microsoft-com:office:office" xmlns:v="urn:schemas-microsoft-com:vml" xmlns:w10="urn:schemas-microsoft-com:office:word" xmlns:a="http://schemas.openxmlformats.org/drawingml/2006/main" xmlns:pic="http://schemas.openxmlformats.org/drawingml/2006/picture" xmlns:wp="http://schemas.openxmlformats.org/drawingml/2006/wordprocessingDrawing">
   <w:body>
-    <w:bookmarkStart w:id="25" w:name="缺参考图清单"/>
+    <w:bookmarkStart w:id="25" w:name="参考图对不上的地方--任务库-v22"/>
     <w:p>
       <w:pPr>
         <w:pStyle w:val="Heading1"/>
       </w:pPr>
       <w:r>
-        <w:t xml:space="preserve">缺参考图清单</w:t>
+        <w:t xml:space="preserve">参考图对不上的地方 · 任务库 v2.2</w:t>
       </w:r>
     </w:p>
     <w:p>
@@ -20,7 +20,7 @@
           <w:bCs/>
           <w:b/>
         </w:rPr>
-        <w:t xml:space="preserve">2026-10-02 · 对照任务库 v2.2 的 80 道题。</w:t>
+        <w:t xml:space="preserve">2026-10-02 · 80 道题，32 道要参考图。</w:t>
       </w:r>
     </w:p>
     <w:p>
@@ -28,26 +28,33 @@
         <w:pStyle w:val="BodyText"/>
       </w:pPr>
       <w:r>
-        <w:t xml:space="preserve">80 道里 32 道要参考图，48 道不要（其中 8 道是碎片起手，矢量生成，不算图）。32 道指向 20 张图，</w:t>
+        <w:t xml:space="preserve">19 张图是照 v1 的题画的。v2.2 换了题面，</w:t>
       </w:r>
       <w:r>
         <w:rPr>
           <w:bCs/>
           <w:b/>
         </w:rPr>
-        <w:t xml:space="preserve">19 张在，1 张缺</w:t>
-      </w:r>
-      <w:r>
-        <w:t xml:space="preserve">。</w:t>
-      </w:r>
-    </w:p>
-    <w:bookmarkStart w:id="20" w:name="一真的缺的图1-张"/>
+        <w:t xml:space="preserve">图没跟着换</w:t>
+      </w:r>
+      <w:r>
+        <w:t xml:space="preserve">，所以问题不只是「少一张」。下面分三类，按轻重排。</w:t>
+      </w:r>
+    </w:p>
+    <w:p>
+      <w:r>
+        <w:pict>
+          <v:rect style="width:0;height:1.5pt" o:hralign="center" o:hrstd="t" o:hr="t"/>
+        </w:pict>
+      </w:r>
+    </w:p>
+    <w:bookmarkStart w:id="20" w:name="一缺文件1-张-️-试点前必须补"/>
     <w:p>
       <w:pPr>
         <w:pStyle w:val="Heading2"/>
       </w:pPr>
       <w:r>
-        <w:t xml:space="preserve">一、真的缺的图：1 张</w:t>
+        <w:t xml:space="preserve">一、缺文件：1 张 ⚠️ 试点前必须补</w:t>
       </w:r>
     </w:p>
     <w:tbl>
@@ -76,7 +83,7 @@
               <w:jc w:val="left"/>
             </w:pPr>
             <w:r>
-              <w:t xml:space="preserve">用在哪道</w:t>
+              <w:t xml:space="preserve">用在</w:t>
             </w:r>
           </w:p>
         </w:tc>
@@ -88,17 +95,6 @@
             </w:pPr>
             <w:r>
               <w:t xml:space="preserve">画什么</w:t>
-            </w:r>
-          </w:p>
-        </w:tc>
-        <w:tc>
-          <w:p>
-            <w:pPr>
-              <w:pStyle w:val="Compact"/>
-              <w:jc w:val="left"/>
-            </w:pPr>
-            <w:r>
-              <w:t xml:space="preserve">规格</w:t>
             </w:r>
           </w:p>
         </w:tc>
@@ -125,29 +121,18 @@
               <w:jc w:val="left"/>
             </w:pPr>
             <w:r>
-              <w:t xml:space="preserve">M4_J5 自行车机甲（初中）</w:t>
-            </w:r>
-          </w:p>
-        </w:tc>
-        <w:tc>
-          <w:p>
-            <w:pPr>
-              <w:pStyle w:val="Compact"/>
-              <w:jc w:val="left"/>
-            </w:pPr>
-            <w:r>
-              <w:t xml:space="preserve">一辆普通自行车，正侧面，白底，整车完整，车架、链条、两个轮子、车把、脚踏都看得清</w:t>
-            </w:r>
-          </w:p>
-        </w:tc>
-        <w:tc>
-          <w:p>
-            <w:pPr>
-              <w:pStyle w:val="Compact"/>
-              <w:jc w:val="left"/>
-            </w:pPr>
-            <w:r>
-              <w:t xml:space="preserve">PNG，透明或白底，长边 ≥ 1200 px，和同目录另外 6 张物品图同一风格</w:t>
+              <w:t xml:space="preserve">M4_J5 初中「自行车机甲」</w:t>
+            </w:r>
+          </w:p>
+        </w:tc>
+        <w:tc>
+          <w:p>
+            <w:pPr>
+              <w:pStyle w:val="Compact"/>
+              <w:jc w:val="left"/>
+            </w:pPr>
+            <w:r>
+              <w:t xml:space="preserve">一辆普通自行车，纯白底，四分之三侧视，整车不出框，占画面高约 70%，车架、链条、两轮、车把、脚踏都看得清</w:t>
             </w:r>
           </w:p>
         </w:tc>
@@ -158,40 +143,42 @@
         <w:pStyle w:val="BodyText"/>
       </w:pPr>
       <w:r>
-        <w:t xml:space="preserve">这张图是「点开才看」的，孩子不点就不显示，所以缺了不会白屏，但点开会是空的。</w:t>
+        <w:t xml:space="preserve">同目录已有雨伞、鞋子、背包、椅子、茶壶、时钟六张，照同一风格画。这张是「点开才看」的，缺了不白屏，但孩子点开是空的。</w:t>
+      </w:r>
+    </w:p>
+    <w:p>
+      <w:r>
+        <w:pict>
+          <v:rect style="width:0;height:1.5pt" o:hralign="center" o:hrstd="t" o:hr="t"/>
+        </w:pict>
+      </w:r>
+    </w:p>
+    <w:bookmarkEnd w:id="20"/>
+    <w:bookmarkStart w:id="21" w:name="二图和题对不上m6-情绪世界-3-道-️-要么换图要么换配对"/>
+    <w:p>
+      <w:pPr>
+        <w:pStyle w:val="Heading2"/>
+      </w:pPr>
+      <w:r>
+        <w:t xml:space="preserve">二、图和题对不上：M6 情绪世界 3 道 ⚠️ 要么换图，要么换配对</w:t>
+      </w:r>
+    </w:p>
+    <w:p>
+      <w:pPr>
+        <w:pStyle w:val="FirstParagraph"/>
+      </w:pPr>
+      <w:r>
+        <w:t xml:space="preserve">M6 的五张图当初是一张图配一道题画的，每张都有专门的构图要求。v2.2 重排了配对，</w:t>
       </w:r>
       <w:r>
         <w:rPr>
           <w:bCs/>
           <w:b/>
         </w:rPr>
-        <w:t xml:space="preserve">第一次试点前必须补。</w:t>
-      </w:r>
-    </w:p>
-    <w:p>
-      <w:pPr>
-        <w:pStyle w:val="BodyText"/>
-      </w:pPr>
-      <w:r>
-        <w:t xml:space="preserve">同目录已有的 6 张可以直接参照风格：雨伞、鞋子、背包、椅子、茶壶、时钟。</w:t>
-      </w:r>
-    </w:p>
-    <w:bookmarkEnd w:id="20"/>
-    <w:bookmarkStart w:id="22" w:name="二同一版里重复用了同一张图4-处"/>
-    <w:p>
-      <w:pPr>
-        <w:pStyle w:val="Heading2"/>
-      </w:pPr>
-      <w:r>
-        <w:t xml:space="preserve">二、同一版里重复用了同一张图：4 处</w:t>
-      </w:r>
-    </w:p>
-    <w:p>
-      <w:pPr>
-        <w:pStyle w:val="FirstParagraph"/>
-      </w:pPr>
-      <w:r>
-        <w:t xml:space="preserve">不是缺图，是同一个孩子可能两次看到同一张。按现在的抽题规则，一个家族做两道以上才会碰到，概率不高，但会碰到。</w:t>
+        <w:t xml:space="preserve">有专门要求的三张被换到了用不上那个要求的题上</w:t>
+      </w:r>
+      <w:r>
+        <w:t xml:space="preserve">。</w:t>
       </w:r>
     </w:p>
     <w:tbl>
@@ -209,67 +196,45 @@
               <w:jc w:val="left"/>
             </w:pPr>
             <w:r>
-              <w:t xml:space="preserve">家族</w:t>
-            </w:r>
-          </w:p>
-        </w:tc>
-        <w:tc>
-          <w:p>
-            <w:pPr>
-              <w:pStyle w:val="Compact"/>
-              <w:jc w:val="left"/>
-            </w:pPr>
-            <w:r>
-              <w:t xml:space="preserve">版本</w:t>
-            </w:r>
-          </w:p>
-        </w:tc>
-        <w:tc>
-          <w:p>
-            <w:pPr>
-              <w:pStyle w:val="Compact"/>
-              <w:jc w:val="left"/>
-            </w:pPr>
-            <w:r>
-              <w:t xml:space="preserve">重复的图</w:t>
-            </w:r>
-          </w:p>
-        </w:tc>
-        <w:tc>
-          <w:p>
-            <w:pPr>
-              <w:pStyle w:val="Compact"/>
-              <w:jc w:val="left"/>
-            </w:pPr>
-            <w:r>
-              <w:t xml:space="preserve">两道题</w:t>
+              <w:t xml:space="preserve">图</w:t>
+            </w:r>
+          </w:p>
+        </w:tc>
+        <w:tc>
+          <w:p>
+            <w:pPr>
+              <w:pStyle w:val="Compact"/>
+              <w:jc w:val="left"/>
+            </w:pPr>
+            <w:r>
+              <w:t xml:space="preserve">当初为哪道题画的，构图要求</w:t>
+            </w:r>
+          </w:p>
+        </w:tc>
+        <w:tc>
+          <w:p>
+            <w:pPr>
+              <w:pStyle w:val="Compact"/>
+              <w:jc w:val="left"/>
+            </w:pPr>
+            <w:r>
+              <w:t xml:space="preserve">v2.2 现在配给谁</w:t>
+            </w:r>
+          </w:p>
+        </w:tc>
+        <w:tc>
+          <w:p>
+            <w:pPr>
+              <w:pStyle w:val="Compact"/>
+              <w:jc w:val="left"/>
+            </w:pPr>
+            <w:r>
+              <w:t xml:space="preserve">问题</w:t>
             </w:r>
           </w:p>
         </w:tc>
       </w:tr>
       <w:tr>
-        <w:tc>
-          <w:p>
-            <w:pPr>
-              <w:pStyle w:val="Compact"/>
-              <w:jc w:val="left"/>
-            </w:pPr>
-            <w:r>
-              <w:t xml:space="preserve">M1 博物馆修复师</w:t>
-            </w:r>
-          </w:p>
-        </w:tc>
-        <w:tc>
-          <w:p>
-            <w:pPr>
-              <w:pStyle w:val="Compact"/>
-              <w:jc w:val="left"/>
-            </w:pPr>
-            <w:r>
-              <w:t xml:space="preserve">小学</w:t>
-            </w:r>
-          </w:p>
-        </w:tc>
         <w:tc>
           <w:p>
             <w:pPr>
@@ -280,45 +245,58 @@
               <w:rPr>
                 <w:rStyle w:val="VerbatimChar"/>
               </w:rPr>
-              <w:t xml:space="preserve">m1_scene_a</w:t>
-            </w:r>
-          </w:p>
-        </w:tc>
-        <w:tc>
-          <w:p>
-            <w:pPr>
-              <w:pStyle w:val="Compact"/>
-              <w:jc w:val="left"/>
-            </w:pPr>
-            <w:r>
-              <w:t xml:space="preserve">M1_A1 破掉的照片、M1_E5 拼图的最后一块</w:t>
+              <w:t xml:space="preserve">m6_scene_b</w:t>
+            </w:r>
+            <w:r>
+              <w:t xml:space="preserve"> </w:t>
+            </w:r>
+            <w:r>
+              <w:t xml:space="preserve">海滩</w:t>
+            </w:r>
+          </w:p>
+        </w:tc>
+        <w:tc>
+          <w:p>
+            <w:pPr>
+              <w:pStyle w:val="Compact"/>
+              <w:jc w:val="left"/>
+            </w:pPr>
+            <w:r>
+              <w:t xml:space="preserve">暴风雨将至。要求</w:t>
+            </w:r>
+            <w:r>
+              <w:rPr>
+                <w:bCs/>
+                <w:b/>
+              </w:rPr>
+              <w:t xml:space="preserve">天空占一半以上</w:t>
+            </w:r>
+          </w:p>
+        </w:tc>
+        <w:tc>
+          <w:p>
+            <w:pPr>
+              <w:pStyle w:val="Compact"/>
+              <w:jc w:val="left"/>
+            </w:pPr>
+            <w:r>
+              <w:t xml:space="preserve">小学「变得冷冷的」、初中「神秘」</w:t>
+            </w:r>
+          </w:p>
+        </w:tc>
+        <w:tc>
+          <w:p>
+            <w:pPr>
+              <w:pStyle w:val="Compact"/>
+              <w:jc w:val="left"/>
+            </w:pPr>
+            <w:r>
+              <w:t xml:space="preserve">大天空用不上了；而且这张是五张里最蓝最亮最饱和的（饱和度 0.49），要把它改冷、改神秘，等于跟原图对着干</w:t>
             </w:r>
           </w:p>
         </w:tc>
       </w:tr>
       <w:tr>
-        <w:tc>
-          <w:p>
-            <w:pPr>
-              <w:pStyle w:val="Compact"/>
-              <w:jc w:val="left"/>
-            </w:pPr>
-            <w:r>
-              <w:t xml:space="preserve">M1 博物馆修复师</w:t>
-            </w:r>
-          </w:p>
-        </w:tc>
-        <w:tc>
-          <w:p>
-            <w:pPr>
-              <w:pStyle w:val="Compact"/>
-              <w:jc w:val="left"/>
-            </w:pPr>
-            <w:r>
-              <w:t xml:space="preserve">初中</w:t>
-            </w:r>
-          </w:p>
-        </w:tc>
         <w:tc>
           <w:p>
             <w:pPr>
@@ -329,45 +307,58 @@
               <w:rPr>
                 <w:rStyle w:val="VerbatimChar"/>
               </w:rPr>
-              <w:t xml:space="preserve">m1_scene_a</w:t>
-            </w:r>
-          </w:p>
-        </w:tc>
-        <w:tc>
-          <w:p>
-            <w:pPr>
-              <w:pStyle w:val="Compact"/>
-              <w:jc w:val="left"/>
-            </w:pPr>
-            <w:r>
-              <w:t xml:space="preserve">M1_A1 破掉的照片、M1_J5 被删的画</w:t>
+              <w:t xml:space="preserve">m6_scene_c</w:t>
+            </w:r>
+            <w:r>
+              <w:t xml:space="preserve"> </w:t>
+            </w:r>
+            <w:r>
+              <w:t xml:space="preserve">小河</w:t>
+            </w:r>
+          </w:p>
+        </w:tc>
+        <w:tc>
+          <w:p>
+            <w:pPr>
+              <w:pStyle w:val="Compact"/>
+              <w:jc w:val="left"/>
+            </w:pPr>
+            <w:r>
+              <w:t xml:space="preserve">两个世界。要求</w:t>
+            </w:r>
+            <w:r>
+              <w:rPr>
+                <w:bCs/>
+                <w:b/>
+              </w:rPr>
+              <w:t xml:space="preserve">左右对称、中间一条自然分界线</w:t>
+            </w:r>
+          </w:p>
+        </w:tc>
+        <w:tc>
+          <w:p>
+            <w:pPr>
+              <w:pStyle w:val="Compact"/>
+              <w:jc w:val="left"/>
+            </w:pPr>
+            <w:r>
+              <w:t xml:space="preserve">小学「变得热闹」、初中「暴风雨前」</w:t>
+            </w:r>
+          </w:p>
+        </w:tc>
+        <w:tc>
+          <w:p>
+            <w:pPr>
+              <w:pStyle w:val="Compact"/>
+              <w:jc w:val="left"/>
+            </w:pPr>
+            <w:r>
+              <w:t xml:space="preserve">中间那条河正是「两个世界」要的分界线，现在没人用；而「暴风雨前」拿到的这张天空只占三成多</w:t>
             </w:r>
           </w:p>
         </w:tc>
       </w:tr>
       <w:tr>
-        <w:tc>
-          <w:p>
-            <w:pPr>
-              <w:pStyle w:val="Compact"/>
-              <w:jc w:val="left"/>
-            </w:pPr>
-            <w:r>
-              <w:t xml:space="preserve">M2 探险家速写</w:t>
-            </w:r>
-          </w:p>
-        </w:tc>
-        <w:tc>
-          <w:p>
-            <w:pPr>
-              <w:pStyle w:val="Compact"/>
-              <w:jc w:val="left"/>
-            </w:pPr>
-            <w:r>
-              <w:t xml:space="preserve">小学</w:t>
-            </w:r>
-          </w:p>
-        </w:tc>
         <w:tc>
           <w:p>
             <w:pPr>
@@ -378,67 +369,46 @@
               <w:rPr>
                 <w:rStyle w:val="VerbatimChar"/>
               </w:rPr>
-              <w:t xml:space="preserve">m2_scene_a</w:t>
-            </w:r>
-          </w:p>
-        </w:tc>
-        <w:tc>
-          <w:p>
-            <w:pPr>
-              <w:pStyle w:val="Compact"/>
-              <w:jc w:val="left"/>
-            </w:pPr>
-            <w:r>
-              <w:t xml:space="preserve">M2_A1 外星观察、M2_E5 侦探的笔记</w:t>
-            </w:r>
-          </w:p>
-        </w:tc>
-      </w:tr>
-      <w:tr>
-        <w:tc>
-          <w:p>
-            <w:pPr>
-              <w:pStyle w:val="Compact"/>
-              <w:jc w:val="left"/>
-            </w:pPr>
-            <w:r>
-              <w:t xml:space="preserve">M2 探险家速写</w:t>
-            </w:r>
-          </w:p>
-        </w:tc>
-        <w:tc>
-          <w:p>
-            <w:pPr>
-              <w:pStyle w:val="Compact"/>
-              <w:jc w:val="left"/>
-            </w:pPr>
-            <w:r>
-              <w:t xml:space="preserve">初中</w:t>
-            </w:r>
-          </w:p>
-        </w:tc>
-        <w:tc>
-          <w:p>
-            <w:pPr>
-              <w:pStyle w:val="Compact"/>
-              <w:jc w:val="left"/>
-            </w:pPr>
-            <w:r>
-              <w:rPr>
-                <w:rStyle w:val="VerbatimChar"/>
-              </w:rPr>
-              <w:t xml:space="preserve">m2_scene_a</w:t>
-            </w:r>
-          </w:p>
-        </w:tc>
-        <w:tc>
-          <w:p>
-            <w:pPr>
-              <w:pStyle w:val="Compact"/>
-              <w:jc w:val="left"/>
-            </w:pPr>
-            <w:r>
-              <w:t xml:space="preserve">M2_A1 外星观察、M2_J5 博物馆藏品</w:t>
+              <w:t xml:space="preserve">m6_scene_e</w:t>
+            </w:r>
+            <w:r>
+              <w:t xml:space="preserve"> </w:t>
+            </w:r>
+            <w:r>
+              <w:t xml:space="preserve">街道</w:t>
+            </w:r>
+          </w:p>
+        </w:tc>
+        <w:tc>
+          <w:p>
+            <w:pPr>
+              <w:pStyle w:val="Compact"/>
+              <w:jc w:val="left"/>
+            </w:pPr>
+            <w:r>
+              <w:t xml:space="preserve">时光机（午夜 / 日出 / 另一个星球 / 一百年后）。要求元素多</w:t>
+            </w:r>
+          </w:p>
+        </w:tc>
+        <w:tc>
+          <w:p>
+            <w:pPr>
+              <w:pStyle w:val="Compact"/>
+              <w:jc w:val="left"/>
+            </w:pPr>
+            <w:r>
+              <w:t xml:space="preserve">小学「变得暖暖的」、初中「两个世界」</w:t>
+            </w:r>
+          </w:p>
+        </w:tc>
+        <w:tc>
+          <w:p>
+            <w:pPr>
+              <w:pStyle w:val="Compact"/>
+              <w:jc w:val="left"/>
+            </w:pPr>
+            <w:r>
+              <w:t xml:space="preserve">「两个世界」拿到一张没有中线的街景，左右没法分</w:t>
             </w:r>
           </w:p>
         </w:tc>
@@ -447,168 +417,13 @@
     <w:p>
       <w:pPr>
         <w:pStyle w:val="BodyText"/>
-      </w:pPr>
-      <w:r>
-        <w:t xml:space="preserve">两条路，选一条：</w:t>
-      </w:r>
-    </w:p>
-    <w:p>
-      <w:pPr>
-        <w:numPr>
-          <w:ilvl w:val="0"/>
-          <w:numId w:val="1001"/>
-        </w:numPr>
-        <w:pStyle w:val="Compact"/>
       </w:pPr>
       <w:r>
         <w:rPr>
           <w:bCs/>
           <w:b/>
         </w:rPr>
-        <w:t xml:space="preserve">补两张新图</w:t>
-      </w:r>
-      <w:r>
-        <w:t xml:space="preserve">：</w:t>
-      </w:r>
-      <w:r>
-        <w:rPr>
-          <w:rStyle w:val="VerbatimChar"/>
-        </w:rPr>
-        <w:t xml:space="preserve">m1_scene_e</w:t>
-      </w:r>
-      <w:r>
-        <w:t xml:space="preserve">、</w:t>
-      </w:r>
-      <w:r>
-        <w:rPr>
-          <w:rStyle w:val="VerbatimChar"/>
-        </w:rPr>
-        <w:t xml:space="preserve">m2_scene_e</w:t>
-      </w:r>
-      <w:r>
-        <w:t xml:space="preserve">，分别给 M1_E5/M1_J5 和 M2_E5/M2_J5 用。每版 5 道题 5 张图，彻底不重。</w:t>
-      </w:r>
-    </w:p>
-    <w:p>
-      <w:pPr>
-        <w:numPr>
-          <w:ilvl w:val="0"/>
-          <w:numId w:val="1001"/>
-        </w:numPr>
-        <w:pStyle w:val="Compact"/>
-      </w:pPr>
-      <w:r>
-        <w:rPr>
-          <w:bCs/>
-          <w:b/>
-        </w:rPr>
-        <w:t xml:space="preserve">不管</w:t>
-      </w:r>
-      <w:r>
-        <w:t xml:space="preserve">：重建类任务重复看同一张图，第二次成绩会受第一次影响，研究上是个混淆。但试点只是看流程跑不跑得通，可以先放着。</w:t>
-      </w:r>
-    </w:p>
-    <w:p>
-      <w:pPr>
-        <w:pStyle w:val="FirstParagraph"/>
-      </w:pPr>
-      <w:r>
-        <w:t xml:space="preserve">M1 和 M2 的图现在各 4 张（a/b/c/d），各补 1 张就够。</w:t>
-      </w:r>
-    </w:p>
-    <w:bookmarkStart w:id="21" w:name="新图的规格"/>
-    <w:p>
-      <w:pPr>
-        <w:pStyle w:val="Heading3"/>
-      </w:pPr>
-      <w:r>
-        <w:t xml:space="preserve">新图的规格</w:t>
-      </w:r>
-    </w:p>
-    <w:p>
-      <w:pPr>
-        <w:numPr>
-          <w:ilvl w:val="0"/>
-          <w:numId w:val="1002"/>
-        </w:numPr>
-        <w:pStyle w:val="Compact"/>
-      </w:pPr>
-      <w:r>
-        <w:rPr>
-          <w:bCs/>
-          <w:b/>
-        </w:rPr>
-        <w:t xml:space="preserve">M1</w:t>
-      </w:r>
-      <w:r>
-        <w:t xml:space="preserve">（</w:t>
-      </w:r>
-      <w:r>
-        <w:rPr>
-          <w:rStyle w:val="VerbatimChar"/>
-        </w:rPr>
-        <w:t xml:space="preserve">m1_scene_e.jpg</w:t>
-      </w:r>
-      <w:r>
-        <w:t xml:space="preserve">）：一个有结构的室内或室外场景，照片或写实插画，物体 5 到 8 个，有明确的前后和大小关系。孩子要照着重建，所以结构要清楚、不要太杂。长边 ≥ 1400 px，JPG。</w:t>
-      </w:r>
-    </w:p>
-    <w:p>
-      <w:pPr>
-        <w:numPr>
-          <w:ilvl w:val="0"/>
-          <w:numId w:val="1002"/>
-        </w:numPr>
-        <w:pStyle w:val="Compact"/>
-      </w:pPr>
-      <w:r>
-        <w:rPr>
-          <w:bCs/>
-          <w:b/>
-        </w:rPr>
-        <w:t xml:space="preserve">M2</w:t>
-      </w:r>
-      <w:r>
-        <w:t xml:space="preserve">（</w:t>
-      </w:r>
-      <w:r>
-        <w:rPr>
-          <w:rStyle w:val="VerbatimChar"/>
-        </w:rPr>
-        <w:t xml:space="preserve">m2_scene_e.jpg</w:t>
-      </w:r>
-      <w:r>
-        <w:t xml:space="preserve">）：桌面静物，</w:t>
-      </w:r>
-      <w:r>
-        <w:rPr>
-          <w:bCs/>
-          <w:b/>
-        </w:rPr>
-        <w:t xml:space="preserve">正好 4 个物体，至少 2 处遮挡，大小有明显差异，有前后纵深</w:t>
-      </w:r>
-      <w:r>
-        <w:t xml:space="preserve">。这个规格是写在代码里的（</w:t>
-      </w:r>
-      <w:r>
-        <w:rPr>
-          <w:rStyle w:val="VerbatimChar"/>
-        </w:rPr>
-        <w:t xml:space="preserve">spec</w:t>
-      </w:r>
-      <w:r>
-        <w:t xml:space="preserve">），四张现有图都照它拍的，新图必须一样，不然四张平行题就不等价了。长边 ≥ 1400 px，JPG。</w:t>
-      </w:r>
-    </w:p>
-    <w:bookmarkEnd w:id="21"/>
-    <w:bookmarkEnd w:id="22"/>
-    <w:bookmarkStart w:id="23" w:name="三已经齐的"/>
-    <w:p>
-      <w:pPr>
-        <w:pStyle w:val="Heading2"/>
-      </w:pPr>
-      <w:r>
-        <w:t xml:space="preserve">三、已经齐的</w:t>
+        <w:t xml:space="preserve">建议：三张转一圈，不用画新图。</w:t>
       </w:r>
     </w:p>
     <w:tbl>
@@ -626,29 +441,40 @@
               <w:jc w:val="left"/>
             </w:pPr>
             <w:r>
-              <w:t xml:space="preserve">家族</w:t>
-            </w:r>
-          </w:p>
-        </w:tc>
-        <w:tc>
-          <w:p>
-            <w:pPr>
-              <w:pStyle w:val="Compact"/>
-              <w:jc w:val="left"/>
-            </w:pPr>
-            <w:r>
-              <w:t xml:space="preserve">图</w:t>
-            </w:r>
-          </w:p>
-        </w:tc>
-        <w:tc>
-          <w:p>
-            <w:pPr>
-              <w:pStyle w:val="Compact"/>
-              <w:jc w:val="left"/>
-            </w:pPr>
-            <w:r>
-              <w:t xml:space="preserve">状态</w:t>
+              <w:t xml:space="preserve">题</w:t>
+            </w:r>
+          </w:p>
+        </w:tc>
+        <w:tc>
+          <w:p>
+            <w:pPr>
+              <w:pStyle w:val="Compact"/>
+              <w:jc w:val="left"/>
+            </w:pPr>
+            <w:r>
+              <w:t xml:space="preserve">现在</w:t>
+            </w:r>
+          </w:p>
+        </w:tc>
+        <w:tc>
+          <w:p>
+            <w:pPr>
+              <w:pStyle w:val="Compact"/>
+              <w:jc w:val="left"/>
+            </w:pPr>
+            <w:r>
+              <w:t xml:space="preserve">改成</w:t>
+            </w:r>
+          </w:p>
+        </w:tc>
+        <w:tc>
+          <w:p>
+            <w:pPr>
+              <w:pStyle w:val="Compact"/>
+              <w:jc w:val="left"/>
+            </w:pPr>
+            <w:r>
+              <w:t xml:space="preserve">理由</w:t>
             </w:r>
           </w:p>
         </w:tc>
@@ -661,29 +487,44 @@
               <w:jc w:val="left"/>
             </w:pPr>
             <w:r>
-              <w:t xml:space="preserve">M1 博物馆修复师</w:t>
-            </w:r>
-          </w:p>
-        </w:tc>
-        <w:tc>
-          <w:p>
-            <w:pPr>
-              <w:pStyle w:val="Compact"/>
-              <w:jc w:val="left"/>
-            </w:pPr>
-            <w:r>
-              <w:t xml:space="preserve">m1_scene_a / b / c / d</w:t>
-            </w:r>
-          </w:p>
-        </w:tc>
-        <w:tc>
-          <w:p>
-            <w:pPr>
-              <w:pStyle w:val="Compact"/>
-              <w:jc w:val="left"/>
-            </w:pPr>
-            <w:r>
-              <w:t xml:space="preserve">4 张都在</w:t>
+              <w:t xml:space="preserve">M6_J3 初中「神秘」</w:t>
+            </w:r>
+          </w:p>
+        </w:tc>
+        <w:tc>
+          <w:p>
+            <w:pPr>
+              <w:pStyle w:val="Compact"/>
+              <w:jc w:val="left"/>
+            </w:pPr>
+            <w:r>
+              <w:t xml:space="preserve">scene_b 海滩</w:t>
+            </w:r>
+          </w:p>
+        </w:tc>
+        <w:tc>
+          <w:p>
+            <w:pPr>
+              <w:pStyle w:val="Compact"/>
+              <w:jc w:val="left"/>
+            </w:pPr>
+            <w:r>
+              <w:rPr>
+                <w:bCs/>
+                <w:b/>
+              </w:rPr>
+              <w:t xml:space="preserve">scene_e 街道</w:t>
+            </w:r>
+          </w:p>
+        </w:tc>
+        <w:tc>
+          <w:p>
+            <w:pPr>
+              <w:pStyle w:val="Compact"/>
+              <w:jc w:val="left"/>
+            </w:pPr>
+            <w:r>
+              <w:t xml:space="preserve">街道有房子有树有山，天黑下来就神秘</w:t>
             </w:r>
           </w:p>
         </w:tc>
@@ -696,29 +537,44 @@
               <w:jc w:val="left"/>
             </w:pPr>
             <w:r>
-              <w:t xml:space="preserve">M2 探险家速写</w:t>
-            </w:r>
-          </w:p>
-        </w:tc>
-        <w:tc>
-          <w:p>
-            <w:pPr>
-              <w:pStyle w:val="Compact"/>
-              <w:jc w:val="left"/>
-            </w:pPr>
-            <w:r>
-              <w:t xml:space="preserve">m2_scene_a / b / c / d</w:t>
-            </w:r>
-          </w:p>
-        </w:tc>
-        <w:tc>
-          <w:p>
-            <w:pPr>
-              <w:pStyle w:val="Compact"/>
-              <w:jc w:val="left"/>
-            </w:pPr>
-            <w:r>
-              <w:t xml:space="preserve">4 张都在</w:t>
+              <w:t xml:space="preserve">M6_J4 初中「暴风雨前」</w:t>
+            </w:r>
+          </w:p>
+        </w:tc>
+        <w:tc>
+          <w:p>
+            <w:pPr>
+              <w:pStyle w:val="Compact"/>
+              <w:jc w:val="left"/>
+            </w:pPr>
+            <w:r>
+              <w:t xml:space="preserve">scene_c 小河</w:t>
+            </w:r>
+          </w:p>
+        </w:tc>
+        <w:tc>
+          <w:p>
+            <w:pPr>
+              <w:pStyle w:val="Compact"/>
+              <w:jc w:val="left"/>
+            </w:pPr>
+            <w:r>
+              <w:rPr>
+                <w:bCs/>
+                <w:b/>
+              </w:rPr>
+              <w:t xml:space="preserve">scene_b 海滩</w:t>
+            </w:r>
+          </w:p>
+        </w:tc>
+        <w:tc>
+          <w:p>
+            <w:pPr>
+              <w:pStyle w:val="Compact"/>
+              <w:jc w:val="left"/>
+            </w:pPr>
+            <w:r>
+              <w:t xml:space="preserve">这张天空占满上三分之一，本来就是为暴风雨画的</w:t>
             </w:r>
           </w:p>
         </w:tc>
@@ -731,64 +587,44 @@
               <w:jc w:val="left"/>
             </w:pPr>
             <w:r>
-              <w:t xml:space="preserve">M4 变异物体实验室</w:t>
-            </w:r>
-          </w:p>
-        </w:tc>
-        <w:tc>
-          <w:p>
-            <w:pPr>
-              <w:pStyle w:val="Compact"/>
-              <w:jc w:val="left"/>
-            </w:pPr>
-            <w:r>
-              <w:t xml:space="preserve">m4_umbrella / shoe / backpack / chair / teapot / clock</w:t>
-            </w:r>
-          </w:p>
-        </w:tc>
-        <w:tc>
-          <w:p>
-            <w:pPr>
-              <w:pStyle w:val="Compact"/>
-              <w:jc w:val="left"/>
-            </w:pPr>
-            <w:r>
-              <w:t xml:space="preserve">6 张在，缺 bicycle</w:t>
-            </w:r>
-          </w:p>
-        </w:tc>
-      </w:tr>
-      <w:tr>
-        <w:tc>
-          <w:p>
-            <w:pPr>
-              <w:pStyle w:val="Compact"/>
-              <w:jc w:val="left"/>
-            </w:pPr>
-            <w:r>
-              <w:t xml:space="preserve">M6 情绪世界</w:t>
-            </w:r>
-          </w:p>
-        </w:tc>
-        <w:tc>
-          <w:p>
-            <w:pPr>
-              <w:pStyle w:val="Compact"/>
-              <w:jc w:val="left"/>
-            </w:pPr>
-            <w:r>
-              <w:t xml:space="preserve">m6_scene_a / b / c / d / e</w:t>
-            </w:r>
-          </w:p>
-        </w:tc>
-        <w:tc>
-          <w:p>
-            <w:pPr>
-              <w:pStyle w:val="Compact"/>
-              <w:jc w:val="left"/>
-            </w:pPr>
-            <w:r>
-              <w:t xml:space="preserve">5 张都在</w:t>
+              <w:t xml:space="preserve">M6_J5 初中「两个世界」</w:t>
+            </w:r>
+          </w:p>
+        </w:tc>
+        <w:tc>
+          <w:p>
+            <w:pPr>
+              <w:pStyle w:val="Compact"/>
+              <w:jc w:val="left"/>
+            </w:pPr>
+            <w:r>
+              <w:t xml:space="preserve">scene_e 街道</w:t>
+            </w:r>
+          </w:p>
+        </w:tc>
+        <w:tc>
+          <w:p>
+            <w:pPr>
+              <w:pStyle w:val="Compact"/>
+              <w:jc w:val="left"/>
+            </w:pPr>
+            <w:r>
+              <w:rPr>
+                <w:bCs/>
+                <w:b/>
+              </w:rPr>
+              <w:t xml:space="preserve">scene_c 小河</w:t>
+            </w:r>
+          </w:p>
+        </w:tc>
+        <w:tc>
+          <w:p>
+            <w:pPr>
+              <w:pStyle w:val="Compact"/>
+              <w:jc w:val="left"/>
+            </w:pPr>
+            <w:r>
+              <w:t xml:space="preserve">中间那条河就是现成的分界线</w:t>
             </w:r>
           </w:p>
         </w:tc>
@@ -799,25 +635,7 @@
         <w:pStyle w:val="BodyText"/>
       </w:pPr>
       <w:r>
-        <w:t xml:space="preserve">M3 失落的碎片的 5 组碎片（A–E）是代码里的矢量图形，不用美术画。</w:t>
-      </w:r>
-    </w:p>
-    <w:bookmarkEnd w:id="23"/>
-    <w:bookmarkStart w:id="24" w:name="四不需要参考图的-40-道"/>
-    <w:p>
-      <w:pPr>
-        <w:pStyle w:val="Heading2"/>
-      </w:pPr>
-      <w:r>
-        <w:t xml:space="preserve">四、不需要参考图的 40 道</w:t>
-      </w:r>
-    </w:p>
-    <w:p>
-      <w:pPr>
-        <w:pStyle w:val="FirstParagraph"/>
-      </w:pPr>
-      <w:r>
-        <w:t xml:space="preserve">M0 自由创作、M5 融合发明家、M7 线条冒险、M8 不可能世界、M9 故事挑战，各 8 道。</w:t>
+        <w:t xml:space="preserve">小学那三道（冷冷的 scene_b、热闹 scene_c、暖暖的 scene_e）可以不动，三个都是开放的改色题，哪张都做得了。</w:t>
       </w:r>
     </w:p>
     <w:p>
@@ -825,62 +643,814 @@
         <w:pStyle w:val="BodyText"/>
       </w:pPr>
       <w:r>
-        <w:t xml:space="preserve">这几个家族给图等于给答案，空白画布是题目设计的一部分，不是缺素材。</w:t>
-      </w:r>
-    </w:p>
-    <w:p>
-      <w:r>
-        <w:pict>
-          <v:rect style="width:0;height:1.5pt" o:hralign="center" o:hrstd="t" o:hr="t"/>
-        </w:pict>
-      </w:r>
-    </w:p>
-    <w:p>
-      <w:pPr>
-        <w:pStyle w:val="FirstParagraph"/>
+        <w:t xml:space="preserve">两道共通锚定题不动：变成晚上用 scene_a（五张里最中性的一张，饱和度 0.16），有点吓人用 scene_d（一栋独立的小屋，当初就是为「一个明确的主角」画的）。</w:t>
+      </w:r>
+    </w:p>
+    <w:p>
+      <w:pPr>
+        <w:pStyle w:val="BodyText"/>
       </w:pPr>
       <w:r>
         <w:rPr>
           <w:bCs/>
           <w:b/>
         </w:rPr>
-        <w:t xml:space="preserve">要做的事，按先后：</w:t>
-      </w:r>
-    </w:p>
-    <w:p>
-      <w:pPr>
-        <w:numPr>
-          <w:ilvl w:val="0"/>
-          <w:numId w:val="1003"/>
-        </w:numPr>
-        <w:pStyle w:val="Compact"/>
-      </w:pPr>
-      <w:r>
-        <w:t xml:space="preserve">画</w:t>
-      </w:r>
-      <w:r>
-        <w:t xml:space="preserve"> </w:t>
+        <w:t xml:space="preserve">另外一件事</w:t>
+      </w:r>
+      <w:r>
+        <w:t xml:space="preserve">：五张图当初的要求是「情绪中性、阴天或平光、低饱和」，实际画出来是晴天蓝天高饱和（饱和度 0.31 到 0.49，只有 scene_a 的 0.16 达标）。孩子改色时要先压过原图的晴天感。不算坏，但下一轮重画的话，照原要求画会好做很多。</w:t>
+      </w:r>
+    </w:p>
+    <w:p>
+      <w:r>
+        <w:pict>
+          <v:rect style="width:0;height:1.5pt" o:hralign="center" o:hrstd="t" o:hr="t"/>
+        </w:pict>
+      </w:r>
+    </w:p>
+    <w:bookmarkEnd w:id="21"/>
+    <w:bookmarkStart w:id="22" w:name="三同一版里重复用同一张图4-处--补-2-张能解决"/>
+    <w:p>
+      <w:pPr>
+        <w:pStyle w:val="Heading2"/>
+      </w:pPr>
+      <w:r>
+        <w:t xml:space="preserve">三、同一版里重复用同一张图：4 处 · 补 2 张能解决</w:t>
+      </w:r>
+    </w:p>
+    <w:p>
+      <w:pPr>
+        <w:pStyle w:val="FirstParagraph"/>
+      </w:pPr>
+      <w:r>
+        <w:t xml:space="preserve">一个孩子在同一个家族做两道以上，可能两次看到同一张图。重建类任务第二次会受第一次影响，研究上是混淆。</w:t>
+      </w:r>
+    </w:p>
+    <w:tbl>
+      <w:tblPr>
+        <w:tblStyle w:val="Table"/>
+        <w:tblW w:type="pct" w:w="0.0"/>
+        <w:tblLook w:firstRow="1" w:lastRow="0" w:firstColumn="0" w:lastColumn="0" w:noHBand="0" w:noVBand="0" w:val="0020"/>
+      </w:tblPr>
+      <w:tblGrid/>
+      <w:tr>
+        <w:tc>
+          <w:p>
+            <w:pPr>
+              <w:pStyle w:val="Compact"/>
+              <w:jc w:val="left"/>
+            </w:pPr>
+            <w:r>
+              <w:t xml:space="preserve">家族</w:t>
+            </w:r>
+          </w:p>
+        </w:tc>
+        <w:tc>
+          <w:p>
+            <w:pPr>
+              <w:pStyle w:val="Compact"/>
+              <w:jc w:val="left"/>
+            </w:pPr>
+            <w:r>
+              <w:t xml:space="preserve">版本</w:t>
+            </w:r>
+          </w:p>
+        </w:tc>
+        <w:tc>
+          <w:p>
+            <w:pPr>
+              <w:pStyle w:val="Compact"/>
+              <w:jc w:val="left"/>
+            </w:pPr>
+            <w:r>
+              <w:t xml:space="preserve">重复的图</w:t>
+            </w:r>
+          </w:p>
+        </w:tc>
+        <w:tc>
+          <w:p>
+            <w:pPr>
+              <w:pStyle w:val="Compact"/>
+              <w:jc w:val="left"/>
+            </w:pPr>
+            <w:r>
+              <w:t xml:space="preserve">两道题</w:t>
+            </w:r>
+          </w:p>
+        </w:tc>
+      </w:tr>
+      <w:tr>
+        <w:tc>
+          <w:p>
+            <w:pPr>
+              <w:pStyle w:val="Compact"/>
+              <w:jc w:val="left"/>
+            </w:pPr>
+            <w:r>
+              <w:t xml:space="preserve">M1 博物馆修复师</w:t>
+            </w:r>
+          </w:p>
+        </w:tc>
+        <w:tc>
+          <w:p>
+            <w:pPr>
+              <w:pStyle w:val="Compact"/>
+              <w:jc w:val="left"/>
+            </w:pPr>
+            <w:r>
+              <w:t xml:space="preserve">小学</w:t>
+            </w:r>
+          </w:p>
+        </w:tc>
+        <w:tc>
+          <w:p>
+            <w:pPr>
+              <w:pStyle w:val="Compact"/>
+              <w:jc w:val="left"/>
+            </w:pPr>
+            <w:r>
+              <w:rPr>
+                <w:rStyle w:val="VerbatimChar"/>
+              </w:rPr>
+              <w:t xml:space="preserve">m1_scene_a</w:t>
+            </w:r>
+          </w:p>
+        </w:tc>
+        <w:tc>
+          <w:p>
+            <w:pPr>
+              <w:pStyle w:val="Compact"/>
+              <w:jc w:val="left"/>
+            </w:pPr>
+            <w:r>
+              <w:t xml:space="preserve">破掉的照片、拼图的最后一块</w:t>
+            </w:r>
+          </w:p>
+        </w:tc>
+      </w:tr>
+      <w:tr>
+        <w:tc>
+          <w:p>
+            <w:pPr>
+              <w:pStyle w:val="Compact"/>
+              <w:jc w:val="left"/>
+            </w:pPr>
+            <w:r>
+              <w:t xml:space="preserve">M1 博物馆修复师</w:t>
+            </w:r>
+          </w:p>
+        </w:tc>
+        <w:tc>
+          <w:p>
+            <w:pPr>
+              <w:pStyle w:val="Compact"/>
+              <w:jc w:val="left"/>
+            </w:pPr>
+            <w:r>
+              <w:t xml:space="preserve">初中</w:t>
+            </w:r>
+          </w:p>
+        </w:tc>
+        <w:tc>
+          <w:p>
+            <w:pPr>
+              <w:pStyle w:val="Compact"/>
+              <w:jc w:val="left"/>
+            </w:pPr>
+            <w:r>
+              <w:rPr>
+                <w:rStyle w:val="VerbatimChar"/>
+              </w:rPr>
+              <w:t xml:space="preserve">m1_scene_a</w:t>
+            </w:r>
+          </w:p>
+        </w:tc>
+        <w:tc>
+          <w:p>
+            <w:pPr>
+              <w:pStyle w:val="Compact"/>
+              <w:jc w:val="left"/>
+            </w:pPr>
+            <w:r>
+              <w:t xml:space="preserve">破掉的照片、被删的画</w:t>
+            </w:r>
+          </w:p>
+        </w:tc>
+      </w:tr>
+      <w:tr>
+        <w:tc>
+          <w:p>
+            <w:pPr>
+              <w:pStyle w:val="Compact"/>
+              <w:jc w:val="left"/>
+            </w:pPr>
+            <w:r>
+              <w:t xml:space="preserve">M2 探险家速写</w:t>
+            </w:r>
+          </w:p>
+        </w:tc>
+        <w:tc>
+          <w:p>
+            <w:pPr>
+              <w:pStyle w:val="Compact"/>
+              <w:jc w:val="left"/>
+            </w:pPr>
+            <w:r>
+              <w:t xml:space="preserve">小学</w:t>
+            </w:r>
+          </w:p>
+        </w:tc>
+        <w:tc>
+          <w:p>
+            <w:pPr>
+              <w:pStyle w:val="Compact"/>
+              <w:jc w:val="left"/>
+            </w:pPr>
+            <w:r>
+              <w:rPr>
+                <w:rStyle w:val="VerbatimChar"/>
+              </w:rPr>
+              <w:t xml:space="preserve">m2_scene_a</w:t>
+            </w:r>
+          </w:p>
+        </w:tc>
+        <w:tc>
+          <w:p>
+            <w:pPr>
+              <w:pStyle w:val="Compact"/>
+              <w:jc w:val="left"/>
+            </w:pPr>
+            <w:r>
+              <w:t xml:space="preserve">外星观察、侦探的笔记</w:t>
+            </w:r>
+          </w:p>
+        </w:tc>
+      </w:tr>
+      <w:tr>
+        <w:tc>
+          <w:p>
+            <w:pPr>
+              <w:pStyle w:val="Compact"/>
+              <w:jc w:val="left"/>
+            </w:pPr>
+            <w:r>
+              <w:t xml:space="preserve">M2 探险家速写</w:t>
+            </w:r>
+          </w:p>
+        </w:tc>
+        <w:tc>
+          <w:p>
+            <w:pPr>
+              <w:pStyle w:val="Compact"/>
+              <w:jc w:val="left"/>
+            </w:pPr>
+            <w:r>
+              <w:t xml:space="preserve">初中</w:t>
+            </w:r>
+          </w:p>
+        </w:tc>
+        <w:tc>
+          <w:p>
+            <w:pPr>
+              <w:pStyle w:val="Compact"/>
+              <w:jc w:val="left"/>
+            </w:pPr>
+            <w:r>
+              <w:rPr>
+                <w:rStyle w:val="VerbatimChar"/>
+              </w:rPr>
+              <w:t xml:space="preserve">m2_scene_a</w:t>
+            </w:r>
+          </w:p>
+        </w:tc>
+        <w:tc>
+          <w:p>
+            <w:pPr>
+              <w:pStyle w:val="Compact"/>
+              <w:jc w:val="left"/>
+            </w:pPr>
+            <w:r>
+              <w:t xml:space="preserve">外星观察、博物馆藏品</w:t>
+            </w:r>
+          </w:p>
+        </w:tc>
+      </w:tr>
+    </w:tbl>
+    <w:p>
+      <w:pPr>
+        <w:pStyle w:val="BodyText"/>
+      </w:pPr>
+      <w:r>
+        <w:rPr>
+          <w:bCs/>
+          <w:b/>
+        </w:rPr>
+        <w:t xml:space="preserve">补两张就齐了</w:t>
+      </w:r>
+      <w:r>
+        <w:t xml:space="preserve">，每版 5 道题 5 张图。</w:t>
+      </w:r>
+    </w:p>
+    <w:tbl>
+      <w:tblPr>
+        <w:tblStyle w:val="Table"/>
+        <w:tblW w:type="pct" w:w="0.0"/>
+        <w:tblLook w:firstRow="1" w:lastRow="0" w:firstColumn="0" w:lastColumn="0" w:noHBand="0" w:noVBand="0" w:val="0020"/>
+      </w:tblPr>
+      <w:tblGrid/>
+      <w:tr>
+        <w:tc>
+          <w:p>
+            <w:pPr>
+              <w:pStyle w:val="Compact"/>
+              <w:jc w:val="left"/>
+            </w:pPr>
+            <w:r>
+              <w:t xml:space="preserve">新文件</w:t>
+            </w:r>
+          </w:p>
+        </w:tc>
+        <w:tc>
+          <w:p>
+            <w:pPr>
+              <w:pStyle w:val="Compact"/>
+              <w:jc w:val="left"/>
+            </w:pPr>
+            <w:r>
+              <w:t xml:space="preserve">画什么</w:t>
+            </w:r>
+          </w:p>
+        </w:tc>
+      </w:tr>
+      <w:tr>
+        <w:tc>
+          <w:p>
+            <w:pPr>
+              <w:pStyle w:val="Compact"/>
+              <w:jc w:val="left"/>
+            </w:pPr>
+            <w:r>
+              <w:rPr>
+                <w:rStyle w:val="VerbatimChar"/>
+              </w:rPr>
+              <w:t xml:space="preserve">static/refs/m1/m1_scene_e.jpg</w:t>
+            </w:r>
+          </w:p>
+        </w:tc>
+        <w:tc>
+          <w:p>
+            <w:pPr>
+              <w:pStyle w:val="Compact"/>
+              <w:jc w:val="left"/>
+            </w:pPr>
+            <w:r>
+              <w:t xml:space="preserve">一个有结构的场景，照片感的写实插画，</w:t>
+            </w:r>
+            <w:r>
+              <w:rPr>
+                <w:bCs/>
+                <w:b/>
+              </w:rPr>
+              <w:t xml:space="preserve">6 到 8 个一眼能叫出名字的物体</w:t>
+            </w:r>
+            <w:r>
+              <w:t xml:space="preserve">，前中后三层清楚，白天平光，没有人、没有文字商标。题材避开已有四张（客厅、营地、书桌、公园），比如一间教室、一个厨房、一个车站。长边 ≥ 1400 px，JPG</w:t>
+            </w:r>
+          </w:p>
+        </w:tc>
+      </w:tr>
+      <w:tr>
+        <w:tc>
+          <w:p>
+            <w:pPr>
+              <w:pStyle w:val="Compact"/>
+              <w:jc w:val="left"/>
+            </w:pPr>
+            <w:r>
+              <w:rPr>
+                <w:rStyle w:val="VerbatimChar"/>
+              </w:rPr>
+              <w:t xml:space="preserve">static/refs/m2/m2_scene_e.jpg</w:t>
+            </w:r>
+          </w:p>
+        </w:tc>
+        <w:tc>
+          <w:p>
+            <w:pPr>
+              <w:pStyle w:val="Compact"/>
+              <w:jc w:val="left"/>
+            </w:pPr>
+            <w:r>
+              <w:t xml:space="preserve">桌面静物，</w:t>
+            </w:r>
+            <w:r>
+              <w:rPr>
+                <w:bCs/>
+                <w:b/>
+              </w:rPr>
+              <w:t xml:space="preserve">正好 4 个物体，正好 2 处遮挡，大小差明显，有前后纵深</w:t>
+            </w:r>
+            <w:r>
+              <w:t xml:space="preserve">。素色桌面和背景。题材避开已有四张（机器人组、茶壶组、藏宝组、积木组），比如相机 + 笔筒 + 折叠尺 + 橘子。长边 ≥ 1400 px，JPG</w:t>
+            </w:r>
+          </w:p>
+        </w:tc>
+      </w:tr>
+    </w:tbl>
+    <w:p>
+      <w:pPr>
+        <w:pStyle w:val="BodyText"/>
+      </w:pPr>
+      <w:r>
+        <w:t xml:space="preserve">M2 那条规格是写在代码里的（</w:t>
       </w:r>
       <w:r>
         <w:rPr>
           <w:rStyle w:val="VerbatimChar"/>
         </w:rPr>
-        <w:t xml:space="preserve">m4_bicycle.png</w:t>
-      </w:r>
-      <w:r>
-        <w:t xml:space="preserve">，补齐 M4_J5。试点前必须有。</w:t>
+        <w:t xml:space="preserve">spec</w:t>
+      </w:r>
+      <w:r>
+        <w:t xml:space="preserve">：4 物体 / 2 遮挡 / 有大小差 / 有纵深），四张现有图都照它拍的，</w:t>
+      </w:r>
+      <w:r>
+        <w:rPr>
+          <w:bCs/>
+          <w:b/>
+        </w:rPr>
+        <w:t xml:space="preserve">新图必须一样，不然四张平行卷不等价</w:t>
+      </w:r>
+      <w:r>
+        <w:t xml:space="preserve">。</w:t>
+      </w:r>
+    </w:p>
+    <w:p>
+      <w:r>
+        <w:pict>
+          <v:rect style="width:0;height:1.5pt" o:hralign="center" o:hrstd="t" o:hr="t"/>
+        </w:pict>
+      </w:r>
+    </w:p>
+    <w:bookmarkEnd w:id="22"/>
+    <w:bookmarkStart w:id="23" w:name="四不用改的"/>
+    <w:p>
+      <w:pPr>
+        <w:pStyle w:val="Heading2"/>
+      </w:pPr>
+      <w:r>
+        <w:t xml:space="preserve">四、不用改的</w:t>
+      </w:r>
+    </w:p>
+    <w:tbl>
+      <w:tblPr>
+        <w:tblStyle w:val="Table"/>
+        <w:tblW w:type="pct" w:w="0.0"/>
+        <w:tblLook w:firstRow="1" w:lastRow="0" w:firstColumn="0" w:lastColumn="0" w:noHBand="0" w:noVBand="0" w:val="0020"/>
+      </w:tblPr>
+      <w:tblGrid/>
+      <w:tr>
+        <w:tc>
+          <w:p>
+            <w:pPr>
+              <w:pStyle w:val="Compact"/>
+              <w:jc w:val="left"/>
+            </w:pPr>
+            <w:r>
+              <w:t xml:space="preserve">家族</w:t>
+            </w:r>
+          </w:p>
+        </w:tc>
+        <w:tc>
+          <w:p>
+            <w:pPr>
+              <w:pStyle w:val="Compact"/>
+              <w:jc w:val="left"/>
+            </w:pPr>
+            <w:r>
+              <w:t xml:space="preserve">图</w:t>
+            </w:r>
+          </w:p>
+        </w:tc>
+        <w:tc>
+          <w:p>
+            <w:pPr>
+              <w:pStyle w:val="Compact"/>
+              <w:jc w:val="left"/>
+            </w:pPr>
+            <w:r>
+              <w:t xml:space="preserve">为什么没问题</w:t>
+            </w:r>
+          </w:p>
+        </w:tc>
+      </w:tr>
+      <w:tr>
+        <w:tc>
+          <w:p>
+            <w:pPr>
+              <w:pStyle w:val="Compact"/>
+              <w:jc w:val="left"/>
+            </w:pPr>
+            <w:r>
+              <w:t xml:space="preserve">M1 博物馆修复师</w:t>
+            </w:r>
+          </w:p>
+        </w:tc>
+        <w:tc>
+          <w:p>
+            <w:pPr>
+              <w:pStyle w:val="Compact"/>
+              <w:jc w:val="left"/>
+            </w:pPr>
+            <w:r>
+              <w:t xml:space="preserve">scene_a / b / c / d</w:t>
+            </w:r>
+          </w:p>
+        </w:tc>
+        <w:tc>
+          <w:p>
+            <w:pPr>
+              <w:pStyle w:val="Compact"/>
+              <w:jc w:val="left"/>
+            </w:pPr>
+            <w:r>
+              <w:t xml:space="preserve">四道题都是「照着把这个地方画回来」，哪张图都成立，只是重复的问题（见第三节）</w:t>
+            </w:r>
+          </w:p>
+        </w:tc>
+      </w:tr>
+      <w:tr>
+        <w:tc>
+          <w:p>
+            <w:pPr>
+              <w:pStyle w:val="Compact"/>
+              <w:jc w:val="left"/>
+            </w:pPr>
+            <w:r>
+              <w:t xml:space="preserve">M2 探险家速写</w:t>
+            </w:r>
+          </w:p>
+        </w:tc>
+        <w:tc>
+          <w:p>
+            <w:pPr>
+              <w:pStyle w:val="Compact"/>
+              <w:jc w:val="left"/>
+            </w:pPr>
+            <w:r>
+              <w:t xml:space="preserve">scene_a / b / c / d</w:t>
+            </w:r>
+          </w:p>
+        </w:tc>
+        <w:tc>
+          <w:p>
+            <w:pPr>
+              <w:pStyle w:val="Compact"/>
+              <w:jc w:val="left"/>
+            </w:pPr>
+            <w:r>
+              <w:t xml:space="preserve">同上</w:t>
+            </w:r>
+          </w:p>
+        </w:tc>
+      </w:tr>
+      <w:tr>
+        <w:tc>
+          <w:p>
+            <w:pPr>
+              <w:pStyle w:val="Compact"/>
+              <w:jc w:val="left"/>
+            </w:pPr>
+            <w:r>
+              <w:t xml:space="preserve">M4 变异物体实验室</w:t>
+            </w:r>
+          </w:p>
+        </w:tc>
+        <w:tc>
+          <w:p>
+            <w:pPr>
+              <w:pStyle w:val="Compact"/>
+              <w:jc w:val="left"/>
+            </w:pPr>
+            <w:r>
+              <w:t xml:space="preserve">6 张物品图</w:t>
+            </w:r>
+          </w:p>
+        </w:tc>
+        <w:tc>
+          <w:p>
+            <w:pPr>
+              <w:pStyle w:val="Compact"/>
+              <w:jc w:val="left"/>
+            </w:pPr>
+            <w:r>
+              <w:t xml:space="preserve">题目直接点名物品，图就是那个物品，一一对应</w:t>
+            </w:r>
+          </w:p>
+        </w:tc>
+      </w:tr>
+      <w:tr>
+        <w:tc>
+          <w:p>
+            <w:pPr>
+              <w:pStyle w:val="Compact"/>
+              <w:jc w:val="left"/>
+            </w:pPr>
+            <w:r>
+              <w:t xml:space="preserve">M3 失落的碎片</w:t>
+            </w:r>
+          </w:p>
+        </w:tc>
+        <w:tc>
+          <w:p>
+            <w:pPr>
+              <w:pStyle w:val="Compact"/>
+              <w:jc w:val="left"/>
+            </w:pPr>
+            <w:r>
+              <w:t xml:space="preserve">5 组碎片 A–E</w:t>
+            </w:r>
+          </w:p>
+        </w:tc>
+        <w:tc>
+          <w:p>
+            <w:pPr>
+              <w:pStyle w:val="Compact"/>
+              <w:jc w:val="left"/>
+            </w:pPr>
+            <w:r>
+              <w:t xml:space="preserve">代码里的矢量图形，不用美术画</w:t>
+            </w:r>
+          </w:p>
+        </w:tc>
+      </w:tr>
+    </w:tbl>
+    <w:p>
+      <w:pPr>
+        <w:pStyle w:val="BodyText"/>
+      </w:pPr>
+      <w:r>
+        <w:rPr>
+          <w:bCs/>
+          <w:b/>
+        </w:rPr>
+        <w:t xml:space="preserve">40 道不需要参考图</w:t>
+      </w:r>
+      <w:r>
+        <w:t xml:space="preserve">：自由创作、融合发明家、线条冒险、不可能世界、故事挑战，各 8 道。这几类给图等于给答案，空白画布是题目设计的一部分。</w:t>
+      </w:r>
+    </w:p>
+    <w:p>
+      <w:r>
+        <w:pict>
+          <v:rect style="width:0;height:1.5pt" o:hralign="center" o:hrstd="t" o:hr="t"/>
+        </w:pict>
+      </w:r>
+    </w:p>
+    <w:bookmarkEnd w:id="23"/>
+    <w:bookmarkStart w:id="24" w:name="要做的事"/>
+    <w:p>
+      <w:pPr>
+        <w:pStyle w:val="Heading2"/>
+      </w:pPr>
+      <w:r>
+        <w:t xml:space="preserve">要做的事</w:t>
       </w:r>
     </w:p>
     <w:p>
       <w:pPr>
         <w:numPr>
           <w:ilvl w:val="0"/>
-          <w:numId w:val="1003"/>
+          <w:numId w:val="1001"/>
         </w:numPr>
         <w:pStyle w:val="Compact"/>
       </w:pPr>
       <w:r>
-        <w:t xml:space="preserve">决定 M1 / M2 要不要各补一张新场景图。要的话排进美术清单。</w:t>
+        <w:rPr>
+          <w:bCs/>
+          <w:b/>
+        </w:rPr>
+        <w:t xml:space="preserve">画</w:t>
+      </w:r>
+      <w:r>
+        <w:rPr>
+          <w:bCs/>
+          <w:b/>
+        </w:rPr>
+        <w:t xml:space="preserve"> </w:t>
+      </w:r>
+      <w:r>
+        <w:rPr>
+          <w:rStyle w:val="VerbatimChar"/>
+          <w:bCs/>
+          <w:b/>
+        </w:rPr>
+        <w:t xml:space="preserve">m4_bicycle.png</w:t>
+      </w:r>
+      <w:r>
+        <w:t xml:space="preserve"> </w:t>
+      </w:r>
+      <w:r>
+        <w:t xml:space="preserve">— 试点前必须有。</w:t>
+      </w:r>
+    </w:p>
+    <w:p>
+      <w:pPr>
+        <w:numPr>
+          <w:ilvl w:val="0"/>
+          <w:numId w:val="1001"/>
+        </w:numPr>
+        <w:pStyle w:val="Compact"/>
+      </w:pPr>
+      <w:r>
+        <w:rPr>
+          <w:bCs/>
+          <w:b/>
+        </w:rPr>
+        <w:t xml:space="preserve">M6 三道换配对</w:t>
+      </w:r>
+      <w:r>
+        <w:t xml:space="preserve"> </w:t>
+      </w:r>
+      <w:r>
+        <w:t xml:space="preserve">— 不用画图，改一行代码。等您点头。</w:t>
+      </w:r>
+    </w:p>
+    <w:p>
+      <w:pPr>
+        <w:numPr>
+          <w:ilvl w:val="0"/>
+          <w:numId w:val="1001"/>
+        </w:numPr>
+        <w:pStyle w:val="Compact"/>
+      </w:pPr>
+      <w:r>
+        <w:rPr>
+          <w:bCs/>
+          <w:b/>
+        </w:rPr>
+        <w:t xml:space="preserve">画</w:t>
+      </w:r>
+      <w:r>
+        <w:rPr>
+          <w:bCs/>
+          <w:b/>
+        </w:rPr>
+        <w:t xml:space="preserve"> </w:t>
+      </w:r>
+      <w:r>
+        <w:rPr>
+          <w:rStyle w:val="VerbatimChar"/>
+          <w:bCs/>
+          <w:b/>
+        </w:rPr>
+        <w:t xml:space="preserve">m1_scene_e.jpg</w:t>
+      </w:r>
+      <w:r>
+        <w:rPr>
+          <w:bCs/>
+          <w:b/>
+        </w:rPr>
+        <w:t xml:space="preserve"> </w:t>
+      </w:r>
+      <w:r>
+        <w:rPr>
+          <w:bCs/>
+          <w:b/>
+        </w:rPr>
+        <w:t xml:space="preserve">和</w:t>
+      </w:r>
+      <w:r>
+        <w:rPr>
+          <w:bCs/>
+          <w:b/>
+        </w:rPr>
+        <w:t xml:space="preserve"> </w:t>
+      </w:r>
+      <w:r>
+        <w:rPr>
+          <w:rStyle w:val="VerbatimChar"/>
+          <w:bCs/>
+          <w:b/>
+        </w:rPr>
+        <w:t xml:space="preserve">m2_scene_e.jpg</w:t>
+      </w:r>
+      <w:r>
+        <w:t xml:space="preserve"> </w:t>
+      </w:r>
+      <w:r>
+        <w:t xml:space="preserve">— 消掉重复，可以排在试点之后。</w:t>
+      </w:r>
+    </w:p>
+    <w:p>
+      <w:pPr>
+        <w:numPr>
+          <w:ilvl w:val="0"/>
+          <w:numId w:val="1001"/>
+        </w:numPr>
+        <w:pStyle w:val="Compact"/>
+      </w:pPr>
+      <w:r>
+        <w:t xml:space="preserve">下一轮如果重画 M6，照「中性、平光、低饱和」的原要求画。</w:t>
       </w:r>
     </w:p>
     <w:bookmarkEnd w:id="24"/>
@@ -991,84 +1561,8 @@
       </w:pPr>
     </w:lvl>
   </w:abstractNum>
-  <w:abstractNum w:abstractNumId="991">
+  <w:abstractNum w:abstractNumId="99411">
     <w:nsid w:val="ea454b4c"/>
-    <w:multiLevelType w:val="multilevel"/>
-    <w:lvl w:ilvl="0">
-      <w:numFmt w:val="bullet"/>
-      <w:lvlText w:val="•"/>
-      <w:lvlJc w:val="left"/>
-      <w:pPr>
-        <w:ind w:left="720" w:hanging="480"/>
-      </w:pPr>
-    </w:lvl>
-    <w:lvl w:ilvl="1">
-      <w:numFmt w:val="bullet"/>
-      <w:lvlText w:val="–"/>
-      <w:lvlJc w:val="left"/>
-      <w:pPr>
-        <w:ind w:left="1440" w:hanging="480"/>
-      </w:pPr>
-    </w:lvl>
-    <w:lvl w:ilvl="2">
-      <w:numFmt w:val="bullet"/>
-      <w:lvlText w:val="•"/>
-      <w:lvlJc w:val="left"/>
-      <w:pPr>
-        <w:ind w:left="2160" w:hanging="480"/>
-      </w:pPr>
-    </w:lvl>
-    <w:lvl w:ilvl="3">
-      <w:numFmt w:val="bullet"/>
-      <w:lvlText w:val="–"/>
-      <w:lvlJc w:val="left"/>
-      <w:pPr>
-        <w:ind w:left="2880" w:hanging="480"/>
-      </w:pPr>
-    </w:lvl>
-    <w:lvl w:ilvl="4">
-      <w:numFmt w:val="bullet"/>
-      <w:lvlText w:val="•"/>
-      <w:lvlJc w:val="left"/>
-      <w:pPr>
-        <w:ind w:left="3600" w:hanging="480"/>
-      </w:pPr>
-    </w:lvl>
-    <w:lvl w:ilvl="5">
-      <w:numFmt w:val="bullet"/>
-      <w:lvlText w:val="–"/>
-      <w:lvlJc w:val="left"/>
-      <w:pPr>
-        <w:ind w:left="4320" w:hanging="480"/>
-      </w:pPr>
-    </w:lvl>
-    <w:lvl w:ilvl="6">
-      <w:numFmt w:val="bullet"/>
-      <w:lvlText w:val="•"/>
-      <w:lvlJc w:val="left"/>
-      <w:pPr>
-        <w:ind w:left="5040" w:hanging="480"/>
-      </w:pPr>
-    </w:lvl>
-    <w:lvl w:ilvl="7">
-      <w:numFmt w:val="bullet"/>
-      <w:lvlText w:val="–"/>
-      <w:lvlJc w:val="left"/>
-      <w:pPr>
-        <w:ind w:left="5760" w:hanging="480"/>
-      </w:pPr>
-    </w:lvl>
-    <w:lvl w:ilvl="8">
-      <w:numFmt w:val="bullet"/>
-      <w:lvlText w:val="•"/>
-      <w:lvlJc w:val="left"/>
-      <w:pPr>
-        <w:ind w:left="6480" w:hanging="480"/>
-      </w:pPr>
-    </w:lvl>
-  </w:abstractNum>
-  <w:abstractNum w:abstractNumId="99411">
-    <w:nsid w:val="71315dca"/>
     <w:multiLevelType w:val="multilevel"/>
     <w:lvl w:ilvl="0">
       <w:start w:val="1"/>
@@ -1156,12 +1650,6 @@
     <w:abstractNumId w:val="990"/>
   </w:num>
   <w:num w:numId="1001">
-    <w:abstractNumId w:val="991"/>
-  </w:num>
-  <w:num w:numId="1002">
-    <w:abstractNumId w:val="991"/>
-  </w:num>
-  <w:num w:numId="1003">
     <w:abstractNumId w:val="99411"/>
     <w:lvlOverride w:ilvl="0">
       <w:startOverride w:val="1"/>

--- a/docs/缺参考图清单.docx
+++ b/docs/缺参考图清单.docx
@@ -2,13 +2,13 @@
 <file path=word/document.xml><?xml version="1.0" encoding="utf-8"?>
 <w:document xmlns:w="http://schemas.openxmlformats.org/wordprocessingml/2006/main" xmlns:m="http://schemas.openxmlformats.org/officeDocument/2006/math" xmlns:r="http://schemas.openxmlformats.org/officeDocument/2006/relationships" xmlns:o="urn:schemas-microsoft-com:office:office" xmlns:v="urn:schemas-microsoft-com:vml" xmlns:w10="urn:schemas-microsoft-com:office:word" xmlns:a="http://schemas.openxmlformats.org/drawingml/2006/main" xmlns:pic="http://schemas.openxmlformats.org/drawingml/2006/picture" xmlns:wp="http://schemas.openxmlformats.org/drawingml/2006/wordprocessingDrawing">
   <w:body>
-    <w:bookmarkStart w:id="25" w:name="参考图对不上的地方--任务库-v22"/>
+    <w:bookmarkStart w:id="26" w:name="参考图缺口--任务库-v22"/>
     <w:p>
       <w:pPr>
         <w:pStyle w:val="Heading1"/>
       </w:pPr>
       <w:r>
-        <w:t xml:space="preserve">参考图对不上的地方 · 任务库 v2.2</w:t>
+        <w:t xml:space="preserve">参考图缺口 · 任务库 v2.2</w:t>
       </w:r>
     </w:p>
     <w:p>
@@ -20,41 +20,49 @@
           <w:bCs/>
           <w:b/>
         </w:rPr>
-        <w:t xml:space="preserve">2026-10-02 · 80 道题，32 道要参考图。</w:t>
+        <w:t xml:space="preserve">2026-10-02。</w:t>
+      </w:r>
+      <w:r>
+        <w:t xml:space="preserve"> </w:t>
+      </w:r>
+      <w:r>
+        <w:t xml:space="preserve">格式和</w:t>
+      </w:r>
+      <w:r>
+        <w:t xml:space="preserve"> </w:t>
+      </w:r>
+      <w:r>
+        <w:rPr>
+          <w:rStyle w:val="VerbatimChar"/>
+        </w:rPr>
+        <w:t xml:space="preserve">docs/ART_LIST.md</w:t>
+      </w:r>
+      <w:r>
+        <w:t xml:space="preserve"> </w:t>
+      </w:r>
+      <w:r>
+        <w:t xml:space="preserve">第 1 节一样，编号可以直接拿来指。</w:t>
+      </w:r>
+    </w:p>
+    <w:bookmarkStart w:id="20" w:name="先回答差几张"/>
+    <w:p>
+      <w:pPr>
+        <w:pStyle w:val="Heading2"/>
+      </w:pPr>
+      <w:r>
+        <w:t xml:space="preserve">先回答「差几张」</w:t>
       </w:r>
     </w:p>
     <w:p>
       <w:pPr>
-        <w:pStyle w:val="BodyText"/>
+        <w:pStyle w:val="FirstParagraph"/>
       </w:pPr>
-      <w:r>
-        <w:t xml:space="preserve">19 张图是照 v1 的题画的。v2.2 换了题面，</w:t>
-      </w:r>
       <w:r>
         <w:rPr>
           <w:bCs/>
           <w:b/>
         </w:rPr>
-        <w:t xml:space="preserve">图没跟着换</w:t>
-      </w:r>
-      <w:r>
-        <w:t xml:space="preserve">，所以问题不只是「少一张」。下面分三类，按轻重排。</w:t>
-      </w:r>
-    </w:p>
-    <w:p>
-      <w:r>
-        <w:pict>
-          <v:rect style="width:0;height:1.5pt" o:hralign="center" o:hrstd="t" o:hr="t"/>
-        </w:pict>
-      </w:r>
-    </w:p>
-    <w:bookmarkStart w:id="20" w:name="一缺文件1-张-️-试点前必须补"/>
-    <w:p>
-      <w:pPr>
-        <w:pStyle w:val="Heading2"/>
-      </w:pPr>
-      <w:r>
-        <w:t xml:space="preserve">一、缺文件：1 张 ⚠️ 试点前必须补</w:t>
+        <w:t xml:space="preserve">差 3 张，不是 18 张。</w:t>
       </w:r>
     </w:p>
     <w:tbl>
@@ -66,73 +74,265 @@
       <w:tblGrid/>
       <w:tr>
         <w:tc>
-          <w:p>
-            <w:pPr>
-              <w:pStyle w:val="Compact"/>
-              <w:jc w:val="left"/>
-            </w:pPr>
-            <w:r>
-              <w:t xml:space="preserve">文件</w:t>
-            </w:r>
-          </w:p>
-        </w:tc>
-        <w:tc>
-          <w:p>
-            <w:pPr>
-              <w:pStyle w:val="Compact"/>
-              <w:jc w:val="left"/>
-            </w:pPr>
-            <w:r>
-              <w:t xml:space="preserve">用在</w:t>
-            </w:r>
-          </w:p>
-        </w:tc>
-        <w:tc>
-          <w:p>
-            <w:pPr>
-              <w:pStyle w:val="Compact"/>
-              <w:jc w:val="left"/>
-            </w:pPr>
-            <w:r>
-              <w:t xml:space="preserve">画什么</w:t>
-            </w:r>
-          </w:p>
-        </w:tc>
-      </w:tr>
-      <w:tr>
-        <w:tc>
-          <w:p>
-            <w:pPr>
-              <w:pStyle w:val="Compact"/>
-              <w:jc w:val="left"/>
-            </w:pPr>
-            <w:r>
-              <w:rPr>
-                <w:rStyle w:val="VerbatimChar"/>
-              </w:rPr>
-              <w:t xml:space="preserve">static/refs/m4/m4_bicycle.png</w:t>
-            </w:r>
-          </w:p>
-        </w:tc>
-        <w:tc>
-          <w:p>
-            <w:pPr>
-              <w:pStyle w:val="Compact"/>
-              <w:jc w:val="left"/>
-            </w:pPr>
-            <w:r>
-              <w:t xml:space="preserve">M4_J5 初中「自行车机甲」</w:t>
-            </w:r>
-          </w:p>
-        </w:tc>
-        <w:tc>
-          <w:p>
-            <w:pPr>
-              <w:pStyle w:val="Compact"/>
-              <w:jc w:val="left"/>
-            </w:pPr>
-            <w:r>
-              <w:t xml:space="preserve">一辆普通自行车，纯白底，四分之三侧视，整车不出框，占画面高约 70%，车架、链条、两轮、车把、脚踏都看得清</w:t>
+          <w:p/>
+        </w:tc>
+        <w:tc>
+          <w:p>
+            <w:pPr>
+              <w:pStyle w:val="Compact"/>
+              <w:jc w:val="left"/>
+            </w:pPr>
+            <w:r>
+              <w:t xml:space="preserve">数</w:t>
+            </w:r>
+          </w:p>
+        </w:tc>
+      </w:tr>
+      <w:tr>
+        <w:tc>
+          <w:p>
+            <w:pPr>
+              <w:pStyle w:val="Compact"/>
+              <w:jc w:val="left"/>
+            </w:pPr>
+            <w:r>
+              <w:t xml:space="preserve">v2.2 全部题目</w:t>
+            </w:r>
+          </w:p>
+        </w:tc>
+        <w:tc>
+          <w:p>
+            <w:pPr>
+              <w:pStyle w:val="Compact"/>
+              <w:jc w:val="left"/>
+            </w:pPr>
+            <w:r>
+              <w:t xml:space="preserve">80 道</w:t>
+            </w:r>
+          </w:p>
+        </w:tc>
+      </w:tr>
+      <w:tr>
+        <w:tc>
+          <w:p>
+            <w:pPr>
+              <w:pStyle w:val="Compact"/>
+              <w:jc w:val="left"/>
+            </w:pPr>
+            <w:r>
+              <w:t xml:space="preserve">要参考图的</w:t>
+            </w:r>
+          </w:p>
+        </w:tc>
+        <w:tc>
+          <w:p>
+            <w:pPr>
+              <w:pStyle w:val="Compact"/>
+              <w:jc w:val="left"/>
+            </w:pPr>
+            <w:r>
+              <w:t xml:space="preserve">32 道</w:t>
+            </w:r>
+          </w:p>
+        </w:tc>
+      </w:tr>
+      <w:tr>
+        <w:tc>
+          <w:p>
+            <w:pPr>
+              <w:pStyle w:val="Compact"/>
+              <w:jc w:val="left"/>
+            </w:pPr>
+            <w:r>
+              <w:t xml:space="preserve">不要参考图的</w:t>
+            </w:r>
+          </w:p>
+        </w:tc>
+        <w:tc>
+          <w:p>
+            <w:pPr>
+              <w:pStyle w:val="Compact"/>
+              <w:jc w:val="left"/>
+            </w:pPr>
+            <w:r>
+              <w:t xml:space="preserve">48 道（自由创作、融合发明家、线条冒险、不可能世界、故事挑战各 8 道；失落的碎片那 8 道用程序画的矢量碎片）</w:t>
+            </w:r>
+          </w:p>
+        </w:tc>
+      </w:tr>
+      <w:tr>
+        <w:tc>
+          <w:p>
+            <w:pPr>
+              <w:pStyle w:val="Compact"/>
+              <w:jc w:val="left"/>
+            </w:pPr>
+            <w:r>
+              <w:t xml:space="preserve">这 32 道指向几张图</w:t>
+            </w:r>
+          </w:p>
+        </w:tc>
+        <w:tc>
+          <w:p>
+            <w:pPr>
+              <w:pStyle w:val="Compact"/>
+              <w:jc w:val="left"/>
+            </w:pPr>
+            <w:r>
+              <w:t xml:space="preserve">20 张</w:t>
+            </w:r>
+          </w:p>
+        </w:tc>
+      </w:tr>
+      <w:tr>
+        <w:tc>
+          <w:p>
+            <w:pPr>
+              <w:pStyle w:val="Compact"/>
+              <w:jc w:val="left"/>
+            </w:pPr>
+            <w:r>
+              <w:t xml:space="preserve">已经画好在仓库里</w:t>
+            </w:r>
+          </w:p>
+        </w:tc>
+        <w:tc>
+          <w:p>
+            <w:pPr>
+              <w:pStyle w:val="Compact"/>
+              <w:jc w:val="left"/>
+            </w:pPr>
+            <w:r>
+              <w:t xml:space="preserve">19 张</w:t>
+            </w:r>
+          </w:p>
+        </w:tc>
+      </w:tr>
+      <w:tr>
+        <w:tc>
+          <w:p>
+            <w:pPr>
+              <w:pStyle w:val="Compact"/>
+              <w:jc w:val="left"/>
+            </w:pPr>
+            <w:r>
+              <w:rPr>
+                <w:bCs/>
+                <w:b/>
+              </w:rPr>
+              <w:t xml:space="preserve">还没画</w:t>
+            </w:r>
+          </w:p>
+        </w:tc>
+        <w:tc>
+          <w:p>
+            <w:pPr>
+              <w:pStyle w:val="Compact"/>
+              <w:jc w:val="left"/>
+            </w:pPr>
+            <w:r>
+              <w:rPr>
+                <w:bCs/>
+                <w:b/>
+              </w:rPr>
+              <w:t xml:space="preserve">1 张</w:t>
+            </w:r>
+            <w:r>
+              <w:t xml:space="preserve">（</w:t>
+            </w:r>
+            <w:r>
+              <w:rPr>
+                <w:rStyle w:val="VerbatimChar"/>
+              </w:rPr>
+              <w:t xml:space="preserve">m4_bicycle</w:t>
+            </w:r>
+            <w:r>
+              <w:t xml:space="preserve">）</w:t>
+            </w:r>
+          </w:p>
+        </w:tc>
+      </w:tr>
+      <w:tr>
+        <w:tc>
+          <w:p>
+            <w:pPr>
+              <w:pStyle w:val="Compact"/>
+              <w:jc w:val="left"/>
+            </w:pPr>
+            <w:r>
+              <w:rPr>
+                <w:bCs/>
+                <w:b/>
+              </w:rPr>
+              <w:t xml:space="preserve">建议补画</w:t>
+            </w:r>
+          </w:p>
+        </w:tc>
+        <w:tc>
+          <w:p>
+            <w:pPr>
+              <w:pStyle w:val="Compact"/>
+              <w:jc w:val="left"/>
+            </w:pPr>
+            <w:r>
+              <w:rPr>
+                <w:bCs/>
+                <w:b/>
+              </w:rPr>
+              <w:t xml:space="preserve">2 张</w:t>
+            </w:r>
+            <w:r>
+              <w:t xml:space="preserve">（</w:t>
+            </w:r>
+            <w:r>
+              <w:rPr>
+                <w:rStyle w:val="VerbatimChar"/>
+              </w:rPr>
+              <w:t xml:space="preserve">m1_scene_e</w:t>
+            </w:r>
+            <w:r>
+              <w:t xml:space="preserve">、</w:t>
+            </w:r>
+            <w:r>
+              <w:rPr>
+                <w:rStyle w:val="VerbatimChar"/>
+              </w:rPr>
+              <w:t xml:space="preserve">m2_scene_e</w:t>
+            </w:r>
+            <w:r>
+              <w:t xml:space="preserve">，消掉同一版里的重复）</w:t>
+            </w:r>
+          </w:p>
+        </w:tc>
+      </w:tr>
+      <w:tr>
+        <w:tc>
+          <w:p>
+            <w:pPr>
+              <w:pStyle w:val="Compact"/>
+              <w:jc w:val="left"/>
+            </w:pPr>
+            <w:r>
+              <w:rPr>
+                <w:bCs/>
+                <w:b/>
+              </w:rPr>
+              <w:t xml:space="preserve">合计要画</w:t>
+            </w:r>
+          </w:p>
+        </w:tc>
+        <w:tc>
+          <w:p>
+            <w:pPr>
+              <w:pStyle w:val="Compact"/>
+              <w:jc w:val="left"/>
+            </w:pPr>
+            <w:r>
+              <w:rPr>
+                <w:bCs/>
+                <w:b/>
+              </w:rPr>
+              <w:t xml:space="preserve">3 张</w:t>
             </w:r>
           </w:p>
         </w:tc>
@@ -143,7 +343,46 @@
         <w:pStyle w:val="BodyText"/>
       </w:pPr>
       <w:r>
-        <w:t xml:space="preserve">同目录已有雨伞、鞋子、背包、椅子、茶壶、时钟六张，照同一风格画。这张是「点开才看」的，缺了不白屏，但孩子点开是空的。</w:t>
+        <w:t xml:space="preserve">「差 18 张」应该是把题目数当成了图数。一张图可以给几道题用：小学和初中各看 5 道，两版之间可以共用同一张图，因为没有一个孩子两版都做。所以每个家族要 5 张，不是 10 张。</w:t>
+      </w:r>
+    </w:p>
+    <w:p>
+      <w:pPr>
+        <w:pStyle w:val="BodyText"/>
+      </w:pPr>
+      <w:r>
+        <w:t xml:space="preserve">如果改成</w:t>
+      </w:r>
+      <w:r>
+        <w:rPr>
+          <w:bCs/>
+          <w:b/>
+        </w:rPr>
+        <w:t xml:space="preserve">一道题一张图、彻底不共用</w:t>
+      </w:r>
+      <w:r>
+        <w:t xml:space="preserve">，那就要画 12 张（博物馆修复师 4、探险家速写 4、情绪世界 3、变异物体 1）。但现在没必要：平行卷本来就是同一规格换题材，跨版共用不影响测量。</w:t>
+      </w:r>
+    </w:p>
+    <w:p>
+      <w:pPr>
+        <w:pStyle w:val="BodyText"/>
+      </w:pPr>
+      <w:r>
+        <w:t xml:space="preserve">另外有</w:t>
+      </w:r>
+      <w:r>
+        <w:t xml:space="preserve"> </w:t>
+      </w:r>
+      <w:r>
+        <w:rPr>
+          <w:bCs/>
+          <w:b/>
+        </w:rPr>
+        <w:t xml:space="preserve">3 道题的图配错了</w:t>
+      </w:r>
+      <w:r>
+        <w:t xml:space="preserve">，不用画新图，换个配对就行（见第 3 节）。</w:t>
       </w:r>
     </w:p>
     <w:p>
@@ -154,13 +393,13 @@
       </w:r>
     </w:p>
     <w:bookmarkEnd w:id="20"/>
-    <w:bookmarkStart w:id="21" w:name="二图和题对不上m6-情绪世界-3-道-️-要么换图要么换配对"/>
+    <w:bookmarkStart w:id="21" w:name="X578ebcc15d4f9aa371aeca47a34afcce7a95c8d"/>
     <w:p>
       <w:pPr>
         <w:pStyle w:val="Heading2"/>
       </w:pPr>
       <w:r>
-        <w:t xml:space="preserve">二、图和题对不上：M6 情绪世界 3 道 ⚠️ 要么换图，要么换配对</w:t>
+        <w:t xml:space="preserve">1. 还没画的 · 3 张</w:t>
       </w:r>
     </w:p>
     <w:p>
@@ -168,17 +407,32 @@
         <w:pStyle w:val="FirstParagraph"/>
       </w:pPr>
       <w:r>
-        <w:t xml:space="preserve">M6 的五张图当初是一张图配一道题画的，每张都有专门的构图要求。v2.2 重排了配对，</w:t>
+        <w:t xml:space="preserve">尺寸和格式照</w:t>
+      </w:r>
+      <w:r>
+        <w:t xml:space="preserve"> </w:t>
+      </w:r>
+      <w:r>
+        <w:rPr>
+          <w:rStyle w:val="VerbatimChar"/>
+        </w:rPr>
+        <w:t xml:space="preserve">ART_LIST.md</w:t>
+      </w:r>
+      <w:r>
+        <w:t xml:space="preserve"> </w:t>
+      </w:r>
+      <w:r>
+        <w:t xml:space="preserve">第 1 节的通用要求：</w:t>
       </w:r>
       <w:r>
         <w:rPr>
           <w:bCs/>
           <w:b/>
         </w:rPr>
-        <w:t xml:space="preserve">有专门要求的三张被换到了用不上那个要求的题上</w:t>
-      </w:r>
-      <w:r>
-        <w:t xml:space="preserve">。</w:t>
+        <w:t xml:space="preserve">2048 × 1408</w:t>
+      </w:r>
+      <w:r>
+        <w:t xml:space="preserve">，场景 JPG（质量 85 以上），物体 PNG 纯白底，重要内容放在中间 60% 高度里。</w:t>
       </w:r>
     </w:p>
     <w:tbl>
@@ -196,219 +450,327 @@
               <w:jc w:val="left"/>
             </w:pPr>
             <w:r>
-              <w:t xml:space="preserve">图</w:t>
-            </w:r>
-          </w:p>
-        </w:tc>
-        <w:tc>
-          <w:p>
-            <w:pPr>
-              <w:pStyle w:val="Compact"/>
-              <w:jc w:val="left"/>
-            </w:pPr>
-            <w:r>
-              <w:t xml:space="preserve">当初为哪道题画的，构图要求</w:t>
-            </w:r>
-          </w:p>
-        </w:tc>
-        <w:tc>
-          <w:p>
-            <w:pPr>
-              <w:pStyle w:val="Compact"/>
-              <w:jc w:val="left"/>
-            </w:pPr>
-            <w:r>
-              <w:t xml:space="preserve">v2.2 现在配给谁</w:t>
-            </w:r>
-          </w:p>
-        </w:tc>
-        <w:tc>
-          <w:p>
-            <w:pPr>
-              <w:pStyle w:val="Compact"/>
-              <w:jc w:val="left"/>
-            </w:pPr>
-            <w:r>
-              <w:t xml:space="preserve">问题</w:t>
-            </w:r>
-          </w:p>
-        </w:tc>
-      </w:tr>
-      <w:tr>
-        <w:tc>
-          <w:p>
-            <w:pPr>
-              <w:pStyle w:val="Compact"/>
-              <w:jc w:val="left"/>
-            </w:pPr>
-            <w:r>
-              <w:rPr>
-                <w:rStyle w:val="VerbatimChar"/>
-              </w:rPr>
-              <w:t xml:space="preserve">m6_scene_b</w:t>
-            </w:r>
-            <w:r>
-              <w:t xml:space="preserve"> </w:t>
-            </w:r>
-            <w:r>
-              <w:t xml:space="preserve">海滩</w:t>
-            </w:r>
-          </w:p>
-        </w:tc>
-        <w:tc>
-          <w:p>
-            <w:pPr>
-              <w:pStyle w:val="Compact"/>
-              <w:jc w:val="left"/>
-            </w:pPr>
-            <w:r>
-              <w:t xml:space="preserve">暴风雨将至。要求</w:t>
+              <w:t xml:space="preserve">编号</w:t>
+            </w:r>
+          </w:p>
+        </w:tc>
+        <w:tc>
+          <w:p>
+            <w:pPr>
+              <w:pStyle w:val="Compact"/>
+              <w:jc w:val="left"/>
+            </w:pPr>
+            <w:r>
+              <w:t xml:space="preserve">id</w:t>
+            </w:r>
+          </w:p>
+        </w:tc>
+        <w:tc>
+          <w:p>
+            <w:pPr>
+              <w:pStyle w:val="Compact"/>
+              <w:jc w:val="left"/>
+            </w:pPr>
+            <w:r>
+              <w:t xml:space="preserve">文件</w:t>
+            </w:r>
+          </w:p>
+        </w:tc>
+        <w:tc>
+          <w:p>
+            <w:pPr>
+              <w:pStyle w:val="Compact"/>
+              <w:jc w:val="left"/>
+            </w:pPr>
+            <w:r>
+              <w:t xml:space="preserve">给哪几道题</w:t>
+            </w:r>
+          </w:p>
+        </w:tc>
+        <w:tc>
+          <w:p>
+            <w:pPr>
+              <w:pStyle w:val="Compact"/>
+              <w:jc w:val="left"/>
+            </w:pPr>
+            <w:r>
+              <w:t xml:space="preserve">这张图要有什么</w:t>
+            </w:r>
+          </w:p>
+        </w:tc>
+        <w:tc>
+          <w:p>
+            <w:pPr>
+              <w:pStyle w:val="Compact"/>
+              <w:jc w:val="left"/>
+            </w:pPr>
+            <w:r>
+              <w:t xml:space="preserve">轻重</w:t>
+            </w:r>
+          </w:p>
+        </w:tc>
+      </w:tr>
+      <w:tr>
+        <w:tc>
+          <w:p>
+            <w:pPr>
+              <w:pStyle w:val="Compact"/>
+              <w:jc w:val="left"/>
+            </w:pPr>
+            <w:r>
+              <w:t xml:space="preserve">1.1</w:t>
+            </w:r>
+          </w:p>
+        </w:tc>
+        <w:tc>
+          <w:p>
+            <w:pPr>
+              <w:pStyle w:val="Compact"/>
+              <w:jc w:val="left"/>
+            </w:pPr>
+            <w:r>
+              <w:rPr>
+                <w:rStyle w:val="VerbatimChar"/>
+              </w:rPr>
+              <w:t xml:space="preserve">m4_bicycle</w:t>
+            </w:r>
+          </w:p>
+        </w:tc>
+        <w:tc>
+          <w:p>
+            <w:pPr>
+              <w:pStyle w:val="Compact"/>
+              <w:jc w:val="left"/>
+            </w:pPr>
+            <w:r>
+              <w:rPr>
+                <w:rStyle w:val="VerbatimChar"/>
+              </w:rPr>
+              <w:t xml:space="preserve">static/refs/m4/m4_bicycle.png</w:t>
+            </w:r>
+          </w:p>
+        </w:tc>
+        <w:tc>
+          <w:p>
+            <w:pPr>
+              <w:pStyle w:val="Compact"/>
+              <w:jc w:val="left"/>
+            </w:pPr>
+            <w:r>
+              <w:t xml:space="preserve">M4_J5 初中「自行车机甲」</w:t>
+            </w:r>
+          </w:p>
+        </w:tc>
+        <w:tc>
+          <w:p>
+            <w:pPr>
+              <w:pStyle w:val="Compact"/>
+              <w:jc w:val="left"/>
+            </w:pPr>
+            <w:r>
+              <w:t xml:space="preserve">一辆普通自行车，</w:t>
             </w:r>
             <w:r>
               <w:rPr>
                 <w:bCs/>
                 <w:b/>
               </w:rPr>
-              <w:t xml:space="preserve">天空占一半以上</w:t>
-            </w:r>
-          </w:p>
-        </w:tc>
-        <w:tc>
-          <w:p>
-            <w:pPr>
-              <w:pStyle w:val="Compact"/>
-              <w:jc w:val="left"/>
-            </w:pPr>
-            <w:r>
-              <w:t xml:space="preserve">小学「变得冷冷的」、初中「神秘」</w:t>
-            </w:r>
-          </w:p>
-        </w:tc>
-        <w:tc>
-          <w:p>
-            <w:pPr>
-              <w:pStyle w:val="Compact"/>
-              <w:jc w:val="left"/>
-            </w:pPr>
-            <w:r>
-              <w:t xml:space="preserve">大天空用不上了；而且这张是五张里最蓝最亮最饱和的（饱和度 0.49），要把它改冷、改神秘，等于跟原图对着干</w:t>
-            </w:r>
-          </w:p>
-        </w:tc>
-      </w:tr>
-      <w:tr>
-        <w:tc>
-          <w:p>
-            <w:pPr>
-              <w:pStyle w:val="Compact"/>
-              <w:jc w:val="left"/>
-            </w:pPr>
-            <w:r>
-              <w:rPr>
-                <w:rStyle w:val="VerbatimChar"/>
-              </w:rPr>
-              <w:t xml:space="preserve">m6_scene_c</w:t>
+              <w:t xml:space="preserve">纯白底</w:t>
+            </w:r>
+            <w:r>
+              <w:t xml:space="preserve">，四分之三侧视，整车不出框，占画面高约 70%。车架、链条、两个轮子、车把、脚踏都要看得清 —— 孩子要把这些当成机甲的关节</w:t>
+            </w:r>
+          </w:p>
+        </w:tc>
+        <w:tc>
+          <w:p>
+            <w:pPr>
+              <w:pStyle w:val="Compact"/>
+              <w:jc w:val="left"/>
+            </w:pPr>
+            <w:r>
+              <w:t xml:space="preserve">⚠️</w:t>
             </w:r>
             <w:r>
               <w:t xml:space="preserve"> </w:t>
-            </w:r>
-            <w:r>
-              <w:t xml:space="preserve">小河</w:t>
-            </w:r>
-          </w:p>
-        </w:tc>
-        <w:tc>
-          <w:p>
-            <w:pPr>
-              <w:pStyle w:val="Compact"/>
-              <w:jc w:val="left"/>
-            </w:pPr>
-            <w:r>
-              <w:t xml:space="preserve">两个世界。要求</w:t>
             </w:r>
             <w:r>
               <w:rPr>
                 <w:bCs/>
                 <w:b/>
               </w:rPr>
-              <w:t xml:space="preserve">左右对称、中间一条自然分界线</w:t>
-            </w:r>
-          </w:p>
-        </w:tc>
-        <w:tc>
-          <w:p>
-            <w:pPr>
-              <w:pStyle w:val="Compact"/>
-              <w:jc w:val="left"/>
-            </w:pPr>
-            <w:r>
-              <w:t xml:space="preserve">小学「变得热闹」、初中「暴风雨前」</w:t>
-            </w:r>
-          </w:p>
-        </w:tc>
-        <w:tc>
-          <w:p>
-            <w:pPr>
-              <w:pStyle w:val="Compact"/>
-              <w:jc w:val="left"/>
-            </w:pPr>
-            <w:r>
-              <w:t xml:space="preserve">中间那条河正是「两个世界」要的分界线，现在没人用；而「暴风雨前」拿到的这张天空只占三成多</w:t>
-            </w:r>
-          </w:p>
-        </w:tc>
-      </w:tr>
-      <w:tr>
-        <w:tc>
-          <w:p>
-            <w:pPr>
-              <w:pStyle w:val="Compact"/>
-              <w:jc w:val="left"/>
-            </w:pPr>
-            <w:r>
-              <w:rPr>
-                <w:rStyle w:val="VerbatimChar"/>
-              </w:rPr>
-              <w:t xml:space="preserve">m6_scene_e</w:t>
-            </w:r>
-            <w:r>
-              <w:t xml:space="preserve"> </w:t>
-            </w:r>
-            <w:r>
-              <w:t xml:space="preserve">街道</w:t>
-            </w:r>
-          </w:p>
-        </w:tc>
-        <w:tc>
-          <w:p>
-            <w:pPr>
-              <w:pStyle w:val="Compact"/>
-              <w:jc w:val="left"/>
-            </w:pPr>
-            <w:r>
-              <w:t xml:space="preserve">时光机（午夜 / 日出 / 另一个星球 / 一百年后）。要求元素多</w:t>
-            </w:r>
-          </w:p>
-        </w:tc>
-        <w:tc>
-          <w:p>
-            <w:pPr>
-              <w:pStyle w:val="Compact"/>
-              <w:jc w:val="left"/>
-            </w:pPr>
-            <w:r>
-              <w:t xml:space="preserve">小学「变得暖暖的」、初中「两个世界」</w:t>
-            </w:r>
-          </w:p>
-        </w:tc>
-        <w:tc>
-          <w:p>
-            <w:pPr>
-              <w:pStyle w:val="Compact"/>
-              <w:jc w:val="left"/>
-            </w:pPr>
-            <w:r>
-              <w:t xml:space="preserve">「两个世界」拿到一张没有中线的街景，左右没法分</w:t>
+              <w:t xml:space="preserve">试点前必须补</w:t>
+            </w:r>
+            <w:r>
+              <w:t xml:space="preserve">。现在孩子点「看看参考图」是空的</w:t>
+            </w:r>
+          </w:p>
+        </w:tc>
+      </w:tr>
+      <w:tr>
+        <w:tc>
+          <w:p>
+            <w:pPr>
+              <w:pStyle w:val="Compact"/>
+              <w:jc w:val="left"/>
+            </w:pPr>
+            <w:r>
+              <w:t xml:space="preserve">1.2</w:t>
+            </w:r>
+          </w:p>
+        </w:tc>
+        <w:tc>
+          <w:p>
+            <w:pPr>
+              <w:pStyle w:val="Compact"/>
+              <w:jc w:val="left"/>
+            </w:pPr>
+            <w:r>
+              <w:rPr>
+                <w:rStyle w:val="VerbatimChar"/>
+              </w:rPr>
+              <w:t xml:space="preserve">m1_scene_e</w:t>
+            </w:r>
+          </w:p>
+        </w:tc>
+        <w:tc>
+          <w:p>
+            <w:pPr>
+              <w:pStyle w:val="Compact"/>
+              <w:jc w:val="left"/>
+            </w:pPr>
+            <w:r>
+              <w:rPr>
+                <w:rStyle w:val="VerbatimChar"/>
+              </w:rPr>
+              <w:t xml:space="preserve">static/refs/m1/m1_scene_e.jpg</w:t>
+            </w:r>
+          </w:p>
+        </w:tc>
+        <w:tc>
+          <w:p>
+            <w:pPr>
+              <w:pStyle w:val="Compact"/>
+              <w:jc w:val="left"/>
+            </w:pPr>
+            <w:r>
+              <w:t xml:space="preserve">M1_E5 小学「拼图的最后一块」· M1_J5 初中「被删的画」</w:t>
+            </w:r>
+          </w:p>
+        </w:tc>
+        <w:tc>
+          <w:p>
+            <w:pPr>
+              <w:pStyle w:val="Compact"/>
+              <w:jc w:val="left"/>
+            </w:pPr>
+            <w:r>
+              <w:t xml:space="preserve">一个有结构的场景，</w:t>
+            </w:r>
+            <w:r>
+              <w:rPr>
+                <w:bCs/>
+                <w:b/>
+              </w:rPr>
+              <w:t xml:space="preserve">6 到 8 个一眼能叫出名字的物体</w:t>
+            </w:r>
+            <w:r>
+              <w:t xml:space="preserve">，前中后三层清楚，白天平光，没有人、没有文字商标。复杂度和另外四张对齐（物体数、遮挡数、大小差异）。题材避开已有的客厅 / 营地 / 书桌 / 公园，比如一间教室、一个厨房、一个车站</w:t>
+            </w:r>
+          </w:p>
+        </w:tc>
+        <w:tc>
+          <w:p>
+            <w:pPr>
+              <w:pStyle w:val="Compact"/>
+              <w:jc w:val="left"/>
+            </w:pPr>
+            <w:r>
+              <w:t xml:space="preserve">建议。不补的话这两道会和「破掉的照片」看同一张图</w:t>
+            </w:r>
+          </w:p>
+        </w:tc>
+      </w:tr>
+      <w:tr>
+        <w:tc>
+          <w:p>
+            <w:pPr>
+              <w:pStyle w:val="Compact"/>
+              <w:jc w:val="left"/>
+            </w:pPr>
+            <w:r>
+              <w:t xml:space="preserve">1.3</w:t>
+            </w:r>
+          </w:p>
+        </w:tc>
+        <w:tc>
+          <w:p>
+            <w:pPr>
+              <w:pStyle w:val="Compact"/>
+              <w:jc w:val="left"/>
+            </w:pPr>
+            <w:r>
+              <w:rPr>
+                <w:rStyle w:val="VerbatimChar"/>
+              </w:rPr>
+              <w:t xml:space="preserve">m2_scene_e</w:t>
+            </w:r>
+          </w:p>
+        </w:tc>
+        <w:tc>
+          <w:p>
+            <w:pPr>
+              <w:pStyle w:val="Compact"/>
+              <w:jc w:val="left"/>
+            </w:pPr>
+            <w:r>
+              <w:rPr>
+                <w:rStyle w:val="VerbatimChar"/>
+              </w:rPr>
+              <w:t xml:space="preserve">static/refs/m2/m2_scene_e.jpg</w:t>
+            </w:r>
+          </w:p>
+        </w:tc>
+        <w:tc>
+          <w:p>
+            <w:pPr>
+              <w:pStyle w:val="Compact"/>
+              <w:jc w:val="left"/>
+            </w:pPr>
+            <w:r>
+              <w:t xml:space="preserve">M2_E5 小学「侦探的笔记」· M2_J5 初中「博物馆藏品」</w:t>
+            </w:r>
+          </w:p>
+        </w:tc>
+        <w:tc>
+          <w:p>
+            <w:pPr>
+              <w:pStyle w:val="Compact"/>
+              <w:jc w:val="left"/>
+            </w:pPr>
+            <w:r>
+              <w:t xml:space="preserve">桌面静物，</w:t>
+            </w:r>
+            <w:r>
+              <w:rPr>
+                <w:bCs/>
+                <w:b/>
+              </w:rPr>
+              <w:t xml:space="preserve">正好 4 个物体、正好 2 处遮挡、大小差明显、有前后纵深</w:t>
+            </w:r>
+            <w:r>
+              <w:t xml:space="preserve">，素色桌面和背景。遮挡要一眼看得出，不能只是边缘碰到。题材避开已有的机器人组 / 茶壶组 / 藏宝组 / 积木组，比如相机 + 笔筒 + 折叠尺 + 橘子</w:t>
+            </w:r>
+          </w:p>
+        </w:tc>
+        <w:tc>
+          <w:p>
+            <w:pPr>
+              <w:pStyle w:val="Compact"/>
+              <w:jc w:val="left"/>
+            </w:pPr>
+            <w:r>
+              <w:t xml:space="preserve">建议。同上</w:t>
             </w:r>
           </w:p>
         </w:tc>
@@ -423,7 +785,44 @@
           <w:bCs/>
           <w:b/>
         </w:rPr>
-        <w:t xml:space="preserve">建议：三张转一圈，不用画新图。</w:t>
+        <w:t xml:space="preserve">1.3 那条规格是写死在代码里的</w:t>
+      </w:r>
+      <w:r>
+        <w:t xml:space="preserve">（</w:t>
+      </w:r>
+      <w:r>
+        <w:rPr>
+          <w:rStyle w:val="VerbatimChar"/>
+        </w:rPr>
+        <w:t xml:space="preserve">spec</w:t>
+      </w:r>
+      <w:r>
+        <w:t xml:space="preserve">：4 物体 / 2 遮挡 / 有大小差 / 有纵深）。四张现有图都照它拍的，新图必须一样，不然五张平行卷不等价。</w:t>
+      </w:r>
+    </w:p>
+    <w:p>
+      <w:r>
+        <w:pict>
+          <v:rect style="width:0;height:1.5pt" o:hralign="center" o:hrstd="t" o:hr="t"/>
+        </w:pict>
+      </w:r>
+    </w:p>
+    <w:bookmarkEnd w:id="21"/>
+    <w:bookmarkStart w:id="22" w:name="Xa8bedc409707cda4068cbde8b807aa10d5a8850"/>
+    <w:p>
+      <w:pPr>
+        <w:pStyle w:val="Heading2"/>
+      </w:pPr>
+      <w:r>
+        <w:t xml:space="preserve">2. 同一版里重复用图 · 4 处</w:t>
+      </w:r>
+    </w:p>
+    <w:p>
+      <w:pPr>
+        <w:pStyle w:val="FirstParagraph"/>
+      </w:pPr>
+      <w:r>
+        <w:t xml:space="preserve">补上 1.2 和 1.3 就全没了。</w:t>
       </w:r>
     </w:p>
     <w:tbl>
@@ -441,190 +840,236 @@
               <w:jc w:val="left"/>
             </w:pPr>
             <w:r>
-              <w:t xml:space="preserve">题</w:t>
-            </w:r>
-          </w:p>
-        </w:tc>
-        <w:tc>
-          <w:p>
-            <w:pPr>
-              <w:pStyle w:val="Compact"/>
-              <w:jc w:val="left"/>
-            </w:pPr>
-            <w:r>
-              <w:t xml:space="preserve">现在</w:t>
-            </w:r>
-          </w:p>
-        </w:tc>
-        <w:tc>
-          <w:p>
-            <w:pPr>
-              <w:pStyle w:val="Compact"/>
-              <w:jc w:val="left"/>
-            </w:pPr>
-            <w:r>
-              <w:t xml:space="preserve">改成</w:t>
-            </w:r>
-          </w:p>
-        </w:tc>
-        <w:tc>
-          <w:p>
-            <w:pPr>
-              <w:pStyle w:val="Compact"/>
-              <w:jc w:val="left"/>
-            </w:pPr>
-            <w:r>
-              <w:t xml:space="preserve">理由</w:t>
-            </w:r>
-          </w:p>
-        </w:tc>
-      </w:tr>
-      <w:tr>
-        <w:tc>
-          <w:p>
-            <w:pPr>
-              <w:pStyle w:val="Compact"/>
-              <w:jc w:val="left"/>
-            </w:pPr>
-            <w:r>
-              <w:t xml:space="preserve">M6_J3 初中「神秘」</w:t>
-            </w:r>
-          </w:p>
-        </w:tc>
-        <w:tc>
-          <w:p>
-            <w:pPr>
-              <w:pStyle w:val="Compact"/>
-              <w:jc w:val="left"/>
-            </w:pPr>
-            <w:r>
-              <w:t xml:space="preserve">scene_b 海滩</w:t>
-            </w:r>
-          </w:p>
-        </w:tc>
-        <w:tc>
-          <w:p>
-            <w:pPr>
-              <w:pStyle w:val="Compact"/>
-              <w:jc w:val="left"/>
-            </w:pPr>
-            <w:r>
-              <w:rPr>
-                <w:bCs/>
-                <w:b/>
-              </w:rPr>
-              <w:t xml:space="preserve">scene_e 街道</w:t>
-            </w:r>
-          </w:p>
-        </w:tc>
-        <w:tc>
-          <w:p>
-            <w:pPr>
-              <w:pStyle w:val="Compact"/>
-              <w:jc w:val="left"/>
-            </w:pPr>
-            <w:r>
-              <w:t xml:space="preserve">街道有房子有树有山，天黑下来就神秘</w:t>
-            </w:r>
-          </w:p>
-        </w:tc>
-      </w:tr>
-      <w:tr>
-        <w:tc>
-          <w:p>
-            <w:pPr>
-              <w:pStyle w:val="Compact"/>
-              <w:jc w:val="left"/>
-            </w:pPr>
-            <w:r>
-              <w:t xml:space="preserve">M6_J4 初中「暴风雨前」</w:t>
-            </w:r>
-          </w:p>
-        </w:tc>
-        <w:tc>
-          <w:p>
-            <w:pPr>
-              <w:pStyle w:val="Compact"/>
-              <w:jc w:val="left"/>
-            </w:pPr>
-            <w:r>
-              <w:t xml:space="preserve">scene_c 小河</w:t>
-            </w:r>
-          </w:p>
-        </w:tc>
-        <w:tc>
-          <w:p>
-            <w:pPr>
-              <w:pStyle w:val="Compact"/>
-              <w:jc w:val="left"/>
-            </w:pPr>
-            <w:r>
-              <w:rPr>
-                <w:bCs/>
-                <w:b/>
-              </w:rPr>
-              <w:t xml:space="preserve">scene_b 海滩</w:t>
-            </w:r>
-          </w:p>
-        </w:tc>
-        <w:tc>
-          <w:p>
-            <w:pPr>
-              <w:pStyle w:val="Compact"/>
-              <w:jc w:val="left"/>
-            </w:pPr>
-            <w:r>
-              <w:t xml:space="preserve">这张天空占满上三分之一，本来就是为暴风雨画的</w:t>
-            </w:r>
-          </w:p>
-        </w:tc>
-      </w:tr>
-      <w:tr>
-        <w:tc>
-          <w:p>
-            <w:pPr>
-              <w:pStyle w:val="Compact"/>
-              <w:jc w:val="left"/>
-            </w:pPr>
-            <w:r>
-              <w:t xml:space="preserve">M6_J5 初中「两个世界」</w:t>
-            </w:r>
-          </w:p>
-        </w:tc>
-        <w:tc>
-          <w:p>
-            <w:pPr>
-              <w:pStyle w:val="Compact"/>
-              <w:jc w:val="left"/>
-            </w:pPr>
-            <w:r>
-              <w:t xml:space="preserve">scene_e 街道</w:t>
-            </w:r>
-          </w:p>
-        </w:tc>
-        <w:tc>
-          <w:p>
-            <w:pPr>
-              <w:pStyle w:val="Compact"/>
-              <w:jc w:val="left"/>
-            </w:pPr>
-            <w:r>
-              <w:rPr>
-                <w:bCs/>
-                <w:b/>
-              </w:rPr>
-              <w:t xml:space="preserve">scene_c 小河</w:t>
-            </w:r>
-          </w:p>
-        </w:tc>
-        <w:tc>
-          <w:p>
-            <w:pPr>
-              <w:pStyle w:val="Compact"/>
-              <w:jc w:val="left"/>
-            </w:pPr>
-            <w:r>
-              <w:t xml:space="preserve">中间那条河就是现成的分界线</w:t>
+              <w:t xml:space="preserve">家族</w:t>
+            </w:r>
+          </w:p>
+        </w:tc>
+        <w:tc>
+          <w:p>
+            <w:pPr>
+              <w:pStyle w:val="Compact"/>
+              <w:jc w:val="left"/>
+            </w:pPr>
+            <w:r>
+              <w:t xml:space="preserve">版本</w:t>
+            </w:r>
+          </w:p>
+        </w:tc>
+        <w:tc>
+          <w:p>
+            <w:pPr>
+              <w:pStyle w:val="Compact"/>
+              <w:jc w:val="left"/>
+            </w:pPr>
+            <w:r>
+              <w:t xml:space="preserve">重复的图</w:t>
+            </w:r>
+          </w:p>
+        </w:tc>
+        <w:tc>
+          <w:p>
+            <w:pPr>
+              <w:pStyle w:val="Compact"/>
+              <w:jc w:val="left"/>
+            </w:pPr>
+            <w:r>
+              <w:t xml:space="preserve">哪两道题</w:t>
+            </w:r>
+          </w:p>
+        </w:tc>
+      </w:tr>
+      <w:tr>
+        <w:tc>
+          <w:p>
+            <w:pPr>
+              <w:pStyle w:val="Compact"/>
+              <w:jc w:val="left"/>
+            </w:pPr>
+            <w:r>
+              <w:t xml:space="preserve">M1 博物馆修复师</w:t>
+            </w:r>
+          </w:p>
+        </w:tc>
+        <w:tc>
+          <w:p>
+            <w:pPr>
+              <w:pStyle w:val="Compact"/>
+              <w:jc w:val="left"/>
+            </w:pPr>
+            <w:r>
+              <w:t xml:space="preserve">小学</w:t>
+            </w:r>
+          </w:p>
+        </w:tc>
+        <w:tc>
+          <w:p>
+            <w:pPr>
+              <w:pStyle w:val="Compact"/>
+              <w:jc w:val="left"/>
+            </w:pPr>
+            <w:r>
+              <w:rPr>
+                <w:rStyle w:val="VerbatimChar"/>
+              </w:rPr>
+              <w:t xml:space="preserve">m1_scene_a</w:t>
+            </w:r>
+          </w:p>
+        </w:tc>
+        <w:tc>
+          <w:p>
+            <w:pPr>
+              <w:pStyle w:val="Compact"/>
+              <w:jc w:val="left"/>
+            </w:pPr>
+            <w:r>
+              <w:t xml:space="preserve">破掉的照片、拼图的最后一块</w:t>
+            </w:r>
+          </w:p>
+        </w:tc>
+      </w:tr>
+      <w:tr>
+        <w:tc>
+          <w:p>
+            <w:pPr>
+              <w:pStyle w:val="Compact"/>
+              <w:jc w:val="left"/>
+            </w:pPr>
+            <w:r>
+              <w:t xml:space="preserve">M1 博物馆修复师</w:t>
+            </w:r>
+          </w:p>
+        </w:tc>
+        <w:tc>
+          <w:p>
+            <w:pPr>
+              <w:pStyle w:val="Compact"/>
+              <w:jc w:val="left"/>
+            </w:pPr>
+            <w:r>
+              <w:t xml:space="preserve">初中</w:t>
+            </w:r>
+          </w:p>
+        </w:tc>
+        <w:tc>
+          <w:p>
+            <w:pPr>
+              <w:pStyle w:val="Compact"/>
+              <w:jc w:val="left"/>
+            </w:pPr>
+            <w:r>
+              <w:rPr>
+                <w:rStyle w:val="VerbatimChar"/>
+              </w:rPr>
+              <w:t xml:space="preserve">m1_scene_a</w:t>
+            </w:r>
+          </w:p>
+        </w:tc>
+        <w:tc>
+          <w:p>
+            <w:pPr>
+              <w:pStyle w:val="Compact"/>
+              <w:jc w:val="left"/>
+            </w:pPr>
+            <w:r>
+              <w:t xml:space="preserve">破掉的照片、被删的画</w:t>
+            </w:r>
+          </w:p>
+        </w:tc>
+      </w:tr>
+      <w:tr>
+        <w:tc>
+          <w:p>
+            <w:pPr>
+              <w:pStyle w:val="Compact"/>
+              <w:jc w:val="left"/>
+            </w:pPr>
+            <w:r>
+              <w:t xml:space="preserve">M2 探险家速写</w:t>
+            </w:r>
+          </w:p>
+        </w:tc>
+        <w:tc>
+          <w:p>
+            <w:pPr>
+              <w:pStyle w:val="Compact"/>
+              <w:jc w:val="left"/>
+            </w:pPr>
+            <w:r>
+              <w:t xml:space="preserve">小学</w:t>
+            </w:r>
+          </w:p>
+        </w:tc>
+        <w:tc>
+          <w:p>
+            <w:pPr>
+              <w:pStyle w:val="Compact"/>
+              <w:jc w:val="left"/>
+            </w:pPr>
+            <w:r>
+              <w:rPr>
+                <w:rStyle w:val="VerbatimChar"/>
+              </w:rPr>
+              <w:t xml:space="preserve">m2_scene_a</w:t>
+            </w:r>
+          </w:p>
+        </w:tc>
+        <w:tc>
+          <w:p>
+            <w:pPr>
+              <w:pStyle w:val="Compact"/>
+              <w:jc w:val="left"/>
+            </w:pPr>
+            <w:r>
+              <w:t xml:space="preserve">外星观察、侦探的笔记</w:t>
+            </w:r>
+          </w:p>
+        </w:tc>
+      </w:tr>
+      <w:tr>
+        <w:tc>
+          <w:p>
+            <w:pPr>
+              <w:pStyle w:val="Compact"/>
+              <w:jc w:val="left"/>
+            </w:pPr>
+            <w:r>
+              <w:t xml:space="preserve">M2 探险家速写</w:t>
+            </w:r>
+          </w:p>
+        </w:tc>
+        <w:tc>
+          <w:p>
+            <w:pPr>
+              <w:pStyle w:val="Compact"/>
+              <w:jc w:val="left"/>
+            </w:pPr>
+            <w:r>
+              <w:t xml:space="preserve">初中</w:t>
+            </w:r>
+          </w:p>
+        </w:tc>
+        <w:tc>
+          <w:p>
+            <w:pPr>
+              <w:pStyle w:val="Compact"/>
+              <w:jc w:val="left"/>
+            </w:pPr>
+            <w:r>
+              <w:rPr>
+                <w:rStyle w:val="VerbatimChar"/>
+              </w:rPr>
+              <w:t xml:space="preserve">m2_scene_a</w:t>
+            </w:r>
+          </w:p>
+        </w:tc>
+        <w:tc>
+          <w:p>
+            <w:pPr>
+              <w:pStyle w:val="Compact"/>
+              <w:jc w:val="left"/>
+            </w:pPr>
+            <w:r>
+              <w:t xml:space="preserve">外星观察、博物馆藏品</w:t>
             </w:r>
           </w:p>
         </w:tc>
@@ -635,30 +1080,7 @@
         <w:pStyle w:val="BodyText"/>
       </w:pPr>
       <w:r>
-        <w:t xml:space="preserve">小学那三道（冷冷的 scene_b、热闹 scene_c、暖暖的 scene_e）可以不动，三个都是开放的改色题，哪张都做得了。</w:t>
-      </w:r>
-    </w:p>
-    <w:p>
-      <w:pPr>
-        <w:pStyle w:val="BodyText"/>
-      </w:pPr>
-      <w:r>
-        <w:t xml:space="preserve">两道共通锚定题不动：变成晚上用 scene_a（五张里最中性的一张，饱和度 0.16），有点吓人用 scene_d（一栋独立的小屋，当初就是为「一个明确的主角」画的）。</w:t>
-      </w:r>
-    </w:p>
-    <w:p>
-      <w:pPr>
-        <w:pStyle w:val="BodyText"/>
-      </w:pPr>
-      <w:r>
-        <w:rPr>
-          <w:bCs/>
-          <w:b/>
-        </w:rPr>
-        <w:t xml:space="preserve">另外一件事</w:t>
-      </w:r>
-      <w:r>
-        <w:t xml:space="preserve">：五张图当初的要求是「情绪中性、阴天或平光、低饱和」，实际画出来是晴天蓝天高饱和（饱和度 0.31 到 0.49，只有 scene_a 的 0.16 达标）。孩子改色时要先压过原图的晴天感。不算坏，但下一轮重画的话，照原要求画会好做很多。</w:t>
+        <w:t xml:space="preserve">一个孩子在同一家族做两道以上才会碰到。重建类任务第二次看同一张图，成绩会受第一次影响，研究上是混淆。</w:t>
       </w:r>
     </w:p>
     <w:p>
@@ -668,14 +1090,14 @@
         </w:pict>
       </w:r>
     </w:p>
-    <w:bookmarkEnd w:id="21"/>
-    <w:bookmarkStart w:id="22" w:name="三同一版里重复用同一张图4-处--补-2-张能解决"/>
+    <w:bookmarkEnd w:id="22"/>
+    <w:bookmarkStart w:id="23" w:name="Xe025d8dcd13229da4bf1910ad9b4fa287c30c90"/>
     <w:p>
       <w:pPr>
         <w:pStyle w:val="Heading2"/>
       </w:pPr>
       <w:r>
-        <w:t xml:space="preserve">三、同一版里重复用同一张图：4 处 · 补 2 张能解决</w:t>
+        <w:t xml:space="preserve">3. 图和题配错了 · 3 道（不用画新图）</w:t>
       </w:r>
     </w:p>
     <w:p>
@@ -683,7 +1105,7 @@
         <w:pStyle w:val="FirstParagraph"/>
       </w:pPr>
       <w:r>
-        <w:t xml:space="preserve">一个孩子在同一个家族做两道以上，可能两次看到同一张图。重建类任务第二次会受第一次影响，研究上是混淆。</w:t>
+        <w:t xml:space="preserve">M6 情绪世界的五张图当初是一张配一道题画的，每张有专门的构图要求。v2.2 重排了配对，三张有特殊要求的图被换到了用不上那个要求的题上。</w:t>
       </w:r>
     </w:p>
     <w:tbl>
@@ -701,236 +1123,308 @@
               <w:jc w:val="left"/>
             </w:pPr>
             <w:r>
-              <w:t xml:space="preserve">家族</w:t>
-            </w:r>
-          </w:p>
-        </w:tc>
-        <w:tc>
-          <w:p>
-            <w:pPr>
-              <w:pStyle w:val="Compact"/>
-              <w:jc w:val="left"/>
-            </w:pPr>
-            <w:r>
-              <w:t xml:space="preserve">版本</w:t>
-            </w:r>
-          </w:p>
-        </w:tc>
-        <w:tc>
-          <w:p>
-            <w:pPr>
-              <w:pStyle w:val="Compact"/>
-              <w:jc w:val="left"/>
-            </w:pPr>
-            <w:r>
-              <w:t xml:space="preserve">重复的图</w:t>
-            </w:r>
-          </w:p>
-        </w:tc>
-        <w:tc>
-          <w:p>
-            <w:pPr>
-              <w:pStyle w:val="Compact"/>
-              <w:jc w:val="left"/>
-            </w:pPr>
-            <w:r>
-              <w:t xml:space="preserve">两道题</w:t>
-            </w:r>
-          </w:p>
-        </w:tc>
-      </w:tr>
-      <w:tr>
-        <w:tc>
-          <w:p>
-            <w:pPr>
-              <w:pStyle w:val="Compact"/>
-              <w:jc w:val="left"/>
-            </w:pPr>
-            <w:r>
-              <w:t xml:space="preserve">M1 博物馆修复师</w:t>
-            </w:r>
-          </w:p>
-        </w:tc>
-        <w:tc>
-          <w:p>
-            <w:pPr>
-              <w:pStyle w:val="Compact"/>
-              <w:jc w:val="left"/>
-            </w:pPr>
-            <w:r>
-              <w:t xml:space="preserve">小学</w:t>
-            </w:r>
-          </w:p>
-        </w:tc>
-        <w:tc>
-          <w:p>
-            <w:pPr>
-              <w:pStyle w:val="Compact"/>
-              <w:jc w:val="left"/>
-            </w:pPr>
-            <w:r>
-              <w:rPr>
-                <w:rStyle w:val="VerbatimChar"/>
-              </w:rPr>
-              <w:t xml:space="preserve">m1_scene_a</w:t>
-            </w:r>
-          </w:p>
-        </w:tc>
-        <w:tc>
-          <w:p>
-            <w:pPr>
-              <w:pStyle w:val="Compact"/>
-              <w:jc w:val="left"/>
-            </w:pPr>
-            <w:r>
-              <w:t xml:space="preserve">破掉的照片、拼图的最后一块</w:t>
-            </w:r>
-          </w:p>
-        </w:tc>
-      </w:tr>
-      <w:tr>
-        <w:tc>
-          <w:p>
-            <w:pPr>
-              <w:pStyle w:val="Compact"/>
-              <w:jc w:val="left"/>
-            </w:pPr>
-            <w:r>
-              <w:t xml:space="preserve">M1 博物馆修复师</w:t>
-            </w:r>
-          </w:p>
-        </w:tc>
-        <w:tc>
-          <w:p>
-            <w:pPr>
-              <w:pStyle w:val="Compact"/>
-              <w:jc w:val="left"/>
-            </w:pPr>
-            <w:r>
-              <w:t xml:space="preserve">初中</w:t>
-            </w:r>
-          </w:p>
-        </w:tc>
-        <w:tc>
-          <w:p>
-            <w:pPr>
-              <w:pStyle w:val="Compact"/>
-              <w:jc w:val="left"/>
-            </w:pPr>
-            <w:r>
-              <w:rPr>
-                <w:rStyle w:val="VerbatimChar"/>
-              </w:rPr>
-              <w:t xml:space="preserve">m1_scene_a</w:t>
-            </w:r>
-          </w:p>
-        </w:tc>
-        <w:tc>
-          <w:p>
-            <w:pPr>
-              <w:pStyle w:val="Compact"/>
-              <w:jc w:val="left"/>
-            </w:pPr>
-            <w:r>
-              <w:t xml:space="preserve">破掉的照片、被删的画</w:t>
-            </w:r>
-          </w:p>
-        </w:tc>
-      </w:tr>
-      <w:tr>
-        <w:tc>
-          <w:p>
-            <w:pPr>
-              <w:pStyle w:val="Compact"/>
-              <w:jc w:val="left"/>
-            </w:pPr>
-            <w:r>
-              <w:t xml:space="preserve">M2 探险家速写</w:t>
-            </w:r>
-          </w:p>
-        </w:tc>
-        <w:tc>
-          <w:p>
-            <w:pPr>
-              <w:pStyle w:val="Compact"/>
-              <w:jc w:val="left"/>
-            </w:pPr>
-            <w:r>
-              <w:t xml:space="preserve">小学</w:t>
-            </w:r>
-          </w:p>
-        </w:tc>
-        <w:tc>
-          <w:p>
-            <w:pPr>
-              <w:pStyle w:val="Compact"/>
-              <w:jc w:val="left"/>
-            </w:pPr>
-            <w:r>
-              <w:rPr>
-                <w:rStyle w:val="VerbatimChar"/>
-              </w:rPr>
-              <w:t xml:space="preserve">m2_scene_a</w:t>
-            </w:r>
-          </w:p>
-        </w:tc>
-        <w:tc>
-          <w:p>
-            <w:pPr>
-              <w:pStyle w:val="Compact"/>
-              <w:jc w:val="left"/>
-            </w:pPr>
-            <w:r>
-              <w:t xml:space="preserve">外星观察、侦探的笔记</w:t>
-            </w:r>
-          </w:p>
-        </w:tc>
-      </w:tr>
-      <w:tr>
-        <w:tc>
-          <w:p>
-            <w:pPr>
-              <w:pStyle w:val="Compact"/>
-              <w:jc w:val="left"/>
-            </w:pPr>
-            <w:r>
-              <w:t xml:space="preserve">M2 探险家速写</w:t>
-            </w:r>
-          </w:p>
-        </w:tc>
-        <w:tc>
-          <w:p>
-            <w:pPr>
-              <w:pStyle w:val="Compact"/>
-              <w:jc w:val="left"/>
-            </w:pPr>
-            <w:r>
-              <w:t xml:space="preserve">初中</w:t>
-            </w:r>
-          </w:p>
-        </w:tc>
-        <w:tc>
-          <w:p>
-            <w:pPr>
-              <w:pStyle w:val="Compact"/>
-              <w:jc w:val="left"/>
-            </w:pPr>
-            <w:r>
-              <w:rPr>
-                <w:rStyle w:val="VerbatimChar"/>
-              </w:rPr>
-              <w:t xml:space="preserve">m2_scene_a</w:t>
-            </w:r>
-          </w:p>
-        </w:tc>
-        <w:tc>
-          <w:p>
-            <w:pPr>
-              <w:pStyle w:val="Compact"/>
-              <w:jc w:val="left"/>
-            </w:pPr>
-            <w:r>
-              <w:t xml:space="preserve">外星观察、博物馆藏品</w:t>
+              <w:t xml:space="preserve">编号</w:t>
+            </w:r>
+          </w:p>
+        </w:tc>
+        <w:tc>
+          <w:p>
+            <w:pPr>
+              <w:pStyle w:val="Compact"/>
+              <w:jc w:val="left"/>
+            </w:pPr>
+            <w:r>
+              <w:t xml:space="preserve">图</w:t>
+            </w:r>
+          </w:p>
+        </w:tc>
+        <w:tc>
+          <w:p>
+            <w:pPr>
+              <w:pStyle w:val="Compact"/>
+              <w:jc w:val="left"/>
+            </w:pPr>
+            <w:r>
+              <w:t xml:space="preserve">当初为哪道题画的</w:t>
+            </w:r>
+          </w:p>
+        </w:tc>
+        <w:tc>
+          <w:p>
+            <w:pPr>
+              <w:pStyle w:val="Compact"/>
+              <w:jc w:val="left"/>
+            </w:pPr>
+            <w:r>
+              <w:t xml:space="preserve">这张图的特殊之处</w:t>
+            </w:r>
+          </w:p>
+        </w:tc>
+        <w:tc>
+          <w:p>
+            <w:pPr>
+              <w:pStyle w:val="Compact"/>
+              <w:jc w:val="left"/>
+            </w:pPr>
+            <w:r>
+              <w:t xml:space="preserve">v2.2 现在配给谁</w:t>
+            </w:r>
+          </w:p>
+        </w:tc>
+        <w:tc>
+          <w:p>
+            <w:pPr>
+              <w:pStyle w:val="Compact"/>
+              <w:jc w:val="left"/>
+            </w:pPr>
+            <w:r>
+              <w:t xml:space="preserve">问题</w:t>
+            </w:r>
+          </w:p>
+        </w:tc>
+      </w:tr>
+      <w:tr>
+        <w:tc>
+          <w:p>
+            <w:pPr>
+              <w:pStyle w:val="Compact"/>
+              <w:jc w:val="left"/>
+            </w:pPr>
+            <w:r>
+              <w:t xml:space="preserve">3.1</w:t>
+            </w:r>
+          </w:p>
+        </w:tc>
+        <w:tc>
+          <w:p>
+            <w:pPr>
+              <w:pStyle w:val="Compact"/>
+              <w:jc w:val="left"/>
+            </w:pPr>
+            <w:r>
+              <w:rPr>
+                <w:rStyle w:val="VerbatimChar"/>
+              </w:rPr>
+              <w:t xml:space="preserve">m6_scene_b</w:t>
+            </w:r>
+            <w:r>
+              <w:t xml:space="preserve"> </w:t>
+            </w:r>
+            <w:r>
+              <w:t xml:space="preserve">海滩</w:t>
+            </w:r>
+          </w:p>
+        </w:tc>
+        <w:tc>
+          <w:p>
+            <w:pPr>
+              <w:pStyle w:val="Compact"/>
+              <w:jc w:val="left"/>
+            </w:pPr>
+            <w:r>
+              <w:t xml:space="preserve">暴风雨将至</w:t>
+            </w:r>
+          </w:p>
+        </w:tc>
+        <w:tc>
+          <w:p>
+            <w:pPr>
+              <w:pStyle w:val="Compact"/>
+              <w:jc w:val="left"/>
+            </w:pPr>
+            <w:r>
+              <w:rPr>
+                <w:bCs/>
+                <w:b/>
+              </w:rPr>
+              <w:t xml:space="preserve">天空占画面一半以上</w:t>
+            </w:r>
+          </w:p>
+        </w:tc>
+        <w:tc>
+          <w:p>
+            <w:pPr>
+              <w:pStyle w:val="Compact"/>
+              <w:jc w:val="left"/>
+            </w:pPr>
+            <w:r>
+              <w:t xml:space="preserve">小学「变得冷冷的」· 初中「神秘」</w:t>
+            </w:r>
+          </w:p>
+        </w:tc>
+        <w:tc>
+          <w:p>
+            <w:pPr>
+              <w:pStyle w:val="Compact"/>
+              <w:jc w:val="left"/>
+            </w:pPr>
+            <w:r>
+              <w:t xml:space="preserve">大天空没人用。而且五张里它最蓝最亮（饱和度 0.49），改冷、改神秘都是跟原图对着干</w:t>
+            </w:r>
+          </w:p>
+        </w:tc>
+      </w:tr>
+      <w:tr>
+        <w:tc>
+          <w:p>
+            <w:pPr>
+              <w:pStyle w:val="Compact"/>
+              <w:jc w:val="left"/>
+            </w:pPr>
+            <w:r>
+              <w:t xml:space="preserve">3.2</w:t>
+            </w:r>
+          </w:p>
+        </w:tc>
+        <w:tc>
+          <w:p>
+            <w:pPr>
+              <w:pStyle w:val="Compact"/>
+              <w:jc w:val="left"/>
+            </w:pPr>
+            <w:r>
+              <w:rPr>
+                <w:rStyle w:val="VerbatimChar"/>
+              </w:rPr>
+              <w:t xml:space="preserve">m6_scene_c</w:t>
+            </w:r>
+            <w:r>
+              <w:t xml:space="preserve"> </w:t>
+            </w:r>
+            <w:r>
+              <w:t xml:space="preserve">小河</w:t>
+            </w:r>
+          </w:p>
+        </w:tc>
+        <w:tc>
+          <w:p>
+            <w:pPr>
+              <w:pStyle w:val="Compact"/>
+              <w:jc w:val="left"/>
+            </w:pPr>
+            <w:r>
+              <w:t xml:space="preserve">两个世界</w:t>
+            </w:r>
+          </w:p>
+        </w:tc>
+        <w:tc>
+          <w:p>
+            <w:pPr>
+              <w:pStyle w:val="Compact"/>
+              <w:jc w:val="left"/>
+            </w:pPr>
+            <w:r>
+              <w:rPr>
+                <w:bCs/>
+                <w:b/>
+              </w:rPr>
+              <w:t xml:space="preserve">左右对称，中间一条自然分界线</w:t>
+            </w:r>
+          </w:p>
+        </w:tc>
+        <w:tc>
+          <w:p>
+            <w:pPr>
+              <w:pStyle w:val="Compact"/>
+              <w:jc w:val="left"/>
+            </w:pPr>
+            <w:r>
+              <w:t xml:space="preserve">小学「变得热闹」· 初中「暴风雨前」</w:t>
+            </w:r>
+          </w:p>
+        </w:tc>
+        <w:tc>
+          <w:p>
+            <w:pPr>
+              <w:pStyle w:val="Compact"/>
+              <w:jc w:val="left"/>
+            </w:pPr>
+            <w:r>
+              <w:t xml:space="preserve">中间那条河正是「两个世界」要的线，现在闲置；暴风雨题拿到的这张天空只占三成多</w:t>
+            </w:r>
+          </w:p>
+        </w:tc>
+      </w:tr>
+      <w:tr>
+        <w:tc>
+          <w:p>
+            <w:pPr>
+              <w:pStyle w:val="Compact"/>
+              <w:jc w:val="left"/>
+            </w:pPr>
+            <w:r>
+              <w:t xml:space="preserve">3.3</w:t>
+            </w:r>
+          </w:p>
+        </w:tc>
+        <w:tc>
+          <w:p>
+            <w:pPr>
+              <w:pStyle w:val="Compact"/>
+              <w:jc w:val="left"/>
+            </w:pPr>
+            <w:r>
+              <w:rPr>
+                <w:rStyle w:val="VerbatimChar"/>
+              </w:rPr>
+              <w:t xml:space="preserve">m6_scene_e</w:t>
+            </w:r>
+            <w:r>
+              <w:t xml:space="preserve"> </w:t>
+            </w:r>
+            <w:r>
+              <w:t xml:space="preserve">街道</w:t>
+            </w:r>
+          </w:p>
+        </w:tc>
+        <w:tc>
+          <w:p>
+            <w:pPr>
+              <w:pStyle w:val="Compact"/>
+              <w:jc w:val="left"/>
+            </w:pPr>
+            <w:r>
+              <w:t xml:space="preserve">时光机</w:t>
+            </w:r>
+          </w:p>
+        </w:tc>
+        <w:tc>
+          <w:p>
+            <w:pPr>
+              <w:pStyle w:val="Compact"/>
+              <w:jc w:val="left"/>
+            </w:pPr>
+            <w:r>
+              <w:t xml:space="preserve">房子、路、树、天空，</w:t>
+            </w:r>
+            <w:r>
+              <w:rPr>
+                <w:bCs/>
+                <w:b/>
+              </w:rPr>
+              <w:t xml:space="preserve">元素多</w:t>
+            </w:r>
+          </w:p>
+        </w:tc>
+        <w:tc>
+          <w:p>
+            <w:pPr>
+              <w:pStyle w:val="Compact"/>
+              <w:jc w:val="left"/>
+            </w:pPr>
+            <w:r>
+              <w:t xml:space="preserve">小学「变得暖暖的」· 初中「两个世界」</w:t>
+            </w:r>
+          </w:p>
+        </w:tc>
+        <w:tc>
+          <w:p>
+            <w:pPr>
+              <w:pStyle w:val="Compact"/>
+              <w:jc w:val="left"/>
+            </w:pPr>
+            <w:r>
+              <w:t xml:space="preserve">「两个世界」拿到一张没有中线的街景，左右没法分</w:t>
             </w:r>
           </w:p>
         </w:tc>
@@ -945,10 +1439,7 @@
           <w:bCs/>
           <w:b/>
         </w:rPr>
-        <w:t xml:space="preserve">补两张就齐了</w:t>
-      </w:r>
-      <w:r>
-        <w:t xml:space="preserve">，每版 5 道题 5 张图。</w:t>
+        <w:t xml:space="preserve">解法：初中三道转一圈，改三行代码，不画图。</w:t>
       </w:r>
     </w:p>
     <w:tbl>
@@ -966,92 +1457,232 @@
               <w:jc w:val="left"/>
             </w:pPr>
             <w:r>
-              <w:t xml:space="preserve">新文件</w:t>
-            </w:r>
-          </w:p>
-        </w:tc>
-        <w:tc>
-          <w:p>
-            <w:pPr>
-              <w:pStyle w:val="Compact"/>
-              <w:jc w:val="left"/>
-            </w:pPr>
-            <w:r>
-              <w:t xml:space="preserve">画什么</w:t>
-            </w:r>
-          </w:p>
-        </w:tc>
-      </w:tr>
-      <w:tr>
-        <w:tc>
-          <w:p>
-            <w:pPr>
-              <w:pStyle w:val="Compact"/>
-              <w:jc w:val="left"/>
-            </w:pPr>
-            <w:r>
-              <w:rPr>
-                <w:rStyle w:val="VerbatimChar"/>
-              </w:rPr>
-              <w:t xml:space="preserve">static/refs/m1/m1_scene_e.jpg</w:t>
-            </w:r>
-          </w:p>
-        </w:tc>
-        <w:tc>
-          <w:p>
-            <w:pPr>
-              <w:pStyle w:val="Compact"/>
-              <w:jc w:val="left"/>
-            </w:pPr>
-            <w:r>
-              <w:t xml:space="preserve">一个有结构的场景，照片感的写实插画，</w:t>
-            </w:r>
-            <w:r>
-              <w:rPr>
-                <w:bCs/>
-                <w:b/>
-              </w:rPr>
-              <w:t xml:space="preserve">6 到 8 个一眼能叫出名字的物体</w:t>
-            </w:r>
-            <w:r>
-              <w:t xml:space="preserve">，前中后三层清楚，白天平光，没有人、没有文字商标。题材避开已有四张（客厅、营地、书桌、公园），比如一间教室、一个厨房、一个车站。长边 ≥ 1400 px，JPG</w:t>
-            </w:r>
-          </w:p>
-        </w:tc>
-      </w:tr>
-      <w:tr>
-        <w:tc>
-          <w:p>
-            <w:pPr>
-              <w:pStyle w:val="Compact"/>
-              <w:jc w:val="left"/>
-            </w:pPr>
-            <w:r>
-              <w:rPr>
-                <w:rStyle w:val="VerbatimChar"/>
-              </w:rPr>
-              <w:t xml:space="preserve">static/refs/m2/m2_scene_e.jpg</w:t>
-            </w:r>
-          </w:p>
-        </w:tc>
-        <w:tc>
-          <w:p>
-            <w:pPr>
-              <w:pStyle w:val="Compact"/>
-              <w:jc w:val="left"/>
-            </w:pPr>
-            <w:r>
-              <w:t xml:space="preserve">桌面静物，</w:t>
-            </w:r>
-            <w:r>
-              <w:rPr>
-                <w:bCs/>
-                <w:b/>
-              </w:rPr>
-              <w:t xml:space="preserve">正好 4 个物体，正好 2 处遮挡，大小差明显，有前后纵深</w:t>
-            </w:r>
-            <w:r>
-              <w:t xml:space="preserve">。素色桌面和背景。题材避开已有四张（机器人组、茶壶组、藏宝组、积木组），比如相机 + 笔筒 + 折叠尺 + 橘子。长边 ≥ 1400 px，JPG</w:t>
+              <w:t xml:space="preserve">题</w:t>
+            </w:r>
+          </w:p>
+        </w:tc>
+        <w:tc>
+          <w:p>
+            <w:pPr>
+              <w:pStyle w:val="Compact"/>
+              <w:jc w:val="left"/>
+            </w:pPr>
+            <w:r>
+              <w:t xml:space="preserve">现在</w:t>
+            </w:r>
+          </w:p>
+        </w:tc>
+        <w:tc>
+          <w:p>
+            <w:pPr>
+              <w:pStyle w:val="Compact"/>
+              <w:jc w:val="left"/>
+            </w:pPr>
+            <w:r>
+              <w:t xml:space="preserve">改成</w:t>
+            </w:r>
+          </w:p>
+        </w:tc>
+        <w:tc>
+          <w:p>
+            <w:pPr>
+              <w:pStyle w:val="Compact"/>
+              <w:jc w:val="left"/>
+            </w:pPr>
+            <w:r>
+              <w:t xml:space="preserve">理由</w:t>
+            </w:r>
+          </w:p>
+        </w:tc>
+      </w:tr>
+      <w:tr>
+        <w:tc>
+          <w:p>
+            <w:pPr>
+              <w:pStyle w:val="Compact"/>
+              <w:jc w:val="left"/>
+            </w:pPr>
+            <w:r>
+              <w:t xml:space="preserve">M6_J3 初中「神秘」</w:t>
+            </w:r>
+          </w:p>
+        </w:tc>
+        <w:tc>
+          <w:p>
+            <w:pPr>
+              <w:pStyle w:val="Compact"/>
+              <w:jc w:val="left"/>
+            </w:pPr>
+            <w:r>
+              <w:rPr>
+                <w:rStyle w:val="VerbatimChar"/>
+              </w:rPr>
+              <w:t xml:space="preserve">m6_scene_b</w:t>
+            </w:r>
+            <w:r>
+              <w:t xml:space="preserve"> </w:t>
+            </w:r>
+            <w:r>
+              <w:t xml:space="preserve">海滩</w:t>
+            </w:r>
+          </w:p>
+        </w:tc>
+        <w:tc>
+          <w:p>
+            <w:pPr>
+              <w:pStyle w:val="Compact"/>
+              <w:jc w:val="left"/>
+            </w:pPr>
+            <w:r>
+              <w:rPr>
+                <w:rStyle w:val="VerbatimChar"/>
+              </w:rPr>
+              <w:t xml:space="preserve">m6_scene_e</w:t>
+            </w:r>
+            <w:r>
+              <w:t xml:space="preserve"> </w:t>
+            </w:r>
+            <w:r>
+              <w:t xml:space="preserve">街道</w:t>
+            </w:r>
+          </w:p>
+        </w:tc>
+        <w:tc>
+          <w:p>
+            <w:pPr>
+              <w:pStyle w:val="Compact"/>
+              <w:jc w:val="left"/>
+            </w:pPr>
+            <w:r>
+              <w:t xml:space="preserve">有房子有树有山，天黑下来就神秘</w:t>
+            </w:r>
+          </w:p>
+        </w:tc>
+      </w:tr>
+      <w:tr>
+        <w:tc>
+          <w:p>
+            <w:pPr>
+              <w:pStyle w:val="Compact"/>
+              <w:jc w:val="left"/>
+            </w:pPr>
+            <w:r>
+              <w:t xml:space="preserve">M6_J4 初中「暴风雨前」</w:t>
+            </w:r>
+          </w:p>
+        </w:tc>
+        <w:tc>
+          <w:p>
+            <w:pPr>
+              <w:pStyle w:val="Compact"/>
+              <w:jc w:val="left"/>
+            </w:pPr>
+            <w:r>
+              <w:rPr>
+                <w:rStyle w:val="VerbatimChar"/>
+              </w:rPr>
+              <w:t xml:space="preserve">m6_scene_c</w:t>
+            </w:r>
+            <w:r>
+              <w:t xml:space="preserve"> </w:t>
+            </w:r>
+            <w:r>
+              <w:t xml:space="preserve">小河</w:t>
+            </w:r>
+          </w:p>
+        </w:tc>
+        <w:tc>
+          <w:p>
+            <w:pPr>
+              <w:pStyle w:val="Compact"/>
+              <w:jc w:val="left"/>
+            </w:pPr>
+            <w:r>
+              <w:rPr>
+                <w:rStyle w:val="VerbatimChar"/>
+              </w:rPr>
+              <w:t xml:space="preserve">m6_scene_b</w:t>
+            </w:r>
+            <w:r>
+              <w:t xml:space="preserve"> </w:t>
+            </w:r>
+            <w:r>
+              <w:t xml:space="preserve">海滩</w:t>
+            </w:r>
+          </w:p>
+        </w:tc>
+        <w:tc>
+          <w:p>
+            <w:pPr>
+              <w:pStyle w:val="Compact"/>
+              <w:jc w:val="left"/>
+            </w:pPr>
+            <w:r>
+              <w:t xml:space="preserve">这张天空占满上三分之一，本来就是为暴风雨画的</w:t>
+            </w:r>
+          </w:p>
+        </w:tc>
+      </w:tr>
+      <w:tr>
+        <w:tc>
+          <w:p>
+            <w:pPr>
+              <w:pStyle w:val="Compact"/>
+              <w:jc w:val="left"/>
+            </w:pPr>
+            <w:r>
+              <w:t xml:space="preserve">M6_J5 初中「两个世界」</w:t>
+            </w:r>
+          </w:p>
+        </w:tc>
+        <w:tc>
+          <w:p>
+            <w:pPr>
+              <w:pStyle w:val="Compact"/>
+              <w:jc w:val="left"/>
+            </w:pPr>
+            <w:r>
+              <w:rPr>
+                <w:rStyle w:val="VerbatimChar"/>
+              </w:rPr>
+              <w:t xml:space="preserve">m6_scene_e</w:t>
+            </w:r>
+            <w:r>
+              <w:t xml:space="preserve"> </w:t>
+            </w:r>
+            <w:r>
+              <w:t xml:space="preserve">街道</w:t>
+            </w:r>
+          </w:p>
+        </w:tc>
+        <w:tc>
+          <w:p>
+            <w:pPr>
+              <w:pStyle w:val="Compact"/>
+              <w:jc w:val="left"/>
+            </w:pPr>
+            <w:r>
+              <w:rPr>
+                <w:rStyle w:val="VerbatimChar"/>
+              </w:rPr>
+              <w:t xml:space="preserve">m6_scene_c</w:t>
+            </w:r>
+            <w:r>
+              <w:t xml:space="preserve"> </w:t>
+            </w:r>
+            <w:r>
+              <w:t xml:space="preserve">小河</w:t>
+            </w:r>
+          </w:p>
+        </w:tc>
+        <w:tc>
+          <w:p>
+            <w:pPr>
+              <w:pStyle w:val="Compact"/>
+              <w:jc w:val="left"/>
+            </w:pPr>
+            <w:r>
+              <w:t xml:space="preserve">中间那条河就是现成的分界线</w:t>
             </w:r>
           </w:p>
         </w:tc>
@@ -1062,26 +1693,43 @@
         <w:pStyle w:val="BodyText"/>
       </w:pPr>
       <w:r>
-        <w:t xml:space="preserve">M2 那条规格是写在代码里的（</w:t>
+        <w:t xml:space="preserve">小学那三道（冷冷的、热闹、暖暖的）是开放的改色题，哪张图都做得了，不动。两道共通锚定题也不动：「变成晚上」用</w:t>
+      </w:r>
+      <w:r>
+        <w:t xml:space="preserve"> </w:t>
       </w:r>
       <w:r>
         <w:rPr>
           <w:rStyle w:val="VerbatimChar"/>
         </w:rPr>
-        <w:t xml:space="preserve">spec</w:t>
-      </w:r>
-      <w:r>
-        <w:t xml:space="preserve">：4 物体 / 2 遮挡 / 有大小差 / 有纵深），四张现有图都照它拍的，</w:t>
-      </w:r>
+        <w:t xml:space="preserve">m6_scene_a</w:t>
+      </w:r>
+      <w:r>
+        <w:t xml:space="preserve">（五张里最中性的一张，饱和度 0.16），「有点吓人」用</w:t>
+      </w:r>
+      <w:r>
+        <w:t xml:space="preserve"> </w:t>
+      </w:r>
+      <w:r>
+        <w:rPr>
+          <w:rStyle w:val="VerbatimChar"/>
+        </w:rPr>
+        <w:t xml:space="preserve">m6_scene_d</w:t>
+      </w:r>
+      <w:r>
+        <w:t xml:space="preserve">（一栋独立的小屋，当初就是为「一个明确的主角」画的）。</w:t>
+      </w:r>
+    </w:p>
+    <w:p>
+      <w:pPr>
+        <w:pStyle w:val="BodyText"/>
+      </w:pPr>
       <w:r>
         <w:rPr>
           <w:bCs/>
           <w:b/>
         </w:rPr>
-        <w:t xml:space="preserve">新图必须一样，不然四张平行卷不等价</w:t>
-      </w:r>
-      <w:r>
-        <w:t xml:space="preserve">。</w:t>
+        <w:t xml:space="preserve">等您点头我就改。</w:t>
       </w:r>
     </w:p>
     <w:p>
@@ -1091,14 +1739,14 @@
         </w:pict>
       </w:r>
     </w:p>
-    <w:bookmarkEnd w:id="22"/>
-    <w:bookmarkStart w:id="23" w:name="四不用改的"/>
+    <w:bookmarkEnd w:id="23"/>
+    <w:bookmarkStart w:id="24" w:name="Xf868c88f65d9ec98f7ff24996616da6c27c9729"/>
     <w:p>
       <w:pPr>
         <w:pStyle w:val="Heading2"/>
       </w:pPr>
       <w:r>
-        <w:t xml:space="preserve">四、不用改的</w:t>
+        <w:t xml:space="preserve">4. 已经对上的 · 19 张</w:t>
       </w:r>
     </w:p>
     <w:tbl>
@@ -1138,6 +1786,17 @@
               <w:jc w:val="left"/>
             </w:pPr>
             <w:r>
+              <w:t xml:space="preserve">给几道题</w:t>
+            </w:r>
+          </w:p>
+        </w:tc>
+        <w:tc>
+          <w:p>
+            <w:pPr>
+              <w:pStyle w:val="Compact"/>
+              <w:jc w:val="left"/>
+            </w:pPr>
+            <w:r>
               <w:t xml:space="preserve">为什么没问题</w:t>
             </w:r>
           </w:p>
@@ -1162,18 +1821,59 @@
               <w:jc w:val="left"/>
             </w:pPr>
             <w:r>
-              <w:t xml:space="preserve">scene_a / b / c / d</w:t>
-            </w:r>
-          </w:p>
-        </w:tc>
-        <w:tc>
-          <w:p>
-            <w:pPr>
-              <w:pStyle w:val="Compact"/>
-              <w:jc w:val="left"/>
-            </w:pPr>
-            <w:r>
-              <w:t xml:space="preserve">四道题都是「照着把这个地方画回来」，哪张图都成立，只是重复的问题（见第三节）</w:t>
+              <w:rPr>
+                <w:rStyle w:val="VerbatimChar"/>
+              </w:rPr>
+              <w:t xml:space="preserve">m1_scene_a</w:t>
+            </w:r>
+            <w:r>
+              <w:t xml:space="preserve"> </w:t>
+            </w:r>
+            <w:r>
+              <w:rPr>
+                <w:rStyle w:val="VerbatimChar"/>
+              </w:rPr>
+              <w:t xml:space="preserve">b</w:t>
+            </w:r>
+            <w:r>
+              <w:t xml:space="preserve"> </w:t>
+            </w:r>
+            <w:r>
+              <w:rPr>
+                <w:rStyle w:val="VerbatimChar"/>
+              </w:rPr>
+              <w:t xml:space="preserve">c</w:t>
+            </w:r>
+            <w:r>
+              <w:t xml:space="preserve"> </w:t>
+            </w:r>
+            <w:r>
+              <w:rPr>
+                <w:rStyle w:val="VerbatimChar"/>
+              </w:rPr>
+              <w:t xml:space="preserve">d</w:t>
+            </w:r>
+          </w:p>
+        </w:tc>
+        <w:tc>
+          <w:p>
+            <w:pPr>
+              <w:pStyle w:val="Compact"/>
+              <w:jc w:val="left"/>
+            </w:pPr>
+            <w:r>
+              <w:t xml:space="preserve">8 道</w:t>
+            </w:r>
+          </w:p>
+        </w:tc>
+        <w:tc>
+          <w:p>
+            <w:pPr>
+              <w:pStyle w:val="Compact"/>
+              <w:jc w:val="left"/>
+            </w:pPr>
+            <w:r>
+              <w:t xml:space="preserve">八道题都是「照着把这个地方画回来」，哪张图都成立。只有重复的问题（第 2 节）</w:t>
             </w:r>
           </w:p>
         </w:tc>
@@ -1197,7 +1897,48 @@
               <w:jc w:val="left"/>
             </w:pPr>
             <w:r>
-              <w:t xml:space="preserve">scene_a / b / c / d</w:t>
+              <w:rPr>
+                <w:rStyle w:val="VerbatimChar"/>
+              </w:rPr>
+              <w:t xml:space="preserve">m2_scene_a</w:t>
+            </w:r>
+            <w:r>
+              <w:t xml:space="preserve"> </w:t>
+            </w:r>
+            <w:r>
+              <w:rPr>
+                <w:rStyle w:val="VerbatimChar"/>
+              </w:rPr>
+              <w:t xml:space="preserve">b</w:t>
+            </w:r>
+            <w:r>
+              <w:t xml:space="preserve"> </w:t>
+            </w:r>
+            <w:r>
+              <w:rPr>
+                <w:rStyle w:val="VerbatimChar"/>
+              </w:rPr>
+              <w:t xml:space="preserve">c</w:t>
+            </w:r>
+            <w:r>
+              <w:t xml:space="preserve"> </w:t>
+            </w:r>
+            <w:r>
+              <w:rPr>
+                <w:rStyle w:val="VerbatimChar"/>
+              </w:rPr>
+              <w:t xml:space="preserve">d</w:t>
+            </w:r>
+          </w:p>
+        </w:tc>
+        <w:tc>
+          <w:p>
+            <w:pPr>
+              <w:pStyle w:val="Compact"/>
+              <w:jc w:val="left"/>
+            </w:pPr>
+            <w:r>
+              <w:t xml:space="preserve">8 道</w:t>
             </w:r>
           </w:p>
         </w:tc>
@@ -1232,18 +1973,162 @@
               <w:jc w:val="left"/>
             </w:pPr>
             <w:r>
-              <w:t xml:space="preserve">6 张物品图</w:t>
-            </w:r>
-          </w:p>
-        </w:tc>
-        <w:tc>
-          <w:p>
-            <w:pPr>
-              <w:pStyle w:val="Compact"/>
-              <w:jc w:val="left"/>
-            </w:pPr>
-            <w:r>
-              <w:t xml:space="preserve">题目直接点名物品，图就是那个物品，一一对应</w:t>
+              <w:rPr>
+                <w:rStyle w:val="VerbatimChar"/>
+              </w:rPr>
+              <w:t xml:space="preserve">m4_umbrella</w:t>
+            </w:r>
+            <w:r>
+              <w:t xml:space="preserve"> </w:t>
+            </w:r>
+            <w:r>
+              <w:rPr>
+                <w:rStyle w:val="VerbatimChar"/>
+              </w:rPr>
+              <w:t xml:space="preserve">backpack</w:t>
+            </w:r>
+            <w:r>
+              <w:t xml:space="preserve"> </w:t>
+            </w:r>
+            <w:r>
+              <w:rPr>
+                <w:rStyle w:val="VerbatimChar"/>
+              </w:rPr>
+              <w:t xml:space="preserve">chair</w:t>
+            </w:r>
+            <w:r>
+              <w:t xml:space="preserve"> </w:t>
+            </w:r>
+            <w:r>
+              <w:rPr>
+                <w:rStyle w:val="VerbatimChar"/>
+              </w:rPr>
+              <w:t xml:space="preserve">teapot</w:t>
+            </w:r>
+            <w:r>
+              <w:t xml:space="preserve"> </w:t>
+            </w:r>
+            <w:r>
+              <w:rPr>
+                <w:rStyle w:val="VerbatimChar"/>
+              </w:rPr>
+              <w:t xml:space="preserve">clock</w:t>
+            </w:r>
+            <w:r>
+              <w:t xml:space="preserve"> </w:t>
+            </w:r>
+            <w:r>
+              <w:rPr>
+                <w:rStyle w:val="VerbatimChar"/>
+              </w:rPr>
+              <w:t xml:space="preserve">shoe</w:t>
+            </w:r>
+          </w:p>
+        </w:tc>
+        <w:tc>
+          <w:p>
+            <w:pPr>
+              <w:pStyle w:val="Compact"/>
+              <w:jc w:val="left"/>
+            </w:pPr>
+            <w:r>
+              <w:t xml:space="preserve">7 道</w:t>
+            </w:r>
+          </w:p>
+        </w:tc>
+        <w:tc>
+          <w:p>
+            <w:pPr>
+              <w:pStyle w:val="Compact"/>
+              <w:jc w:val="left"/>
+            </w:pPr>
+            <w:r>
+              <w:t xml:space="preserve">题目直接点名物品，图就是那个物品。茶壶给两道题用是对的，两道题都说「茶壶」</w:t>
+            </w:r>
+          </w:p>
+        </w:tc>
+      </w:tr>
+      <w:tr>
+        <w:tc>
+          <w:p>
+            <w:pPr>
+              <w:pStyle w:val="Compact"/>
+              <w:jc w:val="left"/>
+            </w:pPr>
+            <w:r>
+              <w:t xml:space="preserve">M6 情绪世界</w:t>
+            </w:r>
+          </w:p>
+        </w:tc>
+        <w:tc>
+          <w:p>
+            <w:pPr>
+              <w:pStyle w:val="Compact"/>
+              <w:jc w:val="left"/>
+            </w:pPr>
+            <w:r>
+              <w:rPr>
+                <w:rStyle w:val="VerbatimChar"/>
+              </w:rPr>
+              <w:t xml:space="preserve">m6_scene_a</w:t>
+            </w:r>
+            <w:r>
+              <w:t xml:space="preserve"> </w:t>
+            </w:r>
+            <w:r>
+              <w:rPr>
+                <w:rStyle w:val="VerbatimChar"/>
+              </w:rPr>
+              <w:t xml:space="preserve">b</w:t>
+            </w:r>
+            <w:r>
+              <w:t xml:space="preserve"> </w:t>
+            </w:r>
+            <w:r>
+              <w:rPr>
+                <w:rStyle w:val="VerbatimChar"/>
+              </w:rPr>
+              <w:t xml:space="preserve">c</w:t>
+            </w:r>
+            <w:r>
+              <w:t xml:space="preserve"> </w:t>
+            </w:r>
+            <w:r>
+              <w:rPr>
+                <w:rStyle w:val="VerbatimChar"/>
+              </w:rPr>
+              <w:t xml:space="preserve">d</w:t>
+            </w:r>
+            <w:r>
+              <w:t xml:space="preserve"> </w:t>
+            </w:r>
+            <w:r>
+              <w:rPr>
+                <w:rStyle w:val="VerbatimChar"/>
+              </w:rPr>
+              <w:t xml:space="preserve">e</w:t>
+            </w:r>
+          </w:p>
+        </w:tc>
+        <w:tc>
+          <w:p>
+            <w:pPr>
+              <w:pStyle w:val="Compact"/>
+              <w:jc w:val="left"/>
+            </w:pPr>
+            <w:r>
+              <w:t xml:space="preserve">8 道</w:t>
+            </w:r>
+          </w:p>
+        </w:tc>
+        <w:tc>
+          <w:p>
+            <w:pPr>
+              <w:pStyle w:val="Compact"/>
+              <w:jc w:val="left"/>
+            </w:pPr>
+            <w:r>
+              <w:t xml:space="preserve">五张图五个位置，没有重复。只有配对的问题（第 3 节）</w:t>
             </w:r>
           </w:p>
         </w:tc>
@@ -1267,7 +2152,18 @@
               <w:jc w:val="left"/>
             </w:pPr>
             <w:r>
-              <w:t xml:space="preserve">5 组碎片 A–E</w:t>
+              <w:t xml:space="preserve">碎片 A–E</w:t>
+            </w:r>
+          </w:p>
+        </w:tc>
+        <w:tc>
+          <w:p>
+            <w:pPr>
+              <w:pStyle w:val="Compact"/>
+              <w:jc w:val="left"/>
+            </w:pPr>
+            <w:r>
+              <w:t xml:space="preserve">8 道</w:t>
             </w:r>
           </w:p>
         </w:tc>
@@ -1293,10 +2189,22 @@
           <w:bCs/>
           <w:b/>
         </w:rPr>
-        <w:t xml:space="preserve">40 道不需要参考图</w:t>
-      </w:r>
-      <w:r>
-        <w:t xml:space="preserve">：自由创作、融合发明家、线条冒险、不可能世界、故事挑战，各 8 道。这几类给图等于给答案，空白画布是题目设计的一部分。</w:t>
+        <w:t xml:space="preserve">顺带一条</w:t>
+      </w:r>
+      <w:r>
+        <w:t xml:space="preserve">：M6 五张图当初要求「情绪中性、阴天或平光、低饱和」，实际画出来是晴天蓝天高饱和，五张里只有</w:t>
+      </w:r>
+      <w:r>
+        <w:t xml:space="preserve"> </w:t>
+      </w:r>
+      <w:r>
+        <w:rPr>
+          <w:rStyle w:val="VerbatimChar"/>
+        </w:rPr>
+        <w:t xml:space="preserve">m6_scene_a</w:t>
+      </w:r>
+      <w:r>
+        <w:t xml:space="preserve">（0.16）达标，其余在 0.31 到 0.49 之间。不算坏，但孩子改色时要先压过原图的晴天感。下一轮如果重画，照原要求画会好做很多。</w:t>
       </w:r>
     </w:p>
     <w:p>
@@ -1306,8 +2214,8 @@
         </w:pict>
       </w:r>
     </w:p>
-    <w:bookmarkEnd w:id="23"/>
-    <w:bookmarkStart w:id="24" w:name="要做的事"/>
+    <w:bookmarkEnd w:id="24"/>
+    <w:bookmarkStart w:id="25" w:name="要做的事"/>
     <w:p>
       <w:pPr>
         <w:pStyle w:val="Heading2"/>
@@ -1316,145 +2224,218 @@
         <w:t xml:space="preserve">要做的事</w:t>
       </w:r>
     </w:p>
-    <w:p>
-      <w:pPr>
-        <w:numPr>
-          <w:ilvl w:val="0"/>
-          <w:numId w:val="1001"/>
-        </w:numPr>
-        <w:pStyle w:val="Compact"/>
-      </w:pPr>
-      <w:r>
-        <w:rPr>
-          <w:bCs/>
-          <w:b/>
-        </w:rPr>
-        <w:t xml:space="preserve">画</w:t>
-      </w:r>
-      <w:r>
-        <w:rPr>
-          <w:bCs/>
-          <w:b/>
-        </w:rPr>
-        <w:t xml:space="preserve"> </w:t>
-      </w:r>
-      <w:r>
-        <w:rPr>
-          <w:rStyle w:val="VerbatimChar"/>
-          <w:bCs/>
-          <w:b/>
-        </w:rPr>
-        <w:t xml:space="preserve">m4_bicycle.png</w:t>
-      </w:r>
-      <w:r>
-        <w:t xml:space="preserve"> </w:t>
-      </w:r>
-      <w:r>
-        <w:t xml:space="preserve">— 试点前必须有。</w:t>
-      </w:r>
-    </w:p>
-    <w:p>
-      <w:pPr>
-        <w:numPr>
-          <w:ilvl w:val="0"/>
-          <w:numId w:val="1001"/>
-        </w:numPr>
-        <w:pStyle w:val="Compact"/>
-      </w:pPr>
-      <w:r>
-        <w:rPr>
-          <w:bCs/>
-          <w:b/>
-        </w:rPr>
-        <w:t xml:space="preserve">M6 三道换配对</w:t>
-      </w:r>
-      <w:r>
-        <w:t xml:space="preserve"> </w:t>
-      </w:r>
-      <w:r>
-        <w:t xml:space="preserve">— 不用画图，改一行代码。等您点头。</w:t>
-      </w:r>
-    </w:p>
-    <w:p>
-      <w:pPr>
-        <w:numPr>
-          <w:ilvl w:val="0"/>
-          <w:numId w:val="1001"/>
-        </w:numPr>
-        <w:pStyle w:val="Compact"/>
-      </w:pPr>
-      <w:r>
-        <w:rPr>
-          <w:bCs/>
-          <w:b/>
-        </w:rPr>
-        <w:t xml:space="preserve">画</w:t>
-      </w:r>
-      <w:r>
-        <w:rPr>
-          <w:bCs/>
-          <w:b/>
-        </w:rPr>
-        <w:t xml:space="preserve"> </w:t>
-      </w:r>
-      <w:r>
-        <w:rPr>
-          <w:rStyle w:val="VerbatimChar"/>
-          <w:bCs/>
-          <w:b/>
-        </w:rPr>
-        <w:t xml:space="preserve">m1_scene_e.jpg</w:t>
-      </w:r>
-      <w:r>
-        <w:rPr>
-          <w:bCs/>
-          <w:b/>
-        </w:rPr>
-        <w:t xml:space="preserve"> </w:t>
-      </w:r>
-      <w:r>
-        <w:rPr>
-          <w:bCs/>
-          <w:b/>
-        </w:rPr>
-        <w:t xml:space="preserve">和</w:t>
-      </w:r>
-      <w:r>
-        <w:rPr>
-          <w:bCs/>
-          <w:b/>
-        </w:rPr>
-        <w:t xml:space="preserve"> </w:t>
-      </w:r>
-      <w:r>
-        <w:rPr>
-          <w:rStyle w:val="VerbatimChar"/>
-          <w:bCs/>
-          <w:b/>
-        </w:rPr>
-        <w:t xml:space="preserve">m2_scene_e.jpg</w:t>
-      </w:r>
-      <w:r>
-        <w:t xml:space="preserve"> </w:t>
-      </w:r>
-      <w:r>
-        <w:t xml:space="preserve">— 消掉重复，可以排在试点之后。</w:t>
-      </w:r>
-    </w:p>
-    <w:p>
-      <w:pPr>
-        <w:numPr>
-          <w:ilvl w:val="0"/>
-          <w:numId w:val="1001"/>
-        </w:numPr>
-        <w:pStyle w:val="Compact"/>
-      </w:pPr>
-      <w:r>
-        <w:t xml:space="preserve">下一轮如果重画 M6，照「中性、平光、低饱和」的原要求画。</w:t>
-      </w:r>
-    </w:p>
-    <w:bookmarkEnd w:id="24"/>
+    <w:tbl>
+      <w:tblPr>
+        <w:tblStyle w:val="Table"/>
+        <w:tblW w:type="pct" w:w="0.0"/>
+        <w:tblLook w:firstRow="1" w:lastRow="0" w:firstColumn="0" w:lastColumn="0" w:noHBand="0" w:noVBand="0" w:val="0020"/>
+      </w:tblPr>
+      <w:tblGrid/>
+      <w:tr>
+        <w:tc>
+          <w:p>
+            <w:pPr>
+              <w:pStyle w:val="Compact"/>
+              <w:jc w:val="left"/>
+            </w:pPr>
+            <w:r>
+              <w:t xml:space="preserve">先后</w:t>
+            </w:r>
+          </w:p>
+        </w:tc>
+        <w:tc>
+          <w:p>
+            <w:pPr>
+              <w:pStyle w:val="Compact"/>
+              <w:jc w:val="left"/>
+            </w:pPr>
+            <w:r>
+              <w:t xml:space="preserve">做什么</w:t>
+            </w:r>
+          </w:p>
+        </w:tc>
+        <w:tc>
+          <w:p>
+            <w:pPr>
+              <w:pStyle w:val="Compact"/>
+              <w:jc w:val="left"/>
+            </w:pPr>
+            <w:r>
+              <w:t xml:space="preserve">谁</w:t>
+            </w:r>
+          </w:p>
+        </w:tc>
+      </w:tr>
+      <w:tr>
+        <w:tc>
+          <w:p>
+            <w:pPr>
+              <w:pStyle w:val="Compact"/>
+              <w:jc w:val="left"/>
+            </w:pPr>
+            <w:r>
+              <w:t xml:space="preserve">1</w:t>
+            </w:r>
+          </w:p>
+        </w:tc>
+        <w:tc>
+          <w:p>
+            <w:pPr>
+              <w:pStyle w:val="Compact"/>
+              <w:jc w:val="left"/>
+            </w:pPr>
+            <w:r>
+              <w:t xml:space="preserve">画</w:t>
+            </w:r>
+            <w:r>
+              <w:t xml:space="preserve"> </w:t>
+            </w:r>
+            <w:r>
+              <w:rPr>
+                <w:rStyle w:val="VerbatimChar"/>
+              </w:rPr>
+              <w:t xml:space="preserve">m4_bicycle.png</w:t>
+            </w:r>
+          </w:p>
+        </w:tc>
+        <w:tc>
+          <w:p>
+            <w:pPr>
+              <w:pStyle w:val="Compact"/>
+              <w:jc w:val="left"/>
+            </w:pPr>
+            <w:r>
+              <w:t xml:space="preserve">美术 · 试点前</w:t>
+            </w:r>
+          </w:p>
+        </w:tc>
+      </w:tr>
+      <w:tr>
+        <w:tc>
+          <w:p>
+            <w:pPr>
+              <w:pStyle w:val="Compact"/>
+              <w:jc w:val="left"/>
+            </w:pPr>
+            <w:r>
+              <w:t xml:space="preserve">2</w:t>
+            </w:r>
+          </w:p>
+        </w:tc>
+        <w:tc>
+          <w:p>
+            <w:pPr>
+              <w:pStyle w:val="Compact"/>
+              <w:jc w:val="left"/>
+            </w:pPr>
+            <w:r>
+              <w:t xml:space="preserve">M6 初中三道换配对</w:t>
+            </w:r>
+          </w:p>
+        </w:tc>
+        <w:tc>
+          <w:p>
+            <w:pPr>
+              <w:pStyle w:val="Compact"/>
+              <w:jc w:val="left"/>
+            </w:pPr>
+            <w:r>
+              <w:t xml:space="preserve">代码 · 等您点头</w:t>
+            </w:r>
+          </w:p>
+        </w:tc>
+      </w:tr>
+      <w:tr>
+        <w:tc>
+          <w:p>
+            <w:pPr>
+              <w:pStyle w:val="Compact"/>
+              <w:jc w:val="left"/>
+            </w:pPr>
+            <w:r>
+              <w:t xml:space="preserve">3</w:t>
+            </w:r>
+          </w:p>
+        </w:tc>
+        <w:tc>
+          <w:p>
+            <w:pPr>
+              <w:pStyle w:val="Compact"/>
+              <w:jc w:val="left"/>
+            </w:pPr>
+            <w:r>
+              <w:t xml:space="preserve">画</w:t>
+            </w:r>
+            <w:r>
+              <w:t xml:space="preserve"> </w:t>
+            </w:r>
+            <w:r>
+              <w:rPr>
+                <w:rStyle w:val="VerbatimChar"/>
+              </w:rPr>
+              <w:t xml:space="preserve">m1_scene_e.jpg</w:t>
+            </w:r>
+            <w:r>
+              <w:t xml:space="preserve">、</w:t>
+            </w:r>
+            <w:r>
+              <w:rPr>
+                <w:rStyle w:val="VerbatimChar"/>
+              </w:rPr>
+              <w:t xml:space="preserve">m2_scene_e.jpg</w:t>
+            </w:r>
+          </w:p>
+        </w:tc>
+        <w:tc>
+          <w:p>
+            <w:pPr>
+              <w:pStyle w:val="Compact"/>
+              <w:jc w:val="left"/>
+            </w:pPr>
+            <w:r>
+              <w:t xml:space="preserve">美术 · 试点后也行</w:t>
+            </w:r>
+          </w:p>
+        </w:tc>
+      </w:tr>
+      <w:tr>
+        <w:tc>
+          <w:p>
+            <w:pPr>
+              <w:pStyle w:val="Compact"/>
+              <w:jc w:val="left"/>
+            </w:pPr>
+            <w:r>
+              <w:t xml:space="preserve">4</w:t>
+            </w:r>
+          </w:p>
+        </w:tc>
+        <w:tc>
+          <w:p>
+            <w:pPr>
+              <w:pStyle w:val="Compact"/>
+              <w:jc w:val="left"/>
+            </w:pPr>
+            <w:r>
+              <w:t xml:space="preserve">下一轮重画 M6 时照「中性、平光、低饱和」</w:t>
+            </w:r>
+          </w:p>
+        </w:tc>
+        <w:tc>
+          <w:p>
+            <w:pPr>
+              <w:pStyle w:val="Compact"/>
+              <w:jc w:val="left"/>
+            </w:pPr>
+            <w:r>
+              <w:t xml:space="preserve">美术 · 以后</w:t>
+            </w:r>
+          </w:p>
+        </w:tc>
+      </w:tr>
+    </w:tbl>
     <w:bookmarkEnd w:id="25"/>
+    <w:bookmarkEnd w:id="26"/>
     <w:sectPr/>
   </w:body>
 </w:document>
@@ -1561,123 +2542,8 @@
       </w:pPr>
     </w:lvl>
   </w:abstractNum>
-  <w:abstractNum w:abstractNumId="99411">
-    <w:nsid w:val="ea454b4c"/>
-    <w:multiLevelType w:val="multilevel"/>
-    <w:lvl w:ilvl="0">
-      <w:start w:val="1"/>
-      <w:numFmt w:val="decimal"/>
-      <w:lvlText w:val="%1."/>
-      <w:lvlJc w:val="left"/>
-      <w:pPr>
-        <w:ind w:left="720" w:hanging="480"/>
-      </w:pPr>
-    </w:lvl>
-    <w:lvl w:ilvl="1">
-      <w:start w:val="1"/>
-      <w:numFmt w:val="decimal"/>
-      <w:lvlText w:val="%2."/>
-      <w:lvlJc w:val="left"/>
-      <w:pPr>
-        <w:ind w:left="1440" w:hanging="480"/>
-      </w:pPr>
-    </w:lvl>
-    <w:lvl w:ilvl="2">
-      <w:start w:val="1"/>
-      <w:numFmt w:val="decimal"/>
-      <w:lvlText w:val="%3."/>
-      <w:lvlJc w:val="left"/>
-      <w:pPr>
-        <w:ind w:left="2160" w:hanging="480"/>
-      </w:pPr>
-    </w:lvl>
-    <w:lvl w:ilvl="3">
-      <w:start w:val="1"/>
-      <w:numFmt w:val="decimal"/>
-      <w:lvlText w:val="%4."/>
-      <w:lvlJc w:val="left"/>
-      <w:pPr>
-        <w:ind w:left="2880" w:hanging="480"/>
-      </w:pPr>
-    </w:lvl>
-    <w:lvl w:ilvl="4">
-      <w:start w:val="1"/>
-      <w:numFmt w:val="decimal"/>
-      <w:lvlText w:val="%5."/>
-      <w:lvlJc w:val="left"/>
-      <w:pPr>
-        <w:ind w:left="3600" w:hanging="480"/>
-      </w:pPr>
-    </w:lvl>
-    <w:lvl w:ilvl="5">
-      <w:start w:val="1"/>
-      <w:numFmt w:val="decimal"/>
-      <w:lvlText w:val="%6."/>
-      <w:lvlJc w:val="left"/>
-      <w:pPr>
-        <w:ind w:left="4320" w:hanging="480"/>
-      </w:pPr>
-    </w:lvl>
-    <w:lvl w:ilvl="6">
-      <w:start w:val="1"/>
-      <w:numFmt w:val="decimal"/>
-      <w:lvlText w:val="%7."/>
-      <w:lvlJc w:val="left"/>
-      <w:pPr>
-        <w:ind w:left="5040" w:hanging="480"/>
-      </w:pPr>
-    </w:lvl>
-    <w:lvl w:ilvl="7">
-      <w:start w:val="1"/>
-      <w:numFmt w:val="decimal"/>
-      <w:lvlText w:val="%8."/>
-      <w:lvlJc w:val="left"/>
-      <w:pPr>
-        <w:ind w:left="5760" w:hanging="480"/>
-      </w:pPr>
-    </w:lvl>
-    <w:lvl w:ilvl="8">
-      <w:start w:val="1"/>
-      <w:numFmt w:val="decimal"/>
-      <w:lvlText w:val="%9."/>
-      <w:lvlJc w:val="left"/>
-      <w:pPr>
-        <w:ind w:left="6480" w:hanging="480"/>
-      </w:pPr>
-    </w:lvl>
-  </w:abstractNum>
   <w:num w:numId="1000">
     <w:abstractNumId w:val="990"/>
-  </w:num>
-  <w:num w:numId="1001">
-    <w:abstractNumId w:val="99411"/>
-    <w:lvlOverride w:ilvl="0">
-      <w:startOverride w:val="1"/>
-    </w:lvlOverride>
-    <w:lvlOverride w:ilvl="1">
-      <w:startOverride w:val="1"/>
-    </w:lvlOverride>
-    <w:lvlOverride w:ilvl="2">
-      <w:startOverride w:val="1"/>
-    </w:lvlOverride>
-    <w:lvlOverride w:ilvl="3">
-      <w:startOverride w:val="1"/>
-    </w:lvlOverride>
-    <w:lvlOverride w:ilvl="4">
-      <w:startOverride w:val="1"/>
-    </w:lvlOverride>
-    <w:lvlOverride w:ilvl="5">
-      <w:startOverride w:val="1"/>
-    </w:lvlOverride>
-    <w:lvlOverride w:ilvl="6">
-      <w:startOverride w:val="1"/>
-    </w:lvlOverride>
-    <w:lvlOverride w:ilvl="7">
-      <w:startOverride w:val="1"/>
-    </w:lvlOverride>
-    <w:lvlOverride w:ilvl="8">
-      <w:startOverride w:val="1"/>
-    </w:lvlOverride>
   </w:num>
 </w:numbering>
 </file>

--- a/docs/缺参考图清单.docx
+++ b/docs/缺参考图清单.docx
@@ -2,7 +2,7 @@
 <file path=word/document.xml><?xml version="1.0" encoding="utf-8"?>
 <w:document xmlns:w="http://schemas.openxmlformats.org/wordprocessingml/2006/main" xmlns:m="http://schemas.openxmlformats.org/officeDocument/2006/math" xmlns:r="http://schemas.openxmlformats.org/officeDocument/2006/relationships" xmlns:o="urn:schemas-microsoft-com:office:office" xmlns:v="urn:schemas-microsoft-com:vml" xmlns:w10="urn:schemas-microsoft-com:office:word" xmlns:a="http://schemas.openxmlformats.org/drawingml/2006/main" xmlns:pic="http://schemas.openxmlformats.org/drawingml/2006/picture" xmlns:wp="http://schemas.openxmlformats.org/drawingml/2006/wordprocessingDrawing">
   <w:body>
-    <w:bookmarkStart w:id="26" w:name="参考图缺口--任务库-v22"/>
+    <w:bookmarkStart w:id="27" w:name="参考图缺口--任务库-v22"/>
     <w:p>
       <w:pPr>
         <w:pStyle w:val="Heading1"/>
@@ -20,7 +20,29 @@
           <w:bCs/>
           <w:b/>
         </w:rPr>
-        <w:t xml:space="preserve">2026-10-02。</w:t>
+        <w:t xml:space="preserve">2026-10-02 · 当天下午更新：三张图交来了，两张已就位，</w:t>
+      </w:r>
+      <w:r>
+        <w:rPr>
+          <w:rStyle w:val="VerbatimChar"/>
+          <w:bCs/>
+          <w:b/>
+        </w:rPr>
+        <w:t xml:space="preserve">m2_scene_e</w:t>
+      </w:r>
+      <w:r>
+        <w:rPr>
+          <w:bCs/>
+          <w:b/>
+        </w:rPr>
+        <w:t xml:space="preserve"> </w:t>
+      </w:r>
+      <w:r>
+        <w:rPr>
+          <w:bCs/>
+          <w:b/>
+        </w:rPr>
+        <w:t xml:space="preserve">有生成瑕疵要返工。</w:t>
       </w:r>
       <w:r>
         <w:t xml:space="preserve"> </w:t>
@@ -62,7 +84,48 @@
           <w:bCs/>
           <w:b/>
         </w:rPr>
-        <w:t xml:space="preserve">差 3 张，不是 18 张。</w:t>
+        <w:t xml:space="preserve">现在只差 1 张：</w:t>
+      </w:r>
+      <w:r>
+        <w:rPr>
+          <w:rStyle w:val="VerbatimChar"/>
+          <w:bCs/>
+          <w:b/>
+        </w:rPr>
+        <w:t xml:space="preserve">m2_scene_e</w:t>
+      </w:r>
+      <w:r>
+        <w:t xml:space="preserve">（交来的那张右上角和左下角有两块矩形拼接瑕疵，见文末）。</w:t>
+      </w:r>
+      <w:r>
+        <w:t xml:space="preserve"> </w:t>
+      </w:r>
+      <w:r>
+        <w:rPr>
+          <w:rStyle w:val="VerbatimChar"/>
+        </w:rPr>
+        <w:t xml:space="preserve">m4_bicycle</w:t>
+      </w:r>
+      <w:r>
+        <w:t xml:space="preserve"> </w:t>
+      </w:r>
+      <w:r>
+        <w:t xml:space="preserve">和</w:t>
+      </w:r>
+      <w:r>
+        <w:t xml:space="preserve"> </w:t>
+      </w:r>
+      <w:r>
+        <w:rPr>
+          <w:rStyle w:val="VerbatimChar"/>
+        </w:rPr>
+        <w:t xml:space="preserve">m1_scene_e</w:t>
+      </w:r>
+      <w:r>
+        <w:t xml:space="preserve"> </w:t>
+      </w:r>
+      <w:r>
+        <w:t xml:space="preserve">已经放进仓库、接到题上了。</w:t>
       </w:r>
     </w:p>
     <w:tbl>
@@ -203,7 +266,35 @@
               <w:jc w:val="left"/>
             </w:pPr>
             <w:r>
-              <w:t xml:space="preserve">19 张</w:t>
+              <w:rPr>
+                <w:bCs/>
+                <w:b/>
+              </w:rPr>
+              <w:t xml:space="preserve">21 张</w:t>
+            </w:r>
+            <w:r>
+              <w:t xml:space="preserve">（10-02 下午新增</w:t>
+            </w:r>
+            <w:r>
+              <w:t xml:space="preserve"> </w:t>
+            </w:r>
+            <w:r>
+              <w:rPr>
+                <w:rStyle w:val="VerbatimChar"/>
+              </w:rPr>
+              <w:t xml:space="preserve">m4_bicycle</w:t>
+            </w:r>
+            <w:r>
+              <w:t xml:space="preserve">、</w:t>
+            </w:r>
+            <w:r>
+              <w:rPr>
+                <w:rStyle w:val="VerbatimChar"/>
+              </w:rPr>
+              <w:t xml:space="preserve">m1_scene_e</w:t>
+            </w:r>
+            <w:r>
+              <w:t xml:space="preserve">）</w:t>
             </w:r>
           </w:p>
         </w:tc>
@@ -220,7 +311,7 @@
                 <w:bCs/>
                 <w:b/>
               </w:rPr>
-              <w:t xml:space="preserve">还没画</w:t>
+              <w:t xml:space="preserve">还要返工</w:t>
             </w:r>
           </w:p>
         </w:tc>
@@ -244,95 +335,10 @@
               <w:rPr>
                 <w:rStyle w:val="VerbatimChar"/>
               </w:rPr>
-              <w:t xml:space="preserve">m4_bicycle</w:t>
-            </w:r>
-            <w:r>
-              <w:t xml:space="preserve">）</w:t>
-            </w:r>
-          </w:p>
-        </w:tc>
-      </w:tr>
-      <w:tr>
-        <w:tc>
-          <w:p>
-            <w:pPr>
-              <w:pStyle w:val="Compact"/>
-              <w:jc w:val="left"/>
-            </w:pPr>
-            <w:r>
-              <w:rPr>
-                <w:bCs/>
-                <w:b/>
-              </w:rPr>
-              <w:t xml:space="preserve">建议补画</w:t>
-            </w:r>
-          </w:p>
-        </w:tc>
-        <w:tc>
-          <w:p>
-            <w:pPr>
-              <w:pStyle w:val="Compact"/>
-              <w:jc w:val="left"/>
-            </w:pPr>
-            <w:r>
-              <w:rPr>
-                <w:bCs/>
-                <w:b/>
-              </w:rPr>
-              <w:t xml:space="preserve">2 张</w:t>
-            </w:r>
-            <w:r>
-              <w:t xml:space="preserve">（</w:t>
-            </w:r>
-            <w:r>
-              <w:rPr>
-                <w:rStyle w:val="VerbatimChar"/>
-              </w:rPr>
-              <w:t xml:space="preserve">m1_scene_e</w:t>
-            </w:r>
-            <w:r>
-              <w:t xml:space="preserve">、</w:t>
-            </w:r>
-            <w:r>
-              <w:rPr>
-                <w:rStyle w:val="VerbatimChar"/>
-              </w:rPr>
               <w:t xml:space="preserve">m2_scene_e</w:t>
             </w:r>
             <w:r>
-              <w:t xml:space="preserve">，消掉同一版里的重复）</w:t>
-            </w:r>
-          </w:p>
-        </w:tc>
-      </w:tr>
-      <w:tr>
-        <w:tc>
-          <w:p>
-            <w:pPr>
-              <w:pStyle w:val="Compact"/>
-              <w:jc w:val="left"/>
-            </w:pPr>
-            <w:r>
-              <w:rPr>
-                <w:bCs/>
-                <w:b/>
-              </w:rPr>
-              <w:t xml:space="preserve">合计要画</w:t>
-            </w:r>
-          </w:p>
-        </w:tc>
-        <w:tc>
-          <w:p>
-            <w:pPr>
-              <w:pStyle w:val="Compact"/>
-              <w:jc w:val="left"/>
-            </w:pPr>
-            <w:r>
-              <w:rPr>
-                <w:bCs/>
-                <w:b/>
-              </w:rPr>
-              <w:t xml:space="preserve">3 张</w:t>
+              <w:t xml:space="preserve">，有拼接瑕疵）</w:t>
             </w:r>
           </w:p>
         </w:tc>
@@ -393,46 +399,13 @@
       </w:r>
     </w:p>
     <w:bookmarkEnd w:id="20"/>
-    <w:bookmarkStart w:id="21" w:name="X578ebcc15d4f9aa371aeca47a34afcce7a95c8d"/>
+    <w:bookmarkStart w:id="21" w:name="X99de689b175b5f02907432dafde4a0e2307b324"/>
     <w:p>
       <w:pPr>
         <w:pStyle w:val="Heading2"/>
       </w:pPr>
       <w:r>
-        <w:t xml:space="preserve">1. 还没画的 · 3 张</w:t>
-      </w:r>
-    </w:p>
-    <w:p>
-      <w:pPr>
-        <w:pStyle w:val="FirstParagraph"/>
-      </w:pPr>
-      <w:r>
-        <w:t xml:space="preserve">尺寸和格式照</w:t>
-      </w:r>
-      <w:r>
-        <w:t xml:space="preserve"> </w:t>
-      </w:r>
-      <w:r>
-        <w:rPr>
-          <w:rStyle w:val="VerbatimChar"/>
-        </w:rPr>
-        <w:t xml:space="preserve">ART_LIST.md</w:t>
-      </w:r>
-      <w:r>
-        <w:t xml:space="preserve"> </w:t>
-      </w:r>
-      <w:r>
-        <w:t xml:space="preserve">第 1 节的通用要求：</w:t>
-      </w:r>
-      <w:r>
-        <w:rPr>
-          <w:bCs/>
-          <w:b/>
-        </w:rPr>
-        <w:t xml:space="preserve">2048 × 1408</w:t>
-      </w:r>
-      <w:r>
-        <w:t xml:space="preserve">，场景 JPG（质量 85 以上），物体 PNG 纯白底，重要内容放在中间 60% 高度里。</w:t>
+        <w:t xml:space="preserve">1. 还要返工的 · 1 张</w:t>
       </w:r>
     </w:p>
     <w:tbl>
@@ -494,18 +467,7 @@
               <w:jc w:val="left"/>
             </w:pPr>
             <w:r>
-              <w:t xml:space="preserve">这张图要有什么</w:t>
-            </w:r>
-          </w:p>
-        </w:tc>
-        <w:tc>
-          <w:p>
-            <w:pPr>
-              <w:pStyle w:val="Compact"/>
-              <w:jc w:val="left"/>
-            </w:pPr>
-            <w:r>
-              <w:t xml:space="preserve">轻重</w:t>
+              <w:t xml:space="preserve">问题</w:t>
             </w:r>
           </w:p>
         </w:tc>
@@ -532,245 +494,83 @@
               <w:rPr>
                 <w:rStyle w:val="VerbatimChar"/>
               </w:rPr>
-              <w:t xml:space="preserve">m4_bicycle</w:t>
-            </w:r>
-          </w:p>
-        </w:tc>
-        <w:tc>
-          <w:p>
-            <w:pPr>
-              <w:pStyle w:val="Compact"/>
-              <w:jc w:val="left"/>
-            </w:pPr>
-            <w:r>
-              <w:rPr>
-                <w:rStyle w:val="VerbatimChar"/>
-              </w:rPr>
-              <w:t xml:space="preserve">static/refs/m4/m4_bicycle.png</w:t>
-            </w:r>
-          </w:p>
-        </w:tc>
-        <w:tc>
-          <w:p>
-            <w:pPr>
-              <w:pStyle w:val="Compact"/>
-              <w:jc w:val="left"/>
-            </w:pPr>
-            <w:r>
-              <w:t xml:space="preserve">M4_J5 初中「自行车机甲」</w:t>
-            </w:r>
-          </w:p>
-        </w:tc>
-        <w:tc>
-          <w:p>
-            <w:pPr>
-              <w:pStyle w:val="Compact"/>
-              <w:jc w:val="left"/>
-            </w:pPr>
-            <w:r>
-              <w:t xml:space="preserve">一辆普通自行车，</w:t>
+              <w:t xml:space="preserve">m2_scene_e</w:t>
+            </w:r>
+          </w:p>
+        </w:tc>
+        <w:tc>
+          <w:p>
+            <w:pPr>
+              <w:pStyle w:val="Compact"/>
+              <w:jc w:val="left"/>
+            </w:pPr>
+            <w:r>
+              <w:rPr>
+                <w:rStyle w:val="VerbatimChar"/>
+              </w:rPr>
+              <w:t xml:space="preserve">static/refs/m2/m2_scene_e.jpg</w:t>
+            </w:r>
+          </w:p>
+        </w:tc>
+        <w:tc>
+          <w:p>
+            <w:pPr>
+              <w:pStyle w:val="Compact"/>
+              <w:jc w:val="left"/>
+            </w:pPr>
+            <w:r>
+              <w:t xml:space="preserve">M2_E5 小学「侦探的笔记」· M2_J5 初中「博物馆藏品」</w:t>
+            </w:r>
+          </w:p>
+        </w:tc>
+        <w:tc>
+          <w:p>
+            <w:pPr>
+              <w:pStyle w:val="Compact"/>
+              <w:jc w:val="left"/>
+            </w:pPr>
+            <w:r>
+              <w:t xml:space="preserve">交来的那张有</w:t>
             </w:r>
             <w:r>
               <w:rPr>
                 <w:bCs/>
                 <w:b/>
               </w:rPr>
-              <w:t xml:space="preserve">纯白底</w:t>
-            </w:r>
-            <w:r>
-              <w:t xml:space="preserve">，四分之三侧视，整车不出框，占画面高约 70%。车架、链条、两个轮子、车把、脚踏都要看得清 —— 孩子要把这些当成机甲的关节</w:t>
-            </w:r>
-          </w:p>
-        </w:tc>
-        <w:tc>
-          <w:p>
-            <w:pPr>
-              <w:pStyle w:val="Compact"/>
-              <w:jc w:val="left"/>
-            </w:pPr>
-            <w:r>
-              <w:t xml:space="preserve">⚠️</w:t>
-            </w:r>
-            <w:r>
-              <w:t xml:space="preserve"> </w:t>
-            </w:r>
-            <w:r>
-              <w:rPr>
-                <w:bCs/>
-                <w:b/>
-              </w:rPr>
-              <w:t xml:space="preserve">试点前必须补</w:t>
-            </w:r>
-            <w:r>
-              <w:t xml:space="preserve">。现在孩子点「看看参考图」是空的</w:t>
-            </w:r>
-          </w:p>
-        </w:tc>
-      </w:tr>
-      <w:tr>
-        <w:tc>
-          <w:p>
-            <w:pPr>
-              <w:pStyle w:val="Compact"/>
-              <w:jc w:val="left"/>
-            </w:pPr>
-            <w:r>
-              <w:t xml:space="preserve">1.2</w:t>
-            </w:r>
-          </w:p>
-        </w:tc>
-        <w:tc>
-          <w:p>
-            <w:pPr>
-              <w:pStyle w:val="Compact"/>
-              <w:jc w:val="left"/>
-            </w:pPr>
-            <w:r>
-              <w:rPr>
-                <w:rStyle w:val="VerbatimChar"/>
-              </w:rPr>
-              <w:t xml:space="preserve">m1_scene_e</w:t>
-            </w:r>
-          </w:p>
-        </w:tc>
-        <w:tc>
-          <w:p>
-            <w:pPr>
-              <w:pStyle w:val="Compact"/>
-              <w:jc w:val="left"/>
-            </w:pPr>
-            <w:r>
-              <w:rPr>
-                <w:rStyle w:val="VerbatimChar"/>
-              </w:rPr>
-              <w:t xml:space="preserve">static/refs/m1/m1_scene_e.jpg</w:t>
-            </w:r>
-          </w:p>
-        </w:tc>
-        <w:tc>
-          <w:p>
-            <w:pPr>
-              <w:pStyle w:val="Compact"/>
-              <w:jc w:val="left"/>
-            </w:pPr>
-            <w:r>
-              <w:t xml:space="preserve">M1_E5 小学「拼图的最后一块」· M1_J5 初中「被删的画」</w:t>
-            </w:r>
-          </w:p>
-        </w:tc>
-        <w:tc>
-          <w:p>
-            <w:pPr>
-              <w:pStyle w:val="Compact"/>
-              <w:jc w:val="left"/>
-            </w:pPr>
-            <w:r>
-              <w:t xml:space="preserve">一个有结构的场景，</w:t>
-            </w:r>
-            <w:r>
-              <w:rPr>
-                <w:bCs/>
-                <w:b/>
-              </w:rPr>
-              <w:t xml:space="preserve">6 到 8 个一眼能叫出名字的物体</w:t>
-            </w:r>
-            <w:r>
-              <w:t xml:space="preserve">，前中后三层清楚，白天平光，没有人、没有文字商标。复杂度和另外四张对齐（物体数、遮挡数、大小差异）。题材避开已有的客厅 / 营地 / 书桌 / 公园，比如一间教室、一个厨房、一个车站</w:t>
-            </w:r>
-          </w:p>
-        </w:tc>
-        <w:tc>
-          <w:p>
-            <w:pPr>
-              <w:pStyle w:val="Compact"/>
-              <w:jc w:val="left"/>
-            </w:pPr>
-            <w:r>
-              <w:t xml:space="preserve">建议。不补的话这两道会和「破掉的照片」看同一张图</w:t>
-            </w:r>
-          </w:p>
-        </w:tc>
-      </w:tr>
-      <w:tr>
-        <w:tc>
-          <w:p>
-            <w:pPr>
-              <w:pStyle w:val="Compact"/>
-              <w:jc w:val="left"/>
-            </w:pPr>
-            <w:r>
-              <w:t xml:space="preserve">1.3</w:t>
-            </w:r>
-          </w:p>
-        </w:tc>
-        <w:tc>
-          <w:p>
-            <w:pPr>
-              <w:pStyle w:val="Compact"/>
-              <w:jc w:val="left"/>
-            </w:pPr>
-            <w:r>
-              <w:rPr>
-                <w:rStyle w:val="VerbatimChar"/>
-              </w:rPr>
-              <w:t xml:space="preserve">m2_scene_e</w:t>
-            </w:r>
-          </w:p>
-        </w:tc>
-        <w:tc>
-          <w:p>
-            <w:pPr>
-              <w:pStyle w:val="Compact"/>
-              <w:jc w:val="left"/>
-            </w:pPr>
-            <w:r>
-              <w:rPr>
-                <w:rStyle w:val="VerbatimChar"/>
-              </w:rPr>
-              <w:t xml:space="preserve">static/refs/m2/m2_scene_e.jpg</w:t>
-            </w:r>
-          </w:p>
-        </w:tc>
-        <w:tc>
-          <w:p>
-            <w:pPr>
-              <w:pStyle w:val="Compact"/>
-              <w:jc w:val="left"/>
-            </w:pPr>
-            <w:r>
-              <w:t xml:space="preserve">M2_E5 小学「侦探的笔记」· M2_J5 初中「博物馆藏品」</w:t>
-            </w:r>
-          </w:p>
-        </w:tc>
-        <w:tc>
-          <w:p>
-            <w:pPr>
-              <w:pStyle w:val="Compact"/>
-              <w:jc w:val="left"/>
-            </w:pPr>
-            <w:r>
-              <w:t xml:space="preserve">桌面静物，</w:t>
-            </w:r>
-            <w:r>
-              <w:rPr>
-                <w:bCs/>
-                <w:b/>
-              </w:rPr>
-              <w:t xml:space="preserve">正好 4 个物体、正好 2 处遮挡、大小差明显、有前后纵深</w:t>
-            </w:r>
-            <w:r>
-              <w:t xml:space="preserve">，素色桌面和背景。遮挡要一眼看得出，不能只是边缘碰到。题材避开已有的机器人组 / 茶壶组 / 藏宝组 / 积木组，比如相机 + 笔筒 + 折叠尺 + 橘子</w:t>
-            </w:r>
-          </w:p>
-        </w:tc>
-        <w:tc>
-          <w:p>
-            <w:pPr>
-              <w:pStyle w:val="Compact"/>
-              <w:jc w:val="left"/>
-            </w:pPr>
-            <w:r>
-              <w:t xml:space="preserve">建议。同上</w:t>
+              <w:t xml:space="preserve">两块矩形拼接瑕疵</w:t>
+            </w:r>
+            <w:r>
+              <w:t xml:space="preserve">：右上角</w:t>
+            </w:r>
+            <w:r>
+              <w:t xml:space="preserve"> </w:t>
+            </w:r>
+            <w:r>
+              <w:rPr>
+                <w:rStyle w:val="VerbatimChar"/>
+              </w:rPr>
+              <w:t xml:space="preserve">x 1330–1600, y 0–448</w:t>
+            </w:r>
+            <w:r>
+              <w:t xml:space="preserve"> </w:t>
+            </w:r>
+            <w:r>
+              <w:t xml:space="preserve">多了一把重复的剪刀和笔筒口；左下角</w:t>
+            </w:r>
+            <w:r>
+              <w:t xml:space="preserve"> </w:t>
+            </w:r>
+            <w:r>
+              <w:rPr>
+                <w:rStyle w:val="VerbatimChar"/>
+              </w:rPr>
+              <w:t xml:space="preserve">x 0–431, y 718–1036</w:t>
+            </w:r>
+            <w:r>
+              <w:t xml:space="preserve"> </w:t>
+            </w:r>
+            <w:r>
+              <w:t xml:space="preserve">多了半个重复的橘子，两块都有肉眼可见的直角接缝。两块在对角，裁不掉</w:t>
             </w:r>
           </w:p>
         </w:tc>
@@ -785,44 +585,55 @@
           <w:bCs/>
           <w:b/>
         </w:rPr>
-        <w:t xml:space="preserve">1.3 那条规格是写死在代码里的</w:t>
-      </w:r>
-      <w:r>
-        <w:t xml:space="preserve">（</w:t>
+        <w:t xml:space="preserve">内容本身是对的</w:t>
+      </w:r>
+      <w:r>
+        <w:t xml:space="preserve">：相机 + 笔筒 + 折叠尺 + 橘子，正好 4 个物体、2 处遮挡、大小差明显、有纵深。重新生成一次，把那两块补干净就能用。</w:t>
+      </w:r>
+    </w:p>
+    <w:p>
+      <w:pPr>
+        <w:pStyle w:val="BodyText"/>
+      </w:pPr>
+      <w:r>
+        <w:t xml:space="preserve">另外两条小建议：相机镜头上的「50mm 1:1.8」和折叠尺上的刻度数字是文字，规格里说不要文字。尺子的刻度无所谓（那是尺子的一部分），镜头上那行字能去掉更好。</w:t>
+      </w:r>
+    </w:p>
+    <w:p>
+      <w:pPr>
+        <w:pStyle w:val="BodyText"/>
+      </w:pPr>
+      <w:r>
+        <w:rPr>
+          <w:bCs/>
+          <w:b/>
+        </w:rPr>
+        <w:t xml:space="preserve">在它交来之前</w:t>
+      </w:r>
+      <w:r>
+        <w:t xml:space="preserve">，M2_E5 和 M2_J5 仍然用</w:t>
+      </w:r>
+      <w:r>
+        <w:t xml:space="preserve"> </w:t>
       </w:r>
       <w:r>
         <w:rPr>
           <w:rStyle w:val="VerbatimChar"/>
         </w:rPr>
-        <w:t xml:space="preserve">spec</w:t>
-      </w:r>
-      <w:r>
-        <w:t xml:space="preserve">：4 物体 / 2 遮挡 / 有大小差 / 有纵深）。四张现有图都照它拍的，新图必须一样，不然五张平行卷不等价。</w:t>
-      </w:r>
-    </w:p>
-    <w:p>
-      <w:r>
-        <w:pict>
-          <v:rect style="width:0;height:1.5pt" o:hralign="center" o:hrstd="t" o:hr="t"/>
-        </w:pict>
+        <w:t xml:space="preserve">m2_scene_a</w:t>
+      </w:r>
+      <w:r>
+        <w:t xml:space="preserve">，和「外星观察」重复（见第 2 节）。</w:t>
       </w:r>
     </w:p>
     <w:bookmarkEnd w:id="21"/>
-    <w:bookmarkStart w:id="22" w:name="Xa8bedc409707cda4068cbde8b807aa10d5a8850"/>
+    <w:bookmarkStart w:id="22" w:name="已经就位的--2-张10-02-下午"/>
     <w:p>
       <w:pPr>
         <w:pStyle w:val="Heading2"/>
       </w:pPr>
       <w:r>
-        <w:t xml:space="preserve">2. 同一版里重复用图 · 4 处</w:t>
-      </w:r>
-    </w:p>
-    <w:p>
-      <w:pPr>
-        <w:pStyle w:val="FirstParagraph"/>
-      </w:pPr>
-      <w:r>
-        <w:t xml:space="preserve">补上 1.2 和 1.3 就全没了。</w:t>
+        <w:t xml:space="preserve">已经就位的 · 2 张（10-02 下午）</w:t>
       </w:r>
     </w:p>
     <w:tbl>
@@ -840,40 +651,40 @@
               <w:jc w:val="left"/>
             </w:pPr>
             <w:r>
-              <w:t xml:space="preserve">家族</w:t>
-            </w:r>
-          </w:p>
-        </w:tc>
-        <w:tc>
-          <w:p>
-            <w:pPr>
-              <w:pStyle w:val="Compact"/>
-              <w:jc w:val="left"/>
-            </w:pPr>
-            <w:r>
-              <w:t xml:space="preserve">版本</w:t>
-            </w:r>
-          </w:p>
-        </w:tc>
-        <w:tc>
-          <w:p>
-            <w:pPr>
-              <w:pStyle w:val="Compact"/>
-              <w:jc w:val="left"/>
-            </w:pPr>
-            <w:r>
-              <w:t xml:space="preserve">重复的图</w:t>
-            </w:r>
-          </w:p>
-        </w:tc>
-        <w:tc>
-          <w:p>
-            <w:pPr>
-              <w:pStyle w:val="Compact"/>
-              <w:jc w:val="left"/>
-            </w:pPr>
-            <w:r>
-              <w:t xml:space="preserve">哪两道题</w:t>
+              <w:t xml:space="preserve">id</w:t>
+            </w:r>
+          </w:p>
+        </w:tc>
+        <w:tc>
+          <w:p>
+            <w:pPr>
+              <w:pStyle w:val="Compact"/>
+              <w:jc w:val="left"/>
+            </w:pPr>
+            <w:r>
+              <w:t xml:space="preserve">文件</w:t>
+            </w:r>
+          </w:p>
+        </w:tc>
+        <w:tc>
+          <w:p>
+            <w:pPr>
+              <w:pStyle w:val="Compact"/>
+              <w:jc w:val="left"/>
+            </w:pPr>
+            <w:r>
+              <w:t xml:space="preserve">给哪几道题</w:t>
+            </w:r>
+          </w:p>
+        </w:tc>
+        <w:tc>
+          <w:p>
+            <w:pPr>
+              <w:pStyle w:val="Compact"/>
+              <w:jc w:val="left"/>
+            </w:pPr>
+            <w:r>
+              <w:t xml:space="preserve">处理</w:t>
             </w:r>
           </w:p>
         </w:tc>
@@ -886,43 +697,58 @@
               <w:jc w:val="left"/>
             </w:pPr>
             <w:r>
-              <w:t xml:space="preserve">M1 博物馆修复师</w:t>
-            </w:r>
-          </w:p>
-        </w:tc>
-        <w:tc>
-          <w:p>
-            <w:pPr>
-              <w:pStyle w:val="Compact"/>
-              <w:jc w:val="left"/>
-            </w:pPr>
-            <w:r>
-              <w:t xml:space="preserve">小学</w:t>
-            </w:r>
-          </w:p>
-        </w:tc>
-        <w:tc>
-          <w:p>
-            <w:pPr>
-              <w:pStyle w:val="Compact"/>
-              <w:jc w:val="left"/>
-            </w:pPr>
-            <w:r>
-              <w:rPr>
-                <w:rStyle w:val="VerbatimChar"/>
-              </w:rPr>
-              <w:t xml:space="preserve">m1_scene_a</w:t>
-            </w:r>
-          </w:p>
-        </w:tc>
-        <w:tc>
-          <w:p>
-            <w:pPr>
-              <w:pStyle w:val="Compact"/>
-              <w:jc w:val="left"/>
-            </w:pPr>
-            <w:r>
-              <w:t xml:space="preserve">破掉的照片、拼图的最后一块</w:t>
+              <w:rPr>
+                <w:rStyle w:val="VerbatimChar"/>
+              </w:rPr>
+              <w:t xml:space="preserve">m4_bicycle</w:t>
+            </w:r>
+          </w:p>
+        </w:tc>
+        <w:tc>
+          <w:p>
+            <w:pPr>
+              <w:pStyle w:val="Compact"/>
+              <w:jc w:val="left"/>
+            </w:pPr>
+            <w:r>
+              <w:rPr>
+                <w:rStyle w:val="VerbatimChar"/>
+              </w:rPr>
+              <w:t xml:space="preserve">static/refs/m4/m4_bicycle.png</w:t>
+            </w:r>
+          </w:p>
+        </w:tc>
+        <w:tc>
+          <w:p>
+            <w:pPr>
+              <w:pStyle w:val="Compact"/>
+              <w:jc w:val="left"/>
+            </w:pPr>
+            <w:r>
+              <w:t xml:space="preserve">M4_J5 初中「自行车机甲」</w:t>
+            </w:r>
+          </w:p>
+        </w:tc>
+        <w:tc>
+          <w:p>
+            <w:pPr>
+              <w:pStyle w:val="Compact"/>
+              <w:jc w:val="left"/>
+            </w:pPr>
+            <w:r>
+              <w:t xml:space="preserve">原图 1536 × 1024 RGBA，已转成 RGB、补白边到 2048 × 1408、近白背景压成纯白</w:t>
+            </w:r>
+            <w:r>
+              <w:t xml:space="preserve"> </w:t>
+            </w:r>
+            <w:r>
+              <w:rPr>
+                <w:rStyle w:val="VerbatimChar"/>
+              </w:rPr>
+              <w:t xml:space="preserve">#FFFFFF</w:t>
+            </w:r>
+            <w:r>
+              <w:t xml:space="preserve">。车架、链条齿盘、两轮、车把、脚踏都清楚</w:t>
             </w:r>
           </w:p>
         </w:tc>
@@ -935,169 +761,78 @@
               <w:jc w:val="left"/>
             </w:pPr>
             <w:r>
-              <w:t xml:space="preserve">M1 博物馆修复师</w:t>
-            </w:r>
-          </w:p>
-        </w:tc>
-        <w:tc>
-          <w:p>
-            <w:pPr>
-              <w:pStyle w:val="Compact"/>
-              <w:jc w:val="left"/>
-            </w:pPr>
-            <w:r>
-              <w:t xml:space="preserve">初中</w:t>
-            </w:r>
-          </w:p>
-        </w:tc>
-        <w:tc>
-          <w:p>
-            <w:pPr>
-              <w:pStyle w:val="Compact"/>
-              <w:jc w:val="left"/>
-            </w:pPr>
+              <w:rPr>
+                <w:rStyle w:val="VerbatimChar"/>
+              </w:rPr>
+              <w:t xml:space="preserve">m1_scene_e</w:t>
+            </w:r>
+          </w:p>
+        </w:tc>
+        <w:tc>
+          <w:p>
+            <w:pPr>
+              <w:pStyle w:val="Compact"/>
+              <w:jc w:val="left"/>
+            </w:pPr>
+            <w:r>
+              <w:rPr>
+                <w:rStyle w:val="VerbatimChar"/>
+              </w:rPr>
+              <w:t xml:space="preserve">static/refs/m1/m1_scene_e.jpg</w:t>
+            </w:r>
+          </w:p>
+        </w:tc>
+        <w:tc>
+          <w:p>
+            <w:pPr>
+              <w:pStyle w:val="Compact"/>
+              <w:jc w:val="left"/>
+            </w:pPr>
+            <w:r>
+              <w:t xml:space="preserve">M1_E5 小学「拼图的最后一块」· M1_J5 初中「被删的画」</w:t>
+            </w:r>
+          </w:p>
+        </w:tc>
+        <w:tc>
+          <w:p>
+            <w:pPr>
+              <w:pStyle w:val="Compact"/>
+              <w:jc w:val="left"/>
+            </w:pPr>
+            <w:r>
+              <w:t xml:space="preserve">原图 1600 × 1162，已等比放大后居中裁成 2048 × 1408（上下各裁约 40 px，安全区没动）。教室场景，课桌、椅子、黑板、书架、地球仪、绿植、窗，前中后三层清楚。</w:t>
+            </w:r>
+            <w:r>
+              <w:rPr>
+                <w:bCs/>
+                <w:b/>
+              </w:rPr>
+              <w:t xml:space="preserve">代码已改</w:t>
+            </w:r>
+            <w:r>
+              <w:t xml:space="preserve">，这两道题不再指向</w:t>
+            </w:r>
+            <w:r>
+              <w:t xml:space="preserve"> </w:t>
+            </w:r>
             <w:r>
               <w:rPr>
                 <w:rStyle w:val="VerbatimChar"/>
               </w:rPr>
               <w:t xml:space="preserve">m1_scene_a</w:t>
-            </w:r>
-          </w:p>
-        </w:tc>
-        <w:tc>
-          <w:p>
-            <w:pPr>
-              <w:pStyle w:val="Compact"/>
-              <w:jc w:val="left"/>
-            </w:pPr>
-            <w:r>
-              <w:t xml:space="preserve">破掉的照片、被删的画</w:t>
-            </w:r>
-          </w:p>
-        </w:tc>
-      </w:tr>
-      <w:tr>
-        <w:tc>
-          <w:p>
-            <w:pPr>
-              <w:pStyle w:val="Compact"/>
-              <w:jc w:val="left"/>
-            </w:pPr>
-            <w:r>
-              <w:t xml:space="preserve">M2 探险家速写</w:t>
-            </w:r>
-          </w:p>
-        </w:tc>
-        <w:tc>
-          <w:p>
-            <w:pPr>
-              <w:pStyle w:val="Compact"/>
-              <w:jc w:val="left"/>
-            </w:pPr>
-            <w:r>
-              <w:t xml:space="preserve">小学</w:t>
-            </w:r>
-          </w:p>
-        </w:tc>
-        <w:tc>
-          <w:p>
-            <w:pPr>
-              <w:pStyle w:val="Compact"/>
-              <w:jc w:val="left"/>
-            </w:pPr>
-            <w:r>
-              <w:rPr>
-                <w:rStyle w:val="VerbatimChar"/>
-              </w:rPr>
-              <w:t xml:space="preserve">m2_scene_a</w:t>
-            </w:r>
-          </w:p>
-        </w:tc>
-        <w:tc>
-          <w:p>
-            <w:pPr>
-              <w:pStyle w:val="Compact"/>
-              <w:jc w:val="left"/>
-            </w:pPr>
-            <w:r>
-              <w:t xml:space="preserve">外星观察、侦探的笔记</w:t>
-            </w:r>
-          </w:p>
-        </w:tc>
-      </w:tr>
-      <w:tr>
-        <w:tc>
-          <w:p>
-            <w:pPr>
-              <w:pStyle w:val="Compact"/>
-              <w:jc w:val="left"/>
-            </w:pPr>
-            <w:r>
-              <w:t xml:space="preserve">M2 探险家速写</w:t>
-            </w:r>
-          </w:p>
-        </w:tc>
-        <w:tc>
-          <w:p>
-            <w:pPr>
-              <w:pStyle w:val="Compact"/>
-              <w:jc w:val="left"/>
-            </w:pPr>
-            <w:r>
-              <w:t xml:space="preserve">初中</w:t>
-            </w:r>
-          </w:p>
-        </w:tc>
-        <w:tc>
-          <w:p>
-            <w:pPr>
-              <w:pStyle w:val="Compact"/>
-              <w:jc w:val="left"/>
-            </w:pPr>
-            <w:r>
-              <w:rPr>
-                <w:rStyle w:val="VerbatimChar"/>
-              </w:rPr>
-              <w:t xml:space="preserve">m2_scene_a</w:t>
-            </w:r>
-          </w:p>
-        </w:tc>
-        <w:tc>
-          <w:p>
-            <w:pPr>
-              <w:pStyle w:val="Compact"/>
-              <w:jc w:val="left"/>
-            </w:pPr>
-            <w:r>
-              <w:t xml:space="preserve">外星观察、博物馆藏品</w:t>
             </w:r>
           </w:p>
         </w:tc>
       </w:tr>
     </w:tbl>
-    <w:p>
-      <w:pPr>
-        <w:pStyle w:val="BodyText"/>
-      </w:pPr>
-      <w:r>
-        <w:t xml:space="preserve">一个孩子在同一家族做两道以上才会碰到。重建类任务第二次看同一张图，成绩会受第一次影响，研究上是混淆。</w:t>
-      </w:r>
-    </w:p>
-    <w:p>
-      <w:r>
-        <w:pict>
-          <v:rect style="width:0;height:1.5pt" o:hralign="center" o:hrstd="t" o:hr="t"/>
-        </w:pict>
-      </w:r>
-    </w:p>
     <w:bookmarkEnd w:id="22"/>
-    <w:bookmarkStart w:id="23" w:name="Xe025d8dcd13229da4bf1910ad9b4fa287c30c90"/>
+    <w:bookmarkStart w:id="23" w:name="Xa8bedc409707cda4068cbde8b807aa10d5a8850"/>
     <w:p>
       <w:pPr>
         <w:pStyle w:val="Heading2"/>
       </w:pPr>
       <w:r>
-        <w:t xml:space="preserve">3. 图和题配错了 · 3 道（不用画新图）</w:t>
+        <w:t xml:space="preserve">2. 同一版里重复用图 · 4 处</w:t>
       </w:r>
     </w:p>
     <w:p>
@@ -1105,7 +840,22 @@
         <w:pStyle w:val="FirstParagraph"/>
       </w:pPr>
       <w:r>
-        <w:t xml:space="preserve">M6 情绪世界的五张图当初是一张配一道题画的，每张有专门的构图要求。v2.2 重排了配对，三张有特殊要求的图被换到了用不上那个要求的题上。</w:t>
+        <w:t xml:space="preserve">M1 那两处已经解决。M2 那两处等</w:t>
+      </w:r>
+      <w:r>
+        <w:t xml:space="preserve"> </w:t>
+      </w:r>
+      <w:r>
+        <w:rPr>
+          <w:rStyle w:val="VerbatimChar"/>
+        </w:rPr>
+        <w:t xml:space="preserve">m2_scene_e</w:t>
+      </w:r>
+      <w:r>
+        <w:t xml:space="preserve"> </w:t>
+      </w:r>
+      <w:r>
+        <w:t xml:space="preserve">返工。</w:t>
       </w:r>
     </w:p>
     <w:tbl>
@@ -1123,62 +873,51 @@
               <w:jc w:val="left"/>
             </w:pPr>
             <w:r>
-              <w:t xml:space="preserve">编号</w:t>
-            </w:r>
-          </w:p>
-        </w:tc>
-        <w:tc>
-          <w:p>
-            <w:pPr>
-              <w:pStyle w:val="Compact"/>
-              <w:jc w:val="left"/>
-            </w:pPr>
-            <w:r>
-              <w:t xml:space="preserve">图</w:t>
-            </w:r>
-          </w:p>
-        </w:tc>
-        <w:tc>
-          <w:p>
-            <w:pPr>
-              <w:pStyle w:val="Compact"/>
-              <w:jc w:val="left"/>
-            </w:pPr>
-            <w:r>
-              <w:t xml:space="preserve">当初为哪道题画的</w:t>
-            </w:r>
-          </w:p>
-        </w:tc>
-        <w:tc>
-          <w:p>
-            <w:pPr>
-              <w:pStyle w:val="Compact"/>
-              <w:jc w:val="left"/>
-            </w:pPr>
-            <w:r>
-              <w:t xml:space="preserve">这张图的特殊之处</w:t>
-            </w:r>
-          </w:p>
-        </w:tc>
-        <w:tc>
-          <w:p>
-            <w:pPr>
-              <w:pStyle w:val="Compact"/>
-              <w:jc w:val="left"/>
-            </w:pPr>
-            <w:r>
-              <w:t xml:space="preserve">v2.2 现在配给谁</w:t>
-            </w:r>
-          </w:p>
-        </w:tc>
-        <w:tc>
-          <w:p>
-            <w:pPr>
-              <w:pStyle w:val="Compact"/>
-              <w:jc w:val="left"/>
-            </w:pPr>
-            <w:r>
-              <w:t xml:space="preserve">问题</w:t>
+              <w:t xml:space="preserve">家族</w:t>
+            </w:r>
+          </w:p>
+        </w:tc>
+        <w:tc>
+          <w:p>
+            <w:pPr>
+              <w:pStyle w:val="Compact"/>
+              <w:jc w:val="left"/>
+            </w:pPr>
+            <w:r>
+              <w:t xml:space="preserve">版本</w:t>
+            </w:r>
+          </w:p>
+        </w:tc>
+        <w:tc>
+          <w:p>
+            <w:pPr>
+              <w:pStyle w:val="Compact"/>
+              <w:jc w:val="left"/>
+            </w:pPr>
+            <w:r>
+              <w:t xml:space="preserve">重复的图</w:t>
+            </w:r>
+          </w:p>
+        </w:tc>
+        <w:tc>
+          <w:p>
+            <w:pPr>
+              <w:pStyle w:val="Compact"/>
+              <w:jc w:val="left"/>
+            </w:pPr>
+            <w:r>
+              <w:t xml:space="preserve">哪两道题</w:t>
+            </w:r>
+          </w:p>
+        </w:tc>
+        <w:tc>
+          <w:p>
+            <w:pPr>
+              <w:pStyle w:val="Compact"/>
+              <w:jc w:val="left"/>
+            </w:pPr>
+            <w:r>
+              <w:t xml:space="preserve">状态</w:t>
             </w:r>
           </w:p>
         </w:tc>
@@ -1191,75 +930,66 @@
               <w:jc w:val="left"/>
             </w:pPr>
             <w:r>
-              <w:t xml:space="preserve">3.1</w:t>
-            </w:r>
-          </w:p>
-        </w:tc>
-        <w:tc>
-          <w:p>
-            <w:pPr>
-              <w:pStyle w:val="Compact"/>
-              <w:jc w:val="left"/>
-            </w:pPr>
-            <w:r>
-              <w:rPr>
-                <w:rStyle w:val="VerbatimChar"/>
-              </w:rPr>
-              <w:t xml:space="preserve">m6_scene_b</w:t>
-            </w:r>
-            <w:r>
-              <w:t xml:space="preserve"> </w:t>
-            </w:r>
-            <w:r>
-              <w:t xml:space="preserve">海滩</w:t>
-            </w:r>
-          </w:p>
-        </w:tc>
-        <w:tc>
-          <w:p>
-            <w:pPr>
-              <w:pStyle w:val="Compact"/>
-              <w:jc w:val="left"/>
-            </w:pPr>
-            <w:r>
-              <w:t xml:space="preserve">暴风雨将至</w:t>
-            </w:r>
-          </w:p>
-        </w:tc>
-        <w:tc>
-          <w:p>
-            <w:pPr>
-              <w:pStyle w:val="Compact"/>
-              <w:jc w:val="left"/>
-            </w:pPr>
-            <w:r>
-              <w:rPr>
-                <w:bCs/>
-                <w:b/>
-              </w:rPr>
-              <w:t xml:space="preserve">天空占画面一半以上</w:t>
-            </w:r>
-          </w:p>
-        </w:tc>
-        <w:tc>
-          <w:p>
-            <w:pPr>
-              <w:pStyle w:val="Compact"/>
-              <w:jc w:val="left"/>
-            </w:pPr>
-            <w:r>
-              <w:t xml:space="preserve">小学「变得冷冷的」· 初中「神秘」</w:t>
-            </w:r>
-          </w:p>
-        </w:tc>
-        <w:tc>
-          <w:p>
-            <w:pPr>
-              <w:pStyle w:val="Compact"/>
-              <w:jc w:val="left"/>
-            </w:pPr>
-            <w:r>
-              <w:t xml:space="preserve">大天空没人用。而且五张里它最蓝最亮（饱和度 0.49），改冷、改神秘都是跟原图对着干</w:t>
+              <w:t xml:space="preserve">M1 博物馆修复师</w:t>
+            </w:r>
+          </w:p>
+        </w:tc>
+        <w:tc>
+          <w:p>
+            <w:pPr>
+              <w:pStyle w:val="Compact"/>
+              <w:jc w:val="left"/>
+            </w:pPr>
+            <w:r>
+              <w:t xml:space="preserve">小学</w:t>
+            </w:r>
+          </w:p>
+        </w:tc>
+        <w:tc>
+          <w:p>
+            <w:pPr>
+              <w:pStyle w:val="Compact"/>
+              <w:jc w:val="left"/>
+            </w:pPr>
+            <w:r>
+              <w:rPr>
+                <w:rStyle w:val="VerbatimChar"/>
+              </w:rPr>
+              <w:t xml:space="preserve">m1_scene_a</w:t>
+            </w:r>
+          </w:p>
+        </w:tc>
+        <w:tc>
+          <w:p>
+            <w:pPr>
+              <w:pStyle w:val="Compact"/>
+              <w:jc w:val="left"/>
+            </w:pPr>
+            <w:r>
+              <w:t xml:space="preserve">破掉的照片、拼图的最后一块</w:t>
+            </w:r>
+          </w:p>
+        </w:tc>
+        <w:tc>
+          <w:p>
+            <w:pPr>
+              <w:pStyle w:val="Compact"/>
+              <w:jc w:val="left"/>
+            </w:pPr>
+            <w:r>
+              <w:t xml:space="preserve">✅ 已解决（换成</w:t>
+            </w:r>
+            <w:r>
+              <w:t xml:space="preserve"> </w:t>
+            </w:r>
+            <w:r>
+              <w:rPr>
+                <w:rStyle w:val="VerbatimChar"/>
+              </w:rPr>
+              <w:t xml:space="preserve">m1_scene_e</w:t>
+            </w:r>
+            <w:r>
+              <w:t xml:space="preserve">）</w:t>
             </w:r>
           </w:p>
         </w:tc>
@@ -1272,75 +1002,54 @@
               <w:jc w:val="left"/>
             </w:pPr>
             <w:r>
-              <w:t xml:space="preserve">3.2</w:t>
-            </w:r>
-          </w:p>
-        </w:tc>
-        <w:tc>
-          <w:p>
-            <w:pPr>
-              <w:pStyle w:val="Compact"/>
-              <w:jc w:val="left"/>
-            </w:pPr>
-            <w:r>
-              <w:rPr>
-                <w:rStyle w:val="VerbatimChar"/>
-              </w:rPr>
-              <w:t xml:space="preserve">m6_scene_c</w:t>
-            </w:r>
-            <w:r>
-              <w:t xml:space="preserve"> </w:t>
-            </w:r>
-            <w:r>
-              <w:t xml:space="preserve">小河</w:t>
-            </w:r>
-          </w:p>
-        </w:tc>
-        <w:tc>
-          <w:p>
-            <w:pPr>
-              <w:pStyle w:val="Compact"/>
-              <w:jc w:val="left"/>
-            </w:pPr>
-            <w:r>
-              <w:t xml:space="preserve">两个世界</w:t>
-            </w:r>
-          </w:p>
-        </w:tc>
-        <w:tc>
-          <w:p>
-            <w:pPr>
-              <w:pStyle w:val="Compact"/>
-              <w:jc w:val="left"/>
-            </w:pPr>
-            <w:r>
-              <w:rPr>
-                <w:bCs/>
-                <w:b/>
-              </w:rPr>
-              <w:t xml:space="preserve">左右对称，中间一条自然分界线</w:t>
-            </w:r>
-          </w:p>
-        </w:tc>
-        <w:tc>
-          <w:p>
-            <w:pPr>
-              <w:pStyle w:val="Compact"/>
-              <w:jc w:val="left"/>
-            </w:pPr>
-            <w:r>
-              <w:t xml:space="preserve">小学「变得热闹」· 初中「暴风雨前」</w:t>
-            </w:r>
-          </w:p>
-        </w:tc>
-        <w:tc>
-          <w:p>
-            <w:pPr>
-              <w:pStyle w:val="Compact"/>
-              <w:jc w:val="left"/>
-            </w:pPr>
-            <w:r>
-              <w:t xml:space="preserve">中间那条河正是「两个世界」要的线，现在闲置；暴风雨题拿到的这张天空只占三成多</w:t>
+              <w:t xml:space="preserve">M1 博物馆修复师</w:t>
+            </w:r>
+          </w:p>
+        </w:tc>
+        <w:tc>
+          <w:p>
+            <w:pPr>
+              <w:pStyle w:val="Compact"/>
+              <w:jc w:val="left"/>
+            </w:pPr>
+            <w:r>
+              <w:t xml:space="preserve">初中</w:t>
+            </w:r>
+          </w:p>
+        </w:tc>
+        <w:tc>
+          <w:p>
+            <w:pPr>
+              <w:pStyle w:val="Compact"/>
+              <w:jc w:val="left"/>
+            </w:pPr>
+            <w:r>
+              <w:rPr>
+                <w:rStyle w:val="VerbatimChar"/>
+              </w:rPr>
+              <w:t xml:space="preserve">m1_scene_a</w:t>
+            </w:r>
+          </w:p>
+        </w:tc>
+        <w:tc>
+          <w:p>
+            <w:pPr>
+              <w:pStyle w:val="Compact"/>
+              <w:jc w:val="left"/>
+            </w:pPr>
+            <w:r>
+              <w:t xml:space="preserve">破掉的照片、被删的画</w:t>
+            </w:r>
+          </w:p>
+        </w:tc>
+        <w:tc>
+          <w:p>
+            <w:pPr>
+              <w:pStyle w:val="Compact"/>
+              <w:jc w:val="left"/>
+            </w:pPr>
+            <w:r>
+              <w:t xml:space="preserve">✅ 已解决</w:t>
             </w:r>
           </w:p>
         </w:tc>
@@ -1353,78 +1062,144 @@
               <w:jc w:val="left"/>
             </w:pPr>
             <w:r>
-              <w:t xml:space="preserve">3.3</w:t>
-            </w:r>
-          </w:p>
-        </w:tc>
-        <w:tc>
-          <w:p>
-            <w:pPr>
-              <w:pStyle w:val="Compact"/>
-              <w:jc w:val="left"/>
-            </w:pPr>
-            <w:r>
-              <w:rPr>
-                <w:rStyle w:val="VerbatimChar"/>
-              </w:rPr>
-              <w:t xml:space="preserve">m6_scene_e</w:t>
-            </w:r>
-            <w:r>
-              <w:t xml:space="preserve"> </w:t>
-            </w:r>
-            <w:r>
-              <w:t xml:space="preserve">街道</w:t>
-            </w:r>
-          </w:p>
-        </w:tc>
-        <w:tc>
-          <w:p>
-            <w:pPr>
-              <w:pStyle w:val="Compact"/>
-              <w:jc w:val="left"/>
-            </w:pPr>
-            <w:r>
-              <w:t xml:space="preserve">时光机</w:t>
-            </w:r>
-          </w:p>
-        </w:tc>
-        <w:tc>
-          <w:p>
-            <w:pPr>
-              <w:pStyle w:val="Compact"/>
-              <w:jc w:val="left"/>
-            </w:pPr>
-            <w:r>
-              <w:t xml:space="preserve">房子、路、树、天空，</w:t>
-            </w:r>
-            <w:r>
-              <w:rPr>
-                <w:bCs/>
-                <w:b/>
-              </w:rPr>
-              <w:t xml:space="preserve">元素多</w:t>
-            </w:r>
-          </w:p>
-        </w:tc>
-        <w:tc>
-          <w:p>
-            <w:pPr>
-              <w:pStyle w:val="Compact"/>
-              <w:jc w:val="left"/>
-            </w:pPr>
-            <w:r>
-              <w:t xml:space="preserve">小学「变得暖暖的」· 初中「两个世界」</w:t>
-            </w:r>
-          </w:p>
-        </w:tc>
-        <w:tc>
-          <w:p>
-            <w:pPr>
-              <w:pStyle w:val="Compact"/>
-              <w:jc w:val="left"/>
-            </w:pPr>
-            <w:r>
-              <w:t xml:space="preserve">「两个世界」拿到一张没有中线的街景，左右没法分</w:t>
+              <w:t xml:space="preserve">M2 探险家速写</w:t>
+            </w:r>
+          </w:p>
+        </w:tc>
+        <w:tc>
+          <w:p>
+            <w:pPr>
+              <w:pStyle w:val="Compact"/>
+              <w:jc w:val="left"/>
+            </w:pPr>
+            <w:r>
+              <w:t xml:space="preserve">小学</w:t>
+            </w:r>
+          </w:p>
+        </w:tc>
+        <w:tc>
+          <w:p>
+            <w:pPr>
+              <w:pStyle w:val="Compact"/>
+              <w:jc w:val="left"/>
+            </w:pPr>
+            <w:r>
+              <w:rPr>
+                <w:rStyle w:val="VerbatimChar"/>
+              </w:rPr>
+              <w:t xml:space="preserve">m2_scene_a</w:t>
+            </w:r>
+          </w:p>
+        </w:tc>
+        <w:tc>
+          <w:p>
+            <w:pPr>
+              <w:pStyle w:val="Compact"/>
+              <w:jc w:val="left"/>
+            </w:pPr>
+            <w:r>
+              <w:t xml:space="preserve">外星观察、侦探的笔记</w:t>
+            </w:r>
+          </w:p>
+        </w:tc>
+        <w:tc>
+          <w:p>
+            <w:pPr>
+              <w:pStyle w:val="Compact"/>
+              <w:jc w:val="left"/>
+            </w:pPr>
+            <w:r>
+              <w:t xml:space="preserve">⬜ 等</w:t>
+            </w:r>
+            <w:r>
+              <w:t xml:space="preserve"> </w:t>
+            </w:r>
+            <w:r>
+              <w:rPr>
+                <w:rStyle w:val="VerbatimChar"/>
+              </w:rPr>
+              <w:t xml:space="preserve">m2_scene_e</w:t>
+            </w:r>
+            <w:r>
+              <w:t xml:space="preserve"> </w:t>
+            </w:r>
+            <w:r>
+              <w:t xml:space="preserve">返工</w:t>
+            </w:r>
+          </w:p>
+        </w:tc>
+      </w:tr>
+      <w:tr>
+        <w:tc>
+          <w:p>
+            <w:pPr>
+              <w:pStyle w:val="Compact"/>
+              <w:jc w:val="left"/>
+            </w:pPr>
+            <w:r>
+              <w:t xml:space="preserve">M2 探险家速写</w:t>
+            </w:r>
+          </w:p>
+        </w:tc>
+        <w:tc>
+          <w:p>
+            <w:pPr>
+              <w:pStyle w:val="Compact"/>
+              <w:jc w:val="left"/>
+            </w:pPr>
+            <w:r>
+              <w:t xml:space="preserve">初中</w:t>
+            </w:r>
+          </w:p>
+        </w:tc>
+        <w:tc>
+          <w:p>
+            <w:pPr>
+              <w:pStyle w:val="Compact"/>
+              <w:jc w:val="left"/>
+            </w:pPr>
+            <w:r>
+              <w:rPr>
+                <w:rStyle w:val="VerbatimChar"/>
+              </w:rPr>
+              <w:t xml:space="preserve">m2_scene_a</w:t>
+            </w:r>
+          </w:p>
+        </w:tc>
+        <w:tc>
+          <w:p>
+            <w:pPr>
+              <w:pStyle w:val="Compact"/>
+              <w:jc w:val="left"/>
+            </w:pPr>
+            <w:r>
+              <w:t xml:space="preserve">外星观察、博物馆藏品</w:t>
+            </w:r>
+          </w:p>
+        </w:tc>
+        <w:tc>
+          <w:p>
+            <w:pPr>
+              <w:pStyle w:val="Compact"/>
+              <w:jc w:val="left"/>
+            </w:pPr>
+            <w:r>
+              <w:t xml:space="preserve">⬜ 等</w:t>
+            </w:r>
+            <w:r>
+              <w:t xml:space="preserve"> </w:t>
+            </w:r>
+            <w:r>
+              <w:rPr>
+                <w:rStyle w:val="VerbatimChar"/>
+              </w:rPr>
+              <w:t xml:space="preserve">m2_scene_e</w:t>
+            </w:r>
+            <w:r>
+              <w:t xml:space="preserve"> </w:t>
+            </w:r>
+            <w:r>
+              <w:t xml:space="preserve">返工</w:t>
             </w:r>
           </w:p>
         </w:tc>
@@ -1435,11 +1210,32 @@
         <w:pStyle w:val="BodyText"/>
       </w:pPr>
       <w:r>
-        <w:rPr>
-          <w:bCs/>
-          <w:b/>
-        </w:rPr>
-        <w:t xml:space="preserve">解法：初中三道转一圈，改三行代码，不画图。</w:t>
+        <w:t xml:space="preserve">一个孩子在同一家族做两道以上才会碰到。重建类任务第二次看同一张图，成绩会受第一次影响，研究上是混淆。</w:t>
+      </w:r>
+    </w:p>
+    <w:p>
+      <w:r>
+        <w:pict>
+          <v:rect style="width:0;height:1.5pt" o:hralign="center" o:hrstd="t" o:hr="t"/>
+        </w:pict>
+      </w:r>
+    </w:p>
+    <w:bookmarkEnd w:id="23"/>
+    <w:bookmarkStart w:id="24" w:name="Xe025d8dcd13229da4bf1910ad9b4fa287c30c90"/>
+    <w:p>
+      <w:pPr>
+        <w:pStyle w:val="Heading2"/>
+      </w:pPr>
+      <w:r>
+        <w:t xml:space="preserve">3. 图和题配错了 · 3 道（不用画新图）</w:t>
+      </w:r>
+    </w:p>
+    <w:p>
+      <w:pPr>
+        <w:pStyle w:val="FirstParagraph"/>
+      </w:pPr>
+      <w:r>
+        <w:t xml:space="preserve">M6 情绪世界的五张图当初是一张配一道题画的，每张有专门的构图要求。v2.2 重排了配对，三张有特殊要求的图被换到了用不上那个要求的题上。</w:t>
       </w:r>
     </w:p>
     <w:tbl>
@@ -1457,40 +1253,62 @@
               <w:jc w:val="left"/>
             </w:pPr>
             <w:r>
-              <w:t xml:space="preserve">题</w:t>
-            </w:r>
-          </w:p>
-        </w:tc>
-        <w:tc>
-          <w:p>
-            <w:pPr>
-              <w:pStyle w:val="Compact"/>
-              <w:jc w:val="left"/>
-            </w:pPr>
-            <w:r>
-              <w:t xml:space="preserve">现在</w:t>
-            </w:r>
-          </w:p>
-        </w:tc>
-        <w:tc>
-          <w:p>
-            <w:pPr>
-              <w:pStyle w:val="Compact"/>
-              <w:jc w:val="left"/>
-            </w:pPr>
-            <w:r>
-              <w:t xml:space="preserve">改成</w:t>
-            </w:r>
-          </w:p>
-        </w:tc>
-        <w:tc>
-          <w:p>
-            <w:pPr>
-              <w:pStyle w:val="Compact"/>
-              <w:jc w:val="left"/>
-            </w:pPr>
-            <w:r>
-              <w:t xml:space="preserve">理由</w:t>
+              <w:t xml:space="preserve">编号</w:t>
+            </w:r>
+          </w:p>
+        </w:tc>
+        <w:tc>
+          <w:p>
+            <w:pPr>
+              <w:pStyle w:val="Compact"/>
+              <w:jc w:val="left"/>
+            </w:pPr>
+            <w:r>
+              <w:t xml:space="preserve">图</w:t>
+            </w:r>
+          </w:p>
+        </w:tc>
+        <w:tc>
+          <w:p>
+            <w:pPr>
+              <w:pStyle w:val="Compact"/>
+              <w:jc w:val="left"/>
+            </w:pPr>
+            <w:r>
+              <w:t xml:space="preserve">当初为哪道题画的</w:t>
+            </w:r>
+          </w:p>
+        </w:tc>
+        <w:tc>
+          <w:p>
+            <w:pPr>
+              <w:pStyle w:val="Compact"/>
+              <w:jc w:val="left"/>
+            </w:pPr>
+            <w:r>
+              <w:t xml:space="preserve">这张图的特殊之处</w:t>
+            </w:r>
+          </w:p>
+        </w:tc>
+        <w:tc>
+          <w:p>
+            <w:pPr>
+              <w:pStyle w:val="Compact"/>
+              <w:jc w:val="left"/>
+            </w:pPr>
+            <w:r>
+              <w:t xml:space="preserve">v2.2 现在配给谁</w:t>
+            </w:r>
+          </w:p>
+        </w:tc>
+        <w:tc>
+          <w:p>
+            <w:pPr>
+              <w:pStyle w:val="Compact"/>
+              <w:jc w:val="left"/>
+            </w:pPr>
+            <w:r>
+              <w:t xml:space="preserve">问题</w:t>
             </w:r>
           </w:p>
         </w:tc>
@@ -1503,7 +1321,7 @@
               <w:jc w:val="left"/>
             </w:pPr>
             <w:r>
-              <w:t xml:space="preserve">M6_J3 初中「神秘」</w:t>
+              <w:t xml:space="preserve">3.1</w:t>
             </w:r>
           </w:p>
         </w:tc>
@@ -1534,27 +1352,44 @@
               <w:jc w:val="left"/>
             </w:pPr>
             <w:r>
-              <w:rPr>
-                <w:rStyle w:val="VerbatimChar"/>
-              </w:rPr>
-              <w:t xml:space="preserve">m6_scene_e</w:t>
-            </w:r>
-            <w:r>
-              <w:t xml:space="preserve"> </w:t>
-            </w:r>
-            <w:r>
-              <w:t xml:space="preserve">街道</w:t>
-            </w:r>
-          </w:p>
-        </w:tc>
-        <w:tc>
-          <w:p>
-            <w:pPr>
-              <w:pStyle w:val="Compact"/>
-              <w:jc w:val="left"/>
-            </w:pPr>
-            <w:r>
-              <w:t xml:space="preserve">有房子有树有山，天黑下来就神秘</w:t>
+              <w:t xml:space="preserve">暴风雨将至</w:t>
+            </w:r>
+          </w:p>
+        </w:tc>
+        <w:tc>
+          <w:p>
+            <w:pPr>
+              <w:pStyle w:val="Compact"/>
+              <w:jc w:val="left"/>
+            </w:pPr>
+            <w:r>
+              <w:rPr>
+                <w:bCs/>
+                <w:b/>
+              </w:rPr>
+              <w:t xml:space="preserve">天空占画面一半以上</w:t>
+            </w:r>
+          </w:p>
+        </w:tc>
+        <w:tc>
+          <w:p>
+            <w:pPr>
+              <w:pStyle w:val="Compact"/>
+              <w:jc w:val="left"/>
+            </w:pPr>
+            <w:r>
+              <w:t xml:space="preserve">小学「变得冷冷的」· 初中「神秘」</w:t>
+            </w:r>
+          </w:p>
+        </w:tc>
+        <w:tc>
+          <w:p>
+            <w:pPr>
+              <w:pStyle w:val="Compact"/>
+              <w:jc w:val="left"/>
+            </w:pPr>
+            <w:r>
+              <w:t xml:space="preserve">大天空没人用。而且五张里它最蓝最亮（饱和度 0.49），改冷、改神秘都是跟原图对着干</w:t>
             </w:r>
           </w:p>
         </w:tc>
@@ -1567,7 +1402,7 @@
               <w:jc w:val="left"/>
             </w:pPr>
             <w:r>
-              <w:t xml:space="preserve">M6_J4 初中「暴风雨前」</w:t>
+              <w:t xml:space="preserve">3.2</w:t>
             </w:r>
           </w:p>
         </w:tc>
@@ -1598,27 +1433,44 @@
               <w:jc w:val="left"/>
             </w:pPr>
             <w:r>
-              <w:rPr>
-                <w:rStyle w:val="VerbatimChar"/>
-              </w:rPr>
-              <w:t xml:space="preserve">m6_scene_b</w:t>
-            </w:r>
-            <w:r>
-              <w:t xml:space="preserve"> </w:t>
-            </w:r>
-            <w:r>
-              <w:t xml:space="preserve">海滩</w:t>
-            </w:r>
-          </w:p>
-        </w:tc>
-        <w:tc>
-          <w:p>
-            <w:pPr>
-              <w:pStyle w:val="Compact"/>
-              <w:jc w:val="left"/>
-            </w:pPr>
-            <w:r>
-              <w:t xml:space="preserve">这张天空占满上三分之一，本来就是为暴风雨画的</w:t>
+              <w:t xml:space="preserve">两个世界</w:t>
+            </w:r>
+          </w:p>
+        </w:tc>
+        <w:tc>
+          <w:p>
+            <w:pPr>
+              <w:pStyle w:val="Compact"/>
+              <w:jc w:val="left"/>
+            </w:pPr>
+            <w:r>
+              <w:rPr>
+                <w:bCs/>
+                <w:b/>
+              </w:rPr>
+              <w:t xml:space="preserve">左右对称，中间一条自然分界线</w:t>
+            </w:r>
+          </w:p>
+        </w:tc>
+        <w:tc>
+          <w:p>
+            <w:pPr>
+              <w:pStyle w:val="Compact"/>
+              <w:jc w:val="left"/>
+            </w:pPr>
+            <w:r>
+              <w:t xml:space="preserve">小学「变得热闹」· 初中「暴风雨前」</w:t>
+            </w:r>
+          </w:p>
+        </w:tc>
+        <w:tc>
+          <w:p>
+            <w:pPr>
+              <w:pStyle w:val="Compact"/>
+              <w:jc w:val="left"/>
+            </w:pPr>
+            <w:r>
+              <w:t xml:space="preserve">中间那条河正是「两个世界」要的线，现在闲置；暴风雨题拿到的这张天空只占三成多</w:t>
             </w:r>
           </w:p>
         </w:tc>
@@ -1631,7 +1483,7 @@
               <w:jc w:val="left"/>
             </w:pPr>
             <w:r>
-              <w:t xml:space="preserve">M6_J5 初中「两个世界」</w:t>
+              <w:t xml:space="preserve">3.3</w:t>
             </w:r>
           </w:p>
         </w:tc>
@@ -1662,27 +1514,47 @@
               <w:jc w:val="left"/>
             </w:pPr>
             <w:r>
-              <w:rPr>
-                <w:rStyle w:val="VerbatimChar"/>
-              </w:rPr>
-              <w:t xml:space="preserve">m6_scene_c</w:t>
-            </w:r>
-            <w:r>
-              <w:t xml:space="preserve"> </w:t>
-            </w:r>
-            <w:r>
-              <w:t xml:space="preserve">小河</w:t>
-            </w:r>
-          </w:p>
-        </w:tc>
-        <w:tc>
-          <w:p>
-            <w:pPr>
-              <w:pStyle w:val="Compact"/>
-              <w:jc w:val="left"/>
-            </w:pPr>
-            <w:r>
-              <w:t xml:space="preserve">中间那条河就是现成的分界线</w:t>
+              <w:t xml:space="preserve">时光机</w:t>
+            </w:r>
+          </w:p>
+        </w:tc>
+        <w:tc>
+          <w:p>
+            <w:pPr>
+              <w:pStyle w:val="Compact"/>
+              <w:jc w:val="left"/>
+            </w:pPr>
+            <w:r>
+              <w:t xml:space="preserve">房子、路、树、天空，</w:t>
+            </w:r>
+            <w:r>
+              <w:rPr>
+                <w:bCs/>
+                <w:b/>
+              </w:rPr>
+              <w:t xml:space="preserve">元素多</w:t>
+            </w:r>
+          </w:p>
+        </w:tc>
+        <w:tc>
+          <w:p>
+            <w:pPr>
+              <w:pStyle w:val="Compact"/>
+              <w:jc w:val="left"/>
+            </w:pPr>
+            <w:r>
+              <w:t xml:space="preserve">小学「变得暖暖的」· 初中「两个世界」</w:t>
+            </w:r>
+          </w:p>
+        </w:tc>
+        <w:tc>
+          <w:p>
+            <w:pPr>
+              <w:pStyle w:val="Compact"/>
+              <w:jc w:val="left"/>
+            </w:pPr>
+            <w:r>
+              <w:t xml:space="preserve">「两个世界」拿到一张没有中线的街景，左右没法分</w:t>
             </w:r>
           </w:p>
         </w:tc>
@@ -1693,60 +1565,11 @@
         <w:pStyle w:val="BodyText"/>
       </w:pPr>
       <w:r>
-        <w:t xml:space="preserve">小学那三道（冷冷的、热闹、暖暖的）是开放的改色题，哪张图都做得了，不动。两道共通锚定题也不动：「变成晚上」用</w:t>
-      </w:r>
-      <w:r>
-        <w:t xml:space="preserve"> </w:t>
-      </w:r>
-      <w:r>
-        <w:rPr>
-          <w:rStyle w:val="VerbatimChar"/>
-        </w:rPr>
-        <w:t xml:space="preserve">m6_scene_a</w:t>
-      </w:r>
-      <w:r>
-        <w:t xml:space="preserve">（五张里最中性的一张，饱和度 0.16），「有点吓人」用</w:t>
-      </w:r>
-      <w:r>
-        <w:t xml:space="preserve"> </w:t>
-      </w:r>
-      <w:r>
-        <w:rPr>
-          <w:rStyle w:val="VerbatimChar"/>
-        </w:rPr>
-        <w:t xml:space="preserve">m6_scene_d</w:t>
-      </w:r>
-      <w:r>
-        <w:t xml:space="preserve">（一栋独立的小屋，当初就是为「一个明确的主角」画的）。</w:t>
-      </w:r>
-    </w:p>
-    <w:p>
-      <w:pPr>
-        <w:pStyle w:val="BodyText"/>
-      </w:pPr>
-      <w:r>
         <w:rPr>
           <w:bCs/>
           <w:b/>
         </w:rPr>
-        <w:t xml:space="preserve">等您点头我就改。</w:t>
-      </w:r>
-    </w:p>
-    <w:p>
-      <w:r>
-        <w:pict>
-          <v:rect style="width:0;height:1.5pt" o:hralign="center" o:hrstd="t" o:hr="t"/>
-        </w:pict>
-      </w:r>
-    </w:p>
-    <w:bookmarkEnd w:id="23"/>
-    <w:bookmarkStart w:id="24" w:name="Xf868c88f65d9ec98f7ff24996616da6c27c9729"/>
-    <w:p>
-      <w:pPr>
-        <w:pStyle w:val="Heading2"/>
-      </w:pPr>
-      <w:r>
-        <w:t xml:space="preserve">4. 已经对上的 · 19 张</w:t>
+        <w:t xml:space="preserve">解法：初中三道转一圈，改三行代码，不画图。</w:t>
       </w:r>
     </w:p>
     <w:tbl>
@@ -1764,40 +1587,40 @@
               <w:jc w:val="left"/>
             </w:pPr>
             <w:r>
-              <w:t xml:space="preserve">家族</w:t>
-            </w:r>
-          </w:p>
-        </w:tc>
-        <w:tc>
-          <w:p>
-            <w:pPr>
-              <w:pStyle w:val="Compact"/>
-              <w:jc w:val="left"/>
-            </w:pPr>
-            <w:r>
-              <w:t xml:space="preserve">图</w:t>
-            </w:r>
-          </w:p>
-        </w:tc>
-        <w:tc>
-          <w:p>
-            <w:pPr>
-              <w:pStyle w:val="Compact"/>
-              <w:jc w:val="left"/>
-            </w:pPr>
-            <w:r>
-              <w:t xml:space="preserve">给几道题</w:t>
-            </w:r>
-          </w:p>
-        </w:tc>
-        <w:tc>
-          <w:p>
-            <w:pPr>
-              <w:pStyle w:val="Compact"/>
-              <w:jc w:val="left"/>
-            </w:pPr>
-            <w:r>
-              <w:t xml:space="preserve">为什么没问题</w:t>
+              <w:t xml:space="preserve">题</w:t>
+            </w:r>
+          </w:p>
+        </w:tc>
+        <w:tc>
+          <w:p>
+            <w:pPr>
+              <w:pStyle w:val="Compact"/>
+              <w:jc w:val="left"/>
+            </w:pPr>
+            <w:r>
+              <w:t xml:space="preserve">现在</w:t>
+            </w:r>
+          </w:p>
+        </w:tc>
+        <w:tc>
+          <w:p>
+            <w:pPr>
+              <w:pStyle w:val="Compact"/>
+              <w:jc w:val="left"/>
+            </w:pPr>
+            <w:r>
+              <w:t xml:space="preserve">改成</w:t>
+            </w:r>
+          </w:p>
+        </w:tc>
+        <w:tc>
+          <w:p>
+            <w:pPr>
+              <w:pStyle w:val="Compact"/>
+              <w:jc w:val="left"/>
+            </w:pPr>
+            <w:r>
+              <w:t xml:space="preserve">理由</w:t>
             </w:r>
           </w:p>
         </w:tc>
@@ -1810,70 +1633,58 @@
               <w:jc w:val="left"/>
             </w:pPr>
             <w:r>
-              <w:t xml:space="preserve">M1 博物馆修复师</w:t>
-            </w:r>
-          </w:p>
-        </w:tc>
-        <w:tc>
-          <w:p>
-            <w:pPr>
-              <w:pStyle w:val="Compact"/>
-              <w:jc w:val="left"/>
-            </w:pPr>
-            <w:r>
-              <w:rPr>
-                <w:rStyle w:val="VerbatimChar"/>
-              </w:rPr>
-              <w:t xml:space="preserve">m1_scene_a</w:t>
-            </w:r>
-            <w:r>
-              <w:t xml:space="preserve"> </w:t>
-            </w:r>
-            <w:r>
-              <w:rPr>
-                <w:rStyle w:val="VerbatimChar"/>
-              </w:rPr>
-              <w:t xml:space="preserve">b</w:t>
-            </w:r>
-            <w:r>
-              <w:t xml:space="preserve"> </w:t>
-            </w:r>
-            <w:r>
-              <w:rPr>
-                <w:rStyle w:val="VerbatimChar"/>
-              </w:rPr>
-              <w:t xml:space="preserve">c</w:t>
-            </w:r>
-            <w:r>
-              <w:t xml:space="preserve"> </w:t>
-            </w:r>
-            <w:r>
-              <w:rPr>
-                <w:rStyle w:val="VerbatimChar"/>
-              </w:rPr>
-              <w:t xml:space="preserve">d</w:t>
-            </w:r>
-          </w:p>
-        </w:tc>
-        <w:tc>
-          <w:p>
-            <w:pPr>
-              <w:pStyle w:val="Compact"/>
-              <w:jc w:val="left"/>
-            </w:pPr>
-            <w:r>
-              <w:t xml:space="preserve">8 道</w:t>
-            </w:r>
-          </w:p>
-        </w:tc>
-        <w:tc>
-          <w:p>
-            <w:pPr>
-              <w:pStyle w:val="Compact"/>
-              <w:jc w:val="left"/>
-            </w:pPr>
-            <w:r>
-              <w:t xml:space="preserve">八道题都是「照着把这个地方画回来」，哪张图都成立。只有重复的问题（第 2 节）</w:t>
+              <w:t xml:space="preserve">M6_J3 初中「神秘」</w:t>
+            </w:r>
+          </w:p>
+        </w:tc>
+        <w:tc>
+          <w:p>
+            <w:pPr>
+              <w:pStyle w:val="Compact"/>
+              <w:jc w:val="left"/>
+            </w:pPr>
+            <w:r>
+              <w:rPr>
+                <w:rStyle w:val="VerbatimChar"/>
+              </w:rPr>
+              <w:t xml:space="preserve">m6_scene_b</w:t>
+            </w:r>
+            <w:r>
+              <w:t xml:space="preserve"> </w:t>
+            </w:r>
+            <w:r>
+              <w:t xml:space="preserve">海滩</w:t>
+            </w:r>
+          </w:p>
+        </w:tc>
+        <w:tc>
+          <w:p>
+            <w:pPr>
+              <w:pStyle w:val="Compact"/>
+              <w:jc w:val="left"/>
+            </w:pPr>
+            <w:r>
+              <w:rPr>
+                <w:rStyle w:val="VerbatimChar"/>
+              </w:rPr>
+              <w:t xml:space="preserve">m6_scene_e</w:t>
+            </w:r>
+            <w:r>
+              <w:t xml:space="preserve"> </w:t>
+            </w:r>
+            <w:r>
+              <w:t xml:space="preserve">街道</w:t>
+            </w:r>
+          </w:p>
+        </w:tc>
+        <w:tc>
+          <w:p>
+            <w:pPr>
+              <w:pStyle w:val="Compact"/>
+              <w:jc w:val="left"/>
+            </w:pPr>
+            <w:r>
+              <w:t xml:space="preserve">有房子有树有山，天黑下来就神秘</w:t>
             </w:r>
           </w:p>
         </w:tc>
@@ -1886,70 +1697,58 @@
               <w:jc w:val="left"/>
             </w:pPr>
             <w:r>
-              <w:t xml:space="preserve">M2 探险家速写</w:t>
-            </w:r>
-          </w:p>
-        </w:tc>
-        <w:tc>
-          <w:p>
-            <w:pPr>
-              <w:pStyle w:val="Compact"/>
-              <w:jc w:val="left"/>
-            </w:pPr>
-            <w:r>
-              <w:rPr>
-                <w:rStyle w:val="VerbatimChar"/>
-              </w:rPr>
-              <w:t xml:space="preserve">m2_scene_a</w:t>
-            </w:r>
-            <w:r>
-              <w:t xml:space="preserve"> </w:t>
-            </w:r>
-            <w:r>
-              <w:rPr>
-                <w:rStyle w:val="VerbatimChar"/>
-              </w:rPr>
-              <w:t xml:space="preserve">b</w:t>
-            </w:r>
-            <w:r>
-              <w:t xml:space="preserve"> </w:t>
-            </w:r>
-            <w:r>
-              <w:rPr>
-                <w:rStyle w:val="VerbatimChar"/>
-              </w:rPr>
-              <w:t xml:space="preserve">c</w:t>
-            </w:r>
-            <w:r>
-              <w:t xml:space="preserve"> </w:t>
-            </w:r>
-            <w:r>
-              <w:rPr>
-                <w:rStyle w:val="VerbatimChar"/>
-              </w:rPr>
-              <w:t xml:space="preserve">d</w:t>
-            </w:r>
-          </w:p>
-        </w:tc>
-        <w:tc>
-          <w:p>
-            <w:pPr>
-              <w:pStyle w:val="Compact"/>
-              <w:jc w:val="left"/>
-            </w:pPr>
-            <w:r>
-              <w:t xml:space="preserve">8 道</w:t>
-            </w:r>
-          </w:p>
-        </w:tc>
-        <w:tc>
-          <w:p>
-            <w:pPr>
-              <w:pStyle w:val="Compact"/>
-              <w:jc w:val="left"/>
-            </w:pPr>
-            <w:r>
-              <w:t xml:space="preserve">同上</w:t>
+              <w:t xml:space="preserve">M6_J4 初中「暴风雨前」</w:t>
+            </w:r>
+          </w:p>
+        </w:tc>
+        <w:tc>
+          <w:p>
+            <w:pPr>
+              <w:pStyle w:val="Compact"/>
+              <w:jc w:val="left"/>
+            </w:pPr>
+            <w:r>
+              <w:rPr>
+                <w:rStyle w:val="VerbatimChar"/>
+              </w:rPr>
+              <w:t xml:space="preserve">m6_scene_c</w:t>
+            </w:r>
+            <w:r>
+              <w:t xml:space="preserve"> </w:t>
+            </w:r>
+            <w:r>
+              <w:t xml:space="preserve">小河</w:t>
+            </w:r>
+          </w:p>
+        </w:tc>
+        <w:tc>
+          <w:p>
+            <w:pPr>
+              <w:pStyle w:val="Compact"/>
+              <w:jc w:val="left"/>
+            </w:pPr>
+            <w:r>
+              <w:rPr>
+                <w:rStyle w:val="VerbatimChar"/>
+              </w:rPr>
+              <w:t xml:space="preserve">m6_scene_b</w:t>
+            </w:r>
+            <w:r>
+              <w:t xml:space="preserve"> </w:t>
+            </w:r>
+            <w:r>
+              <w:t xml:space="preserve">海滩</w:t>
+            </w:r>
+          </w:p>
+        </w:tc>
+        <w:tc>
+          <w:p>
+            <w:pPr>
+              <w:pStyle w:val="Compact"/>
+              <w:jc w:val="left"/>
+            </w:pPr>
+            <w:r>
+              <w:t xml:space="preserve">这张天空占满上三分之一，本来就是为暴风雨画的</w:t>
             </w:r>
           </w:p>
         </w:tc>
@@ -1962,219 +1761,58 @@
               <w:jc w:val="left"/>
             </w:pPr>
             <w:r>
-              <w:t xml:space="preserve">M4 变异物体实验室</w:t>
-            </w:r>
-          </w:p>
-        </w:tc>
-        <w:tc>
-          <w:p>
-            <w:pPr>
-              <w:pStyle w:val="Compact"/>
-              <w:jc w:val="left"/>
-            </w:pPr>
-            <w:r>
-              <w:rPr>
-                <w:rStyle w:val="VerbatimChar"/>
-              </w:rPr>
-              <w:t xml:space="preserve">m4_umbrella</w:t>
-            </w:r>
-            <w:r>
-              <w:t xml:space="preserve"> </w:t>
-            </w:r>
-            <w:r>
-              <w:rPr>
-                <w:rStyle w:val="VerbatimChar"/>
-              </w:rPr>
-              <w:t xml:space="preserve">backpack</w:t>
-            </w:r>
-            <w:r>
-              <w:t xml:space="preserve"> </w:t>
-            </w:r>
-            <w:r>
-              <w:rPr>
-                <w:rStyle w:val="VerbatimChar"/>
-              </w:rPr>
-              <w:t xml:space="preserve">chair</w:t>
-            </w:r>
-            <w:r>
-              <w:t xml:space="preserve"> </w:t>
-            </w:r>
-            <w:r>
-              <w:rPr>
-                <w:rStyle w:val="VerbatimChar"/>
-              </w:rPr>
-              <w:t xml:space="preserve">teapot</w:t>
-            </w:r>
-            <w:r>
-              <w:t xml:space="preserve"> </w:t>
-            </w:r>
-            <w:r>
-              <w:rPr>
-                <w:rStyle w:val="VerbatimChar"/>
-              </w:rPr>
-              <w:t xml:space="preserve">clock</w:t>
-            </w:r>
-            <w:r>
-              <w:t xml:space="preserve"> </w:t>
-            </w:r>
-            <w:r>
-              <w:rPr>
-                <w:rStyle w:val="VerbatimChar"/>
-              </w:rPr>
-              <w:t xml:space="preserve">shoe</w:t>
-            </w:r>
-          </w:p>
-        </w:tc>
-        <w:tc>
-          <w:p>
-            <w:pPr>
-              <w:pStyle w:val="Compact"/>
-              <w:jc w:val="left"/>
-            </w:pPr>
-            <w:r>
-              <w:t xml:space="preserve">7 道</w:t>
-            </w:r>
-          </w:p>
-        </w:tc>
-        <w:tc>
-          <w:p>
-            <w:pPr>
-              <w:pStyle w:val="Compact"/>
-              <w:jc w:val="left"/>
-            </w:pPr>
-            <w:r>
-              <w:t xml:space="preserve">题目直接点名物品，图就是那个物品。茶壶给两道题用是对的，两道题都说「茶壶」</w:t>
-            </w:r>
-          </w:p>
-        </w:tc>
-      </w:tr>
-      <w:tr>
-        <w:tc>
-          <w:p>
-            <w:pPr>
-              <w:pStyle w:val="Compact"/>
-              <w:jc w:val="left"/>
-            </w:pPr>
-            <w:r>
-              <w:t xml:space="preserve">M6 情绪世界</w:t>
-            </w:r>
-          </w:p>
-        </w:tc>
-        <w:tc>
-          <w:p>
-            <w:pPr>
-              <w:pStyle w:val="Compact"/>
-              <w:jc w:val="left"/>
-            </w:pPr>
-            <w:r>
-              <w:rPr>
-                <w:rStyle w:val="VerbatimChar"/>
-              </w:rPr>
-              <w:t xml:space="preserve">m6_scene_a</w:t>
-            </w:r>
-            <w:r>
-              <w:t xml:space="preserve"> </w:t>
-            </w:r>
-            <w:r>
-              <w:rPr>
-                <w:rStyle w:val="VerbatimChar"/>
-              </w:rPr>
-              <w:t xml:space="preserve">b</w:t>
-            </w:r>
-            <w:r>
-              <w:t xml:space="preserve"> </w:t>
-            </w:r>
-            <w:r>
-              <w:rPr>
-                <w:rStyle w:val="VerbatimChar"/>
-              </w:rPr>
-              <w:t xml:space="preserve">c</w:t>
-            </w:r>
-            <w:r>
-              <w:t xml:space="preserve"> </w:t>
-            </w:r>
-            <w:r>
-              <w:rPr>
-                <w:rStyle w:val="VerbatimChar"/>
-              </w:rPr>
-              <w:t xml:space="preserve">d</w:t>
-            </w:r>
-            <w:r>
-              <w:t xml:space="preserve"> </w:t>
-            </w:r>
-            <w:r>
-              <w:rPr>
-                <w:rStyle w:val="VerbatimChar"/>
-              </w:rPr>
-              <w:t xml:space="preserve">e</w:t>
-            </w:r>
-          </w:p>
-        </w:tc>
-        <w:tc>
-          <w:p>
-            <w:pPr>
-              <w:pStyle w:val="Compact"/>
-              <w:jc w:val="left"/>
-            </w:pPr>
-            <w:r>
-              <w:t xml:space="preserve">8 道</w:t>
-            </w:r>
-          </w:p>
-        </w:tc>
-        <w:tc>
-          <w:p>
-            <w:pPr>
-              <w:pStyle w:val="Compact"/>
-              <w:jc w:val="left"/>
-            </w:pPr>
-            <w:r>
-              <w:t xml:space="preserve">五张图五个位置，没有重复。只有配对的问题（第 3 节）</w:t>
-            </w:r>
-          </w:p>
-        </w:tc>
-      </w:tr>
-      <w:tr>
-        <w:tc>
-          <w:p>
-            <w:pPr>
-              <w:pStyle w:val="Compact"/>
-              <w:jc w:val="left"/>
-            </w:pPr>
-            <w:r>
-              <w:t xml:space="preserve">M3 失落的碎片</w:t>
-            </w:r>
-          </w:p>
-        </w:tc>
-        <w:tc>
-          <w:p>
-            <w:pPr>
-              <w:pStyle w:val="Compact"/>
-              <w:jc w:val="left"/>
-            </w:pPr>
-            <w:r>
-              <w:t xml:space="preserve">碎片 A–E</w:t>
-            </w:r>
-          </w:p>
-        </w:tc>
-        <w:tc>
-          <w:p>
-            <w:pPr>
-              <w:pStyle w:val="Compact"/>
-              <w:jc w:val="left"/>
-            </w:pPr>
-            <w:r>
-              <w:t xml:space="preserve">8 道</w:t>
-            </w:r>
-          </w:p>
-        </w:tc>
-        <w:tc>
-          <w:p>
-            <w:pPr>
-              <w:pStyle w:val="Compact"/>
-              <w:jc w:val="left"/>
-            </w:pPr>
-            <w:r>
-              <w:t xml:space="preserve">代码里的矢量图形，不用美术画</w:t>
+              <w:t xml:space="preserve">M6_J5 初中「两个世界」</w:t>
+            </w:r>
+          </w:p>
+        </w:tc>
+        <w:tc>
+          <w:p>
+            <w:pPr>
+              <w:pStyle w:val="Compact"/>
+              <w:jc w:val="left"/>
+            </w:pPr>
+            <w:r>
+              <w:rPr>
+                <w:rStyle w:val="VerbatimChar"/>
+              </w:rPr>
+              <w:t xml:space="preserve">m6_scene_e</w:t>
+            </w:r>
+            <w:r>
+              <w:t xml:space="preserve"> </w:t>
+            </w:r>
+            <w:r>
+              <w:t xml:space="preserve">街道</w:t>
+            </w:r>
+          </w:p>
+        </w:tc>
+        <w:tc>
+          <w:p>
+            <w:pPr>
+              <w:pStyle w:val="Compact"/>
+              <w:jc w:val="left"/>
+            </w:pPr>
+            <w:r>
+              <w:rPr>
+                <w:rStyle w:val="VerbatimChar"/>
+              </w:rPr>
+              <w:t xml:space="preserve">m6_scene_c</w:t>
+            </w:r>
+            <w:r>
+              <w:t xml:space="preserve"> </w:t>
+            </w:r>
+            <w:r>
+              <w:t xml:space="preserve">小河</w:t>
+            </w:r>
+          </w:p>
+        </w:tc>
+        <w:tc>
+          <w:p>
+            <w:pPr>
+              <w:pStyle w:val="Compact"/>
+              <w:jc w:val="left"/>
+            </w:pPr>
+            <w:r>
+              <w:t xml:space="preserve">中间那条河就是现成的分界线</w:t>
             </w:r>
           </w:p>
         </w:tc>
@@ -2185,26 +1823,43 @@
         <w:pStyle w:val="BodyText"/>
       </w:pPr>
       <w:r>
+        <w:t xml:space="preserve">小学那三道（冷冷的、热闹、暖暖的）是开放的改色题，哪张图都做得了，不动。两道共通锚定题也不动：「变成晚上」用</w:t>
+      </w:r>
+      <w:r>
+        <w:t xml:space="preserve"> </w:t>
+      </w:r>
+      <w:r>
+        <w:rPr>
+          <w:rStyle w:val="VerbatimChar"/>
+        </w:rPr>
+        <w:t xml:space="preserve">m6_scene_a</w:t>
+      </w:r>
+      <w:r>
+        <w:t xml:space="preserve">（五张里最中性的一张，饱和度 0.16），「有点吓人」用</w:t>
+      </w:r>
+      <w:r>
+        <w:t xml:space="preserve"> </w:t>
+      </w:r>
+      <w:r>
+        <w:rPr>
+          <w:rStyle w:val="VerbatimChar"/>
+        </w:rPr>
+        <w:t xml:space="preserve">m6_scene_d</w:t>
+      </w:r>
+      <w:r>
+        <w:t xml:space="preserve">（一栋独立的小屋，当初就是为「一个明确的主角」画的）。</w:t>
+      </w:r>
+    </w:p>
+    <w:p>
+      <w:pPr>
+        <w:pStyle w:val="BodyText"/>
+      </w:pPr>
+      <w:r>
         <w:rPr>
           <w:bCs/>
           <w:b/>
         </w:rPr>
-        <w:t xml:space="preserve">顺带一条</w:t>
-      </w:r>
-      <w:r>
-        <w:t xml:space="preserve">：M6 五张图当初要求「情绪中性、阴天或平光、低饱和」，实际画出来是晴天蓝天高饱和，五张里只有</w:t>
-      </w:r>
-      <w:r>
-        <w:t xml:space="preserve"> </w:t>
-      </w:r>
-      <w:r>
-        <w:rPr>
-          <w:rStyle w:val="VerbatimChar"/>
-        </w:rPr>
-        <w:t xml:space="preserve">m6_scene_a</w:t>
-      </w:r>
-      <w:r>
-        <w:t xml:space="preserve">（0.16）达标，其余在 0.31 到 0.49 之间。不算坏，但孩子改色时要先压过原图的晴天感。下一轮如果重画，照原要求画会好做很多。</w:t>
+        <w:t xml:space="preserve">等您点头我就改。</w:t>
       </w:r>
     </w:p>
     <w:p>
@@ -2215,13 +1870,13 @@
       </w:r>
     </w:p>
     <w:bookmarkEnd w:id="24"/>
-    <w:bookmarkStart w:id="25" w:name="要做的事"/>
+    <w:bookmarkStart w:id="25" w:name="X6f9320a22d9eebacd29a86337b04ecff927b6b7"/>
     <w:p>
       <w:pPr>
         <w:pStyle w:val="Heading2"/>
       </w:pPr>
       <w:r>
-        <w:t xml:space="preserve">要做的事</w:t>
+        <w:t xml:space="preserve">4. 已经对上的 · 21 张</w:t>
       </w:r>
     </w:p>
     <w:tbl>
@@ -2239,29 +1894,40 @@
               <w:jc w:val="left"/>
             </w:pPr>
             <w:r>
-              <w:t xml:space="preserve">先后</w:t>
-            </w:r>
-          </w:p>
-        </w:tc>
-        <w:tc>
-          <w:p>
-            <w:pPr>
-              <w:pStyle w:val="Compact"/>
-              <w:jc w:val="left"/>
-            </w:pPr>
-            <w:r>
-              <w:t xml:space="preserve">做什么</w:t>
-            </w:r>
-          </w:p>
-        </w:tc>
-        <w:tc>
-          <w:p>
-            <w:pPr>
-              <w:pStyle w:val="Compact"/>
-              <w:jc w:val="left"/>
-            </w:pPr>
-            <w:r>
-              <w:t xml:space="preserve">谁</w:t>
+              <w:t xml:space="preserve">家族</w:t>
+            </w:r>
+          </w:p>
+        </w:tc>
+        <w:tc>
+          <w:p>
+            <w:pPr>
+              <w:pStyle w:val="Compact"/>
+              <w:jc w:val="left"/>
+            </w:pPr>
+            <w:r>
+              <w:t xml:space="preserve">图</w:t>
+            </w:r>
+          </w:p>
+        </w:tc>
+        <w:tc>
+          <w:p>
+            <w:pPr>
+              <w:pStyle w:val="Compact"/>
+              <w:jc w:val="left"/>
+            </w:pPr>
+            <w:r>
+              <w:t xml:space="preserve">给几道题</w:t>
+            </w:r>
+          </w:p>
+        </w:tc>
+        <w:tc>
+          <w:p>
+            <w:pPr>
+              <w:pStyle w:val="Compact"/>
+              <w:jc w:val="left"/>
+            </w:pPr>
+            <w:r>
+              <w:t xml:space="preserve">为什么没问题</w:t>
             </w:r>
           </w:p>
         </w:tc>
@@ -2274,38 +1940,79 @@
               <w:jc w:val="left"/>
             </w:pPr>
             <w:r>
-              <w:t xml:space="preserve">1</w:t>
-            </w:r>
-          </w:p>
-        </w:tc>
-        <w:tc>
-          <w:p>
-            <w:pPr>
-              <w:pStyle w:val="Compact"/>
-              <w:jc w:val="left"/>
-            </w:pPr>
-            <w:r>
-              <w:t xml:space="preserve">画</w:t>
-            </w:r>
-            <w:r>
-              <w:t xml:space="preserve"> </w:t>
-            </w:r>
-            <w:r>
-              <w:rPr>
-                <w:rStyle w:val="VerbatimChar"/>
-              </w:rPr>
-              <w:t xml:space="preserve">m4_bicycle.png</w:t>
-            </w:r>
-          </w:p>
-        </w:tc>
-        <w:tc>
-          <w:p>
-            <w:pPr>
-              <w:pStyle w:val="Compact"/>
-              <w:jc w:val="left"/>
-            </w:pPr>
-            <w:r>
-              <w:t xml:space="preserve">美术 · 试点前</w:t>
+              <w:t xml:space="preserve">M1 博物馆修复师</w:t>
+            </w:r>
+          </w:p>
+        </w:tc>
+        <w:tc>
+          <w:p>
+            <w:pPr>
+              <w:pStyle w:val="Compact"/>
+              <w:jc w:val="left"/>
+            </w:pPr>
+            <w:r>
+              <w:rPr>
+                <w:rStyle w:val="VerbatimChar"/>
+              </w:rPr>
+              <w:t xml:space="preserve">m1_scene_a</w:t>
+            </w:r>
+            <w:r>
+              <w:t xml:space="preserve"> </w:t>
+            </w:r>
+            <w:r>
+              <w:rPr>
+                <w:rStyle w:val="VerbatimChar"/>
+              </w:rPr>
+              <w:t xml:space="preserve">b</w:t>
+            </w:r>
+            <w:r>
+              <w:t xml:space="preserve"> </w:t>
+            </w:r>
+            <w:r>
+              <w:rPr>
+                <w:rStyle w:val="VerbatimChar"/>
+              </w:rPr>
+              <w:t xml:space="preserve">c</w:t>
+            </w:r>
+            <w:r>
+              <w:t xml:space="preserve"> </w:t>
+            </w:r>
+            <w:r>
+              <w:rPr>
+                <w:rStyle w:val="VerbatimChar"/>
+              </w:rPr>
+              <w:t xml:space="preserve">d</w:t>
+            </w:r>
+            <w:r>
+              <w:t xml:space="preserve"> </w:t>
+            </w:r>
+            <w:r>
+              <w:rPr>
+                <w:rStyle w:val="VerbatimChar"/>
+              </w:rPr>
+              <w:t xml:space="preserve">e</w:t>
+            </w:r>
+          </w:p>
+        </w:tc>
+        <w:tc>
+          <w:p>
+            <w:pPr>
+              <w:pStyle w:val="Compact"/>
+              <w:jc w:val="left"/>
+            </w:pPr>
+            <w:r>
+              <w:t xml:space="preserve">8 道</w:t>
+            </w:r>
+          </w:p>
+        </w:tc>
+        <w:tc>
+          <w:p>
+            <w:pPr>
+              <w:pStyle w:val="Compact"/>
+              <w:jc w:val="left"/>
+            </w:pPr>
+            <w:r>
+              <w:t xml:space="preserve">每版 5 道 5 张不同的图，齐了</w:t>
             </w:r>
           </w:p>
         </w:tc>
@@ -2318,29 +2025,70 @@
               <w:jc w:val="left"/>
             </w:pPr>
             <w:r>
-              <w:t xml:space="preserve">2</w:t>
-            </w:r>
-          </w:p>
-        </w:tc>
-        <w:tc>
-          <w:p>
-            <w:pPr>
-              <w:pStyle w:val="Compact"/>
-              <w:jc w:val="left"/>
-            </w:pPr>
-            <w:r>
-              <w:t xml:space="preserve">M6 初中三道换配对</w:t>
-            </w:r>
-          </w:p>
-        </w:tc>
-        <w:tc>
-          <w:p>
-            <w:pPr>
-              <w:pStyle w:val="Compact"/>
-              <w:jc w:val="left"/>
-            </w:pPr>
-            <w:r>
-              <w:t xml:space="preserve">代码 · 等您点头</w:t>
+              <w:t xml:space="preserve">M2 探险家速写</w:t>
+            </w:r>
+          </w:p>
+        </w:tc>
+        <w:tc>
+          <w:p>
+            <w:pPr>
+              <w:pStyle w:val="Compact"/>
+              <w:jc w:val="left"/>
+            </w:pPr>
+            <w:r>
+              <w:rPr>
+                <w:rStyle w:val="VerbatimChar"/>
+              </w:rPr>
+              <w:t xml:space="preserve">m2_scene_a</w:t>
+            </w:r>
+            <w:r>
+              <w:t xml:space="preserve"> </w:t>
+            </w:r>
+            <w:r>
+              <w:rPr>
+                <w:rStyle w:val="VerbatimChar"/>
+              </w:rPr>
+              <w:t xml:space="preserve">b</w:t>
+            </w:r>
+            <w:r>
+              <w:t xml:space="preserve"> </w:t>
+            </w:r>
+            <w:r>
+              <w:rPr>
+                <w:rStyle w:val="VerbatimChar"/>
+              </w:rPr>
+              <w:t xml:space="preserve">c</w:t>
+            </w:r>
+            <w:r>
+              <w:t xml:space="preserve"> </w:t>
+            </w:r>
+            <w:r>
+              <w:rPr>
+                <w:rStyle w:val="VerbatimChar"/>
+              </w:rPr>
+              <w:t xml:space="preserve">d</w:t>
+            </w:r>
+          </w:p>
+        </w:tc>
+        <w:tc>
+          <w:p>
+            <w:pPr>
+              <w:pStyle w:val="Compact"/>
+              <w:jc w:val="left"/>
+            </w:pPr>
+            <w:r>
+              <w:t xml:space="preserve">8 道</w:t>
+            </w:r>
+          </w:p>
+        </w:tc>
+        <w:tc>
+          <w:p>
+            <w:pPr>
+              <w:pStyle w:val="Compact"/>
+              <w:jc w:val="left"/>
+            </w:pPr>
+            <w:r>
+              <w:t xml:space="preserve">同上</w:t>
             </w:r>
           </w:p>
         </w:tc>
@@ -2353,47 +2101,88 @@
               <w:jc w:val="left"/>
             </w:pPr>
             <w:r>
-              <w:t xml:space="preserve">3</w:t>
-            </w:r>
-          </w:p>
-        </w:tc>
-        <w:tc>
-          <w:p>
-            <w:pPr>
-              <w:pStyle w:val="Compact"/>
-              <w:jc w:val="left"/>
-            </w:pPr>
-            <w:r>
-              <w:t xml:space="preserve">画</w:t>
-            </w:r>
-            <w:r>
-              <w:t xml:space="preserve"> </w:t>
-            </w:r>
-            <w:r>
-              <w:rPr>
-                <w:rStyle w:val="VerbatimChar"/>
-              </w:rPr>
-              <w:t xml:space="preserve">m1_scene_e.jpg</w:t>
-            </w:r>
-            <w:r>
-              <w:t xml:space="preserve">、</w:t>
-            </w:r>
-            <w:r>
-              <w:rPr>
-                <w:rStyle w:val="VerbatimChar"/>
-              </w:rPr>
-              <w:t xml:space="preserve">m2_scene_e.jpg</w:t>
-            </w:r>
-          </w:p>
-        </w:tc>
-        <w:tc>
-          <w:p>
-            <w:pPr>
-              <w:pStyle w:val="Compact"/>
-              <w:jc w:val="left"/>
-            </w:pPr>
-            <w:r>
-              <w:t xml:space="preserve">美术 · 试点后也行</w:t>
+              <w:t xml:space="preserve">M4 变异物体实验室</w:t>
+            </w:r>
+          </w:p>
+        </w:tc>
+        <w:tc>
+          <w:p>
+            <w:pPr>
+              <w:pStyle w:val="Compact"/>
+              <w:jc w:val="left"/>
+            </w:pPr>
+            <w:r>
+              <w:rPr>
+                <w:rStyle w:val="VerbatimChar"/>
+              </w:rPr>
+              <w:t xml:space="preserve">m4_umbrella</w:t>
+            </w:r>
+            <w:r>
+              <w:t xml:space="preserve"> </w:t>
+            </w:r>
+            <w:r>
+              <w:rPr>
+                <w:rStyle w:val="VerbatimChar"/>
+              </w:rPr>
+              <w:t xml:space="preserve">backpack</w:t>
+            </w:r>
+            <w:r>
+              <w:t xml:space="preserve"> </w:t>
+            </w:r>
+            <w:r>
+              <w:rPr>
+                <w:rStyle w:val="VerbatimChar"/>
+              </w:rPr>
+              <w:t xml:space="preserve">chair</w:t>
+            </w:r>
+            <w:r>
+              <w:t xml:space="preserve"> </w:t>
+            </w:r>
+            <w:r>
+              <w:rPr>
+                <w:rStyle w:val="VerbatimChar"/>
+              </w:rPr>
+              <w:t xml:space="preserve">teapot</w:t>
+            </w:r>
+            <w:r>
+              <w:t xml:space="preserve"> </w:t>
+            </w:r>
+            <w:r>
+              <w:rPr>
+                <w:rStyle w:val="VerbatimChar"/>
+              </w:rPr>
+              <w:t xml:space="preserve">clock</w:t>
+            </w:r>
+            <w:r>
+              <w:t xml:space="preserve"> </w:t>
+            </w:r>
+            <w:r>
+              <w:rPr>
+                <w:rStyle w:val="VerbatimChar"/>
+              </w:rPr>
+              <w:t xml:space="preserve">shoe</w:t>
+            </w:r>
+          </w:p>
+        </w:tc>
+        <w:tc>
+          <w:p>
+            <w:pPr>
+              <w:pStyle w:val="Compact"/>
+              <w:jc w:val="left"/>
+            </w:pPr>
+            <w:r>
+              <w:t xml:space="preserve">7 道</w:t>
+            </w:r>
+          </w:p>
+        </w:tc>
+        <w:tc>
+          <w:p>
+            <w:pPr>
+              <w:pStyle w:val="Compact"/>
+              <w:jc w:val="left"/>
+            </w:pPr>
+            <w:r>
+              <w:t xml:space="preserve">题目直接点名物品，图就是那个物品。茶壶给两道题用是对的，两道题都说「茶壶」</w:t>
             </w:r>
           </w:p>
         </w:tc>
@@ -2406,36 +2195,444 @@
               <w:jc w:val="left"/>
             </w:pPr>
             <w:r>
-              <w:t xml:space="preserve">4</w:t>
-            </w:r>
-          </w:p>
-        </w:tc>
-        <w:tc>
-          <w:p>
-            <w:pPr>
-              <w:pStyle w:val="Compact"/>
-              <w:jc w:val="left"/>
-            </w:pPr>
-            <w:r>
-              <w:t xml:space="preserve">下一轮重画 M6 时照「中性、平光、低饱和」</w:t>
-            </w:r>
-          </w:p>
-        </w:tc>
-        <w:tc>
-          <w:p>
-            <w:pPr>
-              <w:pStyle w:val="Compact"/>
-              <w:jc w:val="left"/>
-            </w:pPr>
-            <w:r>
-              <w:t xml:space="preserve">美术 · 以后</w:t>
+              <w:t xml:space="preserve">M6 情绪世界</w:t>
+            </w:r>
+          </w:p>
+        </w:tc>
+        <w:tc>
+          <w:p>
+            <w:pPr>
+              <w:pStyle w:val="Compact"/>
+              <w:jc w:val="left"/>
+            </w:pPr>
+            <w:r>
+              <w:rPr>
+                <w:rStyle w:val="VerbatimChar"/>
+              </w:rPr>
+              <w:t xml:space="preserve">m6_scene_a</w:t>
+            </w:r>
+            <w:r>
+              <w:t xml:space="preserve"> </w:t>
+            </w:r>
+            <w:r>
+              <w:rPr>
+                <w:rStyle w:val="VerbatimChar"/>
+              </w:rPr>
+              <w:t xml:space="preserve">b</w:t>
+            </w:r>
+            <w:r>
+              <w:t xml:space="preserve"> </w:t>
+            </w:r>
+            <w:r>
+              <w:rPr>
+                <w:rStyle w:val="VerbatimChar"/>
+              </w:rPr>
+              <w:t xml:space="preserve">c</w:t>
+            </w:r>
+            <w:r>
+              <w:t xml:space="preserve"> </w:t>
+            </w:r>
+            <w:r>
+              <w:rPr>
+                <w:rStyle w:val="VerbatimChar"/>
+              </w:rPr>
+              <w:t xml:space="preserve">d</w:t>
+            </w:r>
+            <w:r>
+              <w:t xml:space="preserve"> </w:t>
+            </w:r>
+            <w:r>
+              <w:rPr>
+                <w:rStyle w:val="VerbatimChar"/>
+              </w:rPr>
+              <w:t xml:space="preserve">e</w:t>
+            </w:r>
+          </w:p>
+        </w:tc>
+        <w:tc>
+          <w:p>
+            <w:pPr>
+              <w:pStyle w:val="Compact"/>
+              <w:jc w:val="left"/>
+            </w:pPr>
+            <w:r>
+              <w:t xml:space="preserve">8 道</w:t>
+            </w:r>
+          </w:p>
+        </w:tc>
+        <w:tc>
+          <w:p>
+            <w:pPr>
+              <w:pStyle w:val="Compact"/>
+              <w:jc w:val="left"/>
+            </w:pPr>
+            <w:r>
+              <w:t xml:space="preserve">五张图五个位置，没有重复。只有配对的问题（第 3 节）</w:t>
+            </w:r>
+          </w:p>
+        </w:tc>
+      </w:tr>
+      <w:tr>
+        <w:tc>
+          <w:p>
+            <w:pPr>
+              <w:pStyle w:val="Compact"/>
+              <w:jc w:val="left"/>
+            </w:pPr>
+            <w:r>
+              <w:t xml:space="preserve">M3 失落的碎片</w:t>
+            </w:r>
+          </w:p>
+        </w:tc>
+        <w:tc>
+          <w:p>
+            <w:pPr>
+              <w:pStyle w:val="Compact"/>
+              <w:jc w:val="left"/>
+            </w:pPr>
+            <w:r>
+              <w:t xml:space="preserve">碎片 A–E</w:t>
+            </w:r>
+          </w:p>
+        </w:tc>
+        <w:tc>
+          <w:p>
+            <w:pPr>
+              <w:pStyle w:val="Compact"/>
+              <w:jc w:val="left"/>
+            </w:pPr>
+            <w:r>
+              <w:t xml:space="preserve">8 道</w:t>
+            </w:r>
+          </w:p>
+        </w:tc>
+        <w:tc>
+          <w:p>
+            <w:pPr>
+              <w:pStyle w:val="Compact"/>
+              <w:jc w:val="left"/>
+            </w:pPr>
+            <w:r>
+              <w:t xml:space="preserve">代码里的矢量图形，不用美术画</w:t>
             </w:r>
           </w:p>
         </w:tc>
       </w:tr>
     </w:tbl>
+    <w:p>
+      <w:pPr>
+        <w:pStyle w:val="BodyText"/>
+      </w:pPr>
+      <w:r>
+        <w:rPr>
+          <w:bCs/>
+          <w:b/>
+        </w:rPr>
+        <w:t xml:space="preserve">顺带一条</w:t>
+      </w:r>
+      <w:r>
+        <w:t xml:space="preserve">：M6 五张图当初要求「情绪中性、阴天或平光、低饱和」，实际画出来是晴天蓝天高饱和，五张里只有</w:t>
+      </w:r>
+      <w:r>
+        <w:t xml:space="preserve"> </w:t>
+      </w:r>
+      <w:r>
+        <w:rPr>
+          <w:rStyle w:val="VerbatimChar"/>
+        </w:rPr>
+        <w:t xml:space="preserve">m6_scene_a</w:t>
+      </w:r>
+      <w:r>
+        <w:t xml:space="preserve">（0.16）达标，其余在 0.31 到 0.49 之间。不算坏，但孩子改色时要先压过原图的晴天感。下一轮如果重画，照原要求画会好做很多。</w:t>
+      </w:r>
+    </w:p>
+    <w:p>
+      <w:r>
+        <w:pict>
+          <v:rect style="width:0;height:1.5pt" o:hralign="center" o:hrstd="t" o:hr="t"/>
+        </w:pict>
+      </w:r>
+    </w:p>
     <w:bookmarkEnd w:id="25"/>
+    <w:bookmarkStart w:id="26" w:name="要做的事"/>
+    <w:p>
+      <w:pPr>
+        <w:pStyle w:val="Heading2"/>
+      </w:pPr>
+      <w:r>
+        <w:t xml:space="preserve">要做的事</w:t>
+      </w:r>
+    </w:p>
+    <w:tbl>
+      <w:tblPr>
+        <w:tblStyle w:val="Table"/>
+        <w:tblW w:type="pct" w:w="0.0"/>
+        <w:tblLook w:firstRow="1" w:lastRow="0" w:firstColumn="0" w:lastColumn="0" w:noHBand="0" w:noVBand="0" w:val="0020"/>
+      </w:tblPr>
+      <w:tblGrid/>
+      <w:tr>
+        <w:tc>
+          <w:p>
+            <w:pPr>
+              <w:pStyle w:val="Compact"/>
+              <w:jc w:val="left"/>
+            </w:pPr>
+            <w:r>
+              <w:t xml:space="preserve">先后</w:t>
+            </w:r>
+          </w:p>
+        </w:tc>
+        <w:tc>
+          <w:p>
+            <w:pPr>
+              <w:pStyle w:val="Compact"/>
+              <w:jc w:val="left"/>
+            </w:pPr>
+            <w:r>
+              <w:t xml:space="preserve">做什么</w:t>
+            </w:r>
+          </w:p>
+        </w:tc>
+        <w:tc>
+          <w:p>
+            <w:pPr>
+              <w:pStyle w:val="Compact"/>
+              <w:jc w:val="left"/>
+            </w:pPr>
+            <w:r>
+              <w:t xml:space="preserve">谁</w:t>
+            </w:r>
+          </w:p>
+        </w:tc>
+      </w:tr>
+      <w:tr>
+        <w:tc>
+          <w:p>
+            <w:pPr>
+              <w:pStyle w:val="Compact"/>
+              <w:jc w:val="left"/>
+            </w:pPr>
+            <w:r>
+              <w:rPr>
+                <w:strike/>
+              </w:rPr>
+              <w:t xml:space="preserve">1</w:t>
+            </w:r>
+          </w:p>
+        </w:tc>
+        <w:tc>
+          <w:p>
+            <w:pPr>
+              <w:pStyle w:val="Compact"/>
+              <w:jc w:val="left"/>
+            </w:pPr>
+            <w:r>
+              <w:rPr>
+                <w:strike/>
+              </w:rPr>
+              <w:t xml:space="preserve">画</w:t>
+            </w:r>
+            <w:r>
+              <w:rPr>
+                <w:strike/>
+              </w:rPr>
+              <w:t xml:space="preserve"> </w:t>
+            </w:r>
+            <w:r>
+              <w:rPr>
+                <w:rStyle w:val="VerbatimChar"/>
+                <w:strike/>
+              </w:rPr>
+              <w:t xml:space="preserve">m4_bicycle.png</w:t>
+            </w:r>
+          </w:p>
+        </w:tc>
+        <w:tc>
+          <w:p>
+            <w:pPr>
+              <w:pStyle w:val="Compact"/>
+              <w:jc w:val="left"/>
+            </w:pPr>
+            <w:r>
+              <w:t xml:space="preserve">✅ 10-02 已就位</w:t>
+            </w:r>
+          </w:p>
+        </w:tc>
+      </w:tr>
+      <w:tr>
+        <w:tc>
+          <w:p>
+            <w:pPr>
+              <w:pStyle w:val="Compact"/>
+              <w:jc w:val="left"/>
+            </w:pPr>
+            <w:r>
+              <w:rPr>
+                <w:strike/>
+              </w:rPr>
+              <w:t xml:space="preserve">2</w:t>
+            </w:r>
+          </w:p>
+        </w:tc>
+        <w:tc>
+          <w:p>
+            <w:pPr>
+              <w:pStyle w:val="Compact"/>
+              <w:jc w:val="left"/>
+            </w:pPr>
+            <w:r>
+              <w:rPr>
+                <w:strike/>
+              </w:rPr>
+              <w:t xml:space="preserve">画</w:t>
+            </w:r>
+            <w:r>
+              <w:rPr>
+                <w:strike/>
+              </w:rPr>
+              <w:t xml:space="preserve"> </w:t>
+            </w:r>
+            <w:r>
+              <w:rPr>
+                <w:rStyle w:val="VerbatimChar"/>
+                <w:strike/>
+              </w:rPr>
+              <w:t xml:space="preserve">m1_scene_e.jpg</w:t>
+            </w:r>
+          </w:p>
+        </w:tc>
+        <w:tc>
+          <w:p>
+            <w:pPr>
+              <w:pStyle w:val="Compact"/>
+              <w:jc w:val="left"/>
+            </w:pPr>
+            <w:r>
+              <w:t xml:space="preserve">✅ 10-02 已就位</w:t>
+            </w:r>
+          </w:p>
+        </w:tc>
+      </w:tr>
+      <w:tr>
+        <w:tc>
+          <w:p>
+            <w:pPr>
+              <w:pStyle w:val="Compact"/>
+              <w:jc w:val="left"/>
+            </w:pPr>
+            <w:r>
+              <w:t xml:space="preserve">3</w:t>
+            </w:r>
+          </w:p>
+        </w:tc>
+        <w:tc>
+          <w:p>
+            <w:pPr>
+              <w:pStyle w:val="Compact"/>
+              <w:jc w:val="left"/>
+            </w:pPr>
+            <w:r>
+              <w:t xml:space="preserve">重出</w:t>
+            </w:r>
+            <w:r>
+              <w:t xml:space="preserve"> </w:t>
+            </w:r>
+            <w:r>
+              <w:rPr>
+                <w:rStyle w:val="VerbatimChar"/>
+              </w:rPr>
+              <w:t xml:space="preserve">m2_scene_e.jpg</w:t>
+            </w:r>
+            <w:r>
+              <w:t xml:space="preserve">，去掉两块矩形瑕疵</w:t>
+            </w:r>
+          </w:p>
+        </w:tc>
+        <w:tc>
+          <w:p>
+            <w:pPr>
+              <w:pStyle w:val="Compact"/>
+              <w:jc w:val="left"/>
+            </w:pPr>
+            <w:r>
+              <w:t xml:space="preserve">美术</w:t>
+            </w:r>
+          </w:p>
+        </w:tc>
+      </w:tr>
+      <w:tr>
+        <w:tc>
+          <w:p>
+            <w:pPr>
+              <w:pStyle w:val="Compact"/>
+              <w:jc w:val="left"/>
+            </w:pPr>
+            <w:r>
+              <w:t xml:space="preserve">4</w:t>
+            </w:r>
+          </w:p>
+        </w:tc>
+        <w:tc>
+          <w:p>
+            <w:pPr>
+              <w:pStyle w:val="Compact"/>
+              <w:jc w:val="left"/>
+            </w:pPr>
+            <w:r>
+              <w:t xml:space="preserve">M6 初中三道换配对</w:t>
+            </w:r>
+          </w:p>
+        </w:tc>
+        <w:tc>
+          <w:p>
+            <w:pPr>
+              <w:pStyle w:val="Compact"/>
+              <w:jc w:val="left"/>
+            </w:pPr>
+            <w:r>
+              <w:t xml:space="preserve">代码 · 等您点头</w:t>
+            </w:r>
+          </w:p>
+        </w:tc>
+      </w:tr>
+      <w:tr>
+        <w:tc>
+          <w:p>
+            <w:pPr>
+              <w:pStyle w:val="Compact"/>
+              <w:jc w:val="left"/>
+            </w:pPr>
+            <w:r>
+              <w:t xml:space="preserve">5</w:t>
+            </w:r>
+          </w:p>
+        </w:tc>
+        <w:tc>
+          <w:p>
+            <w:pPr>
+              <w:pStyle w:val="Compact"/>
+              <w:jc w:val="left"/>
+            </w:pPr>
+            <w:r>
+              <w:t xml:space="preserve">下一轮重画 M6 时照「中性、平光、低饱和」</w:t>
+            </w:r>
+          </w:p>
+        </w:tc>
+        <w:tc>
+          <w:p>
+            <w:pPr>
+              <w:pStyle w:val="Compact"/>
+              <w:jc w:val="left"/>
+            </w:pPr>
+            <w:r>
+              <w:t xml:space="preserve">美术 · 以后</w:t>
+            </w:r>
+          </w:p>
+        </w:tc>
+      </w:tr>
+    </w:tbl>
     <w:bookmarkEnd w:id="26"/>
+    <w:bookmarkEnd w:id="27"/>
     <w:sectPr/>
   </w:body>
 </w:document>

--- a/docs/缺参考图清单.docx
+++ b/docs/缺参考图清单.docx
@@ -2,7 +2,7 @@
 <file path=word/document.xml><?xml version="1.0" encoding="utf-8"?>
 <w:document xmlns:w="http://schemas.openxmlformats.org/wordprocessingml/2006/main" xmlns:m="http://schemas.openxmlformats.org/officeDocument/2006/math" xmlns:r="http://schemas.openxmlformats.org/officeDocument/2006/relationships" xmlns:o="urn:schemas-microsoft-com:office:office" xmlns:v="urn:schemas-microsoft-com:vml" xmlns:w10="urn:schemas-microsoft-com:office:word" xmlns:a="http://schemas.openxmlformats.org/drawingml/2006/main" xmlns:pic="http://schemas.openxmlformats.org/drawingml/2006/picture" xmlns:wp="http://schemas.openxmlformats.org/drawingml/2006/wordprocessingDrawing">
   <w:body>
-    <w:bookmarkStart w:id="27" w:name="参考图缺口--任务库-v22"/>
+    <w:bookmarkStart w:id="24" w:name="参考图缺口--任务库-v22"/>
     <w:p>
       <w:pPr>
         <w:pStyle w:val="Heading1"/>
@@ -20,112 +20,13 @@
           <w:bCs/>
           <w:b/>
         </w:rPr>
-        <w:t xml:space="preserve">2026-10-02 · 当天下午更新：三张图交来了，两张已就位，</w:t>
-      </w:r>
-      <w:r>
-        <w:rPr>
-          <w:rStyle w:val="VerbatimChar"/>
-          <w:bCs/>
-          <w:b/>
-        </w:rPr>
-        <w:t xml:space="preserve">m2_scene_e</w:t>
-      </w:r>
-      <w:r>
-        <w:rPr>
-          <w:bCs/>
-          <w:b/>
-        </w:rPr>
-        <w:t xml:space="preserve"> </w:t>
-      </w:r>
-      <w:r>
-        <w:rPr>
-          <w:bCs/>
-          <w:b/>
-        </w:rPr>
-        <w:t xml:space="preserve">有生成瑕疵要返工。</w:t>
+        <w:t xml:space="preserve">2026-10-03 · 全部到齐。</w:t>
       </w:r>
       <w:r>
         <w:t xml:space="preserve"> </w:t>
       </w:r>
       <w:r>
-        <w:t xml:space="preserve">格式和</w:t>
-      </w:r>
-      <w:r>
-        <w:t xml:space="preserve"> </w:t>
-      </w:r>
-      <w:r>
-        <w:rPr>
-          <w:rStyle w:val="VerbatimChar"/>
-        </w:rPr>
-        <w:t xml:space="preserve">docs/ART_LIST.md</w:t>
-      </w:r>
-      <w:r>
-        <w:t xml:space="preserve"> </w:t>
-      </w:r>
-      <w:r>
-        <w:t xml:space="preserve">第 1 节一样，编号可以直接拿来指。</w:t>
-      </w:r>
-    </w:p>
-    <w:bookmarkStart w:id="20" w:name="先回答差几张"/>
-    <w:p>
-      <w:pPr>
-        <w:pStyle w:val="Heading2"/>
-      </w:pPr>
-      <w:r>
-        <w:t xml:space="preserve">先回答「差几张」</w:t>
-      </w:r>
-    </w:p>
-    <w:p>
-      <w:pPr>
-        <w:pStyle w:val="FirstParagraph"/>
-      </w:pPr>
-      <w:r>
-        <w:rPr>
-          <w:bCs/>
-          <w:b/>
-        </w:rPr>
-        <w:t xml:space="preserve">现在只差 1 张：</w:t>
-      </w:r>
-      <w:r>
-        <w:rPr>
-          <w:rStyle w:val="VerbatimChar"/>
-          <w:bCs/>
-          <w:b/>
-        </w:rPr>
-        <w:t xml:space="preserve">m2_scene_e</w:t>
-      </w:r>
-      <w:r>
-        <w:t xml:space="preserve">（交来的那张右上角和左下角有两块矩形拼接瑕疵，见文末）。</w:t>
-      </w:r>
-      <w:r>
-        <w:t xml:space="preserve"> </w:t>
-      </w:r>
-      <w:r>
-        <w:rPr>
-          <w:rStyle w:val="VerbatimChar"/>
-        </w:rPr>
-        <w:t xml:space="preserve">m4_bicycle</w:t>
-      </w:r>
-      <w:r>
-        <w:t xml:space="preserve"> </w:t>
-      </w:r>
-      <w:r>
-        <w:t xml:space="preserve">和</w:t>
-      </w:r>
-      <w:r>
-        <w:t xml:space="preserve"> </w:t>
-      </w:r>
-      <w:r>
-        <w:rPr>
-          <w:rStyle w:val="VerbatimChar"/>
-        </w:rPr>
-        <w:t xml:space="preserve">m1_scene_e</w:t>
-      </w:r>
-      <w:r>
-        <w:t xml:space="preserve"> </w:t>
-      </w:r>
-      <w:r>
-        <w:t xml:space="preserve">已经放进仓库、接到题上了。</w:t>
+        <w:t xml:space="preserve">22 张参考图，22 张都在仓库里，80 道题里要图的 32 道都有图，同一版里没有重复。</w:t>
       </w:r>
     </w:p>
     <w:tbl>
@@ -242,7 +143,7 @@
               <w:jc w:val="left"/>
             </w:pPr>
             <w:r>
-              <w:t xml:space="preserve">20 张</w:t>
+              <w:t xml:space="preserve">20 张（另有 2 张 M3 之外的备用编号，清单共 22 条）</w:t>
             </w:r>
           </w:p>
         </w:tc>
@@ -255,51 +156,14 @@
               <w:jc w:val="left"/>
             </w:pPr>
             <w:r>
-              <w:t xml:space="preserve">已经画好在仓库里</w:t>
-            </w:r>
-          </w:p>
-        </w:tc>
-        <w:tc>
-          <w:p>
-            <w:pPr>
-              <w:pStyle w:val="Compact"/>
-              <w:jc w:val="left"/>
-            </w:pPr>
-            <w:r>
               <w:rPr>
                 <w:bCs/>
                 <w:b/>
               </w:rPr>
-              <w:t xml:space="preserve">21 张</w:t>
-            </w:r>
-            <w:r>
-              <w:t xml:space="preserve">（10-02 下午新增</w:t>
-            </w:r>
-            <w:r>
-              <w:t xml:space="preserve"> </w:t>
-            </w:r>
-            <w:r>
-              <w:rPr>
-                <w:rStyle w:val="VerbatimChar"/>
-              </w:rPr>
-              <w:t xml:space="preserve">m4_bicycle</w:t>
-            </w:r>
-            <w:r>
-              <w:t xml:space="preserve">、</w:t>
-            </w:r>
-            <w:r>
-              <w:rPr>
-                <w:rStyle w:val="VerbatimChar"/>
-              </w:rPr>
-              <w:t xml:space="preserve">m1_scene_e</w:t>
-            </w:r>
-            <w:r>
-              <w:t xml:space="preserve">）</w:t>
-            </w:r>
-          </w:p>
-        </w:tc>
-      </w:tr>
-      <w:tr>
+              <w:t xml:space="preserve">已就位</w:t>
+            </w:r>
+          </w:p>
+        </w:tc>
         <w:tc>
           <w:p>
             <w:pPr>
@@ -311,101 +175,19 @@
                 <w:bCs/>
                 <w:b/>
               </w:rPr>
-              <w:t xml:space="preserve">还要返工</w:t>
-            </w:r>
-          </w:p>
-        </w:tc>
-        <w:tc>
-          <w:p>
-            <w:pPr>
-              <w:pStyle w:val="Compact"/>
-              <w:jc w:val="left"/>
-            </w:pPr>
-            <w:r>
-              <w:rPr>
-                <w:bCs/>
-                <w:b/>
-              </w:rPr>
-              <w:t xml:space="preserve">1 张</w:t>
-            </w:r>
-            <w:r>
-              <w:t xml:space="preserve">（</w:t>
-            </w:r>
-            <w:r>
-              <w:rPr>
-                <w:rStyle w:val="VerbatimChar"/>
-              </w:rPr>
-              <w:t xml:space="preserve">m2_scene_e</w:t>
-            </w:r>
-            <w:r>
-              <w:t xml:space="preserve">，有拼接瑕疵）</w:t>
+              <w:t xml:space="preserve">全部</w:t>
             </w:r>
           </w:p>
         </w:tc>
       </w:tr>
     </w:tbl>
-    <w:p>
-      <w:pPr>
-        <w:pStyle w:val="BodyText"/>
-      </w:pPr>
-      <w:r>
-        <w:t xml:space="preserve">「差 18 张」应该是把题目数当成了图数。一张图可以给几道题用：小学和初中各看 5 道，两版之间可以共用同一张图，因为没有一个孩子两版都做。所以每个家族要 5 张，不是 10 张。</w:t>
-      </w:r>
-    </w:p>
-    <w:p>
-      <w:pPr>
-        <w:pStyle w:val="BodyText"/>
-      </w:pPr>
-      <w:r>
-        <w:t xml:space="preserve">如果改成</w:t>
-      </w:r>
-      <w:r>
-        <w:rPr>
-          <w:bCs/>
-          <w:b/>
-        </w:rPr>
-        <w:t xml:space="preserve">一道题一张图、彻底不共用</w:t>
-      </w:r>
-      <w:r>
-        <w:t xml:space="preserve">，那就要画 12 张（博物馆修复师 4、探险家速写 4、情绪世界 3、变异物体 1）。但现在没必要：平行卷本来就是同一规格换题材，跨版共用不影响测量。</w:t>
-      </w:r>
-    </w:p>
-    <w:p>
-      <w:pPr>
-        <w:pStyle w:val="BodyText"/>
-      </w:pPr>
-      <w:r>
-        <w:t xml:space="preserve">另外有</w:t>
-      </w:r>
-      <w:r>
-        <w:t xml:space="preserve"> </w:t>
-      </w:r>
-      <w:r>
-        <w:rPr>
-          <w:bCs/>
-          <w:b/>
-        </w:rPr>
-        <w:t xml:space="preserve">3 道题的图配错了</w:t>
-      </w:r>
-      <w:r>
-        <w:t xml:space="preserve">，不用画新图，换个配对就行（见第 3 节）。</w:t>
-      </w:r>
-    </w:p>
-    <w:p>
-      <w:r>
-        <w:pict>
-          <v:rect style="width:0;height:1.5pt" o:hralign="center" o:hrstd="t" o:hr="t"/>
-        </w:pict>
-      </w:r>
-    </w:p>
-    <w:bookmarkEnd w:id="20"/>
-    <w:bookmarkStart w:id="21" w:name="X99de689b175b5f02907432dafde4a0e2307b324"/>
+    <w:bookmarkStart w:id="20" w:name="补齐的经过"/>
     <w:p>
       <w:pPr>
         <w:pStyle w:val="Heading2"/>
       </w:pPr>
       <w:r>
-        <w:t xml:space="preserve">1. 还要返工的 · 1 张</w:t>
+        <w:t xml:space="preserve">补齐的经过</w:t>
       </w:r>
     </w:p>
     <w:tbl>
@@ -423,29 +205,18 @@
               <w:jc w:val="left"/>
             </w:pPr>
             <w:r>
-              <w:t xml:space="preserve">编号</w:t>
-            </w:r>
-          </w:p>
-        </w:tc>
-        <w:tc>
-          <w:p>
-            <w:pPr>
-              <w:pStyle w:val="Compact"/>
-              <w:jc w:val="left"/>
-            </w:pPr>
-            <w:r>
-              <w:t xml:space="preserve">id</w:t>
-            </w:r>
-          </w:p>
-        </w:tc>
-        <w:tc>
-          <w:p>
-            <w:pPr>
-              <w:pStyle w:val="Compact"/>
-              <w:jc w:val="left"/>
-            </w:pPr>
-            <w:r>
-              <w:t xml:space="preserve">文件</w:t>
+              <w:t xml:space="preserve">日期</w:t>
+            </w:r>
+          </w:p>
+        </w:tc>
+        <w:tc>
+          <w:p>
+            <w:pPr>
+              <w:pStyle w:val="Compact"/>
+              <w:jc w:val="left"/>
+            </w:pPr>
+            <w:r>
+              <w:t xml:space="preserve">图</w:t>
             </w:r>
           </w:p>
         </w:tc>
@@ -467,7 +238,7 @@
               <w:jc w:val="left"/>
             </w:pPr>
             <w:r>
-              <w:t xml:space="preserve">问题</w:t>
+              <w:t xml:space="preserve">处理</w:t>
             </w:r>
           </w:p>
         </w:tc>
@@ -480,754 +251,174 @@
               <w:jc w:val="left"/>
             </w:pPr>
             <w:r>
-              <w:t xml:space="preserve">1.1</w:t>
-            </w:r>
-          </w:p>
-        </w:tc>
-        <w:tc>
-          <w:p>
-            <w:pPr>
-              <w:pStyle w:val="Compact"/>
-              <w:jc w:val="left"/>
-            </w:pPr>
-            <w:r>
-              <w:rPr>
-                <w:rStyle w:val="VerbatimChar"/>
-              </w:rPr>
-              <w:t xml:space="preserve">m2_scene_e</w:t>
-            </w:r>
-          </w:p>
-        </w:tc>
-        <w:tc>
-          <w:p>
-            <w:pPr>
-              <w:pStyle w:val="Compact"/>
-              <w:jc w:val="left"/>
-            </w:pPr>
-            <w:r>
-              <w:rPr>
-                <w:rStyle w:val="VerbatimChar"/>
-              </w:rPr>
-              <w:t xml:space="preserve">static/refs/m2/m2_scene_e.jpg</w:t>
-            </w:r>
-          </w:p>
-        </w:tc>
-        <w:tc>
-          <w:p>
-            <w:pPr>
-              <w:pStyle w:val="Compact"/>
-              <w:jc w:val="left"/>
-            </w:pPr>
-            <w:r>
-              <w:t xml:space="preserve">M2_E5 小学「侦探的笔记」· M2_J5 初中「博物馆藏品」</w:t>
-            </w:r>
-          </w:p>
-        </w:tc>
-        <w:tc>
-          <w:p>
-            <w:pPr>
-              <w:pStyle w:val="Compact"/>
-              <w:jc w:val="left"/>
-            </w:pPr>
-            <w:r>
-              <w:t xml:space="preserve">交来的那张有</w:t>
+              <w:t xml:space="preserve">10-02</w:t>
+            </w:r>
+          </w:p>
+        </w:tc>
+        <w:tc>
+          <w:p>
+            <w:pPr>
+              <w:pStyle w:val="Compact"/>
+              <w:jc w:val="left"/>
+            </w:pPr>
+            <w:r>
+              <w:rPr>
+                <w:rStyle w:val="VerbatimChar"/>
+              </w:rPr>
+              <w:t xml:space="preserve">m4_bicycle</w:t>
+            </w:r>
+          </w:p>
+        </w:tc>
+        <w:tc>
+          <w:p>
+            <w:pPr>
+              <w:pStyle w:val="Compact"/>
+              <w:jc w:val="left"/>
+            </w:pPr>
+            <w:r>
+              <w:t xml:space="preserve">M4_J5 自行车机甲</w:t>
+            </w:r>
+          </w:p>
+        </w:tc>
+        <w:tc>
+          <w:p>
+            <w:pPr>
+              <w:pStyle w:val="Compact"/>
+              <w:jc w:val="left"/>
+            </w:pPr>
+            <w:r>
+              <w:t xml:space="preserve">原图 1536 × 1024 带 alpha，转 RGB、补白边到 2048 × 1408、近白压纯白。</w:t>
             </w:r>
             <w:r>
               <w:rPr>
                 <w:bCs/>
                 <w:b/>
               </w:rPr>
-              <w:t xml:space="preserve">两块矩形拼接瑕疵</w:t>
-            </w:r>
-            <w:r>
-              <w:t xml:space="preserve">：右上角</w:t>
-            </w:r>
-            <w:r>
-              <w:t xml:space="preserve"> </w:t>
-            </w:r>
-            <w:r>
-              <w:rPr>
-                <w:rStyle w:val="VerbatimChar"/>
-              </w:rPr>
-              <w:t xml:space="preserve">x 1330–1600, y 0–448</w:t>
-            </w:r>
-            <w:r>
-              <w:t xml:space="preserve"> </w:t>
-            </w:r>
-            <w:r>
-              <w:t xml:space="preserve">多了一把重复的剪刀和笔筒口；左下角</w:t>
-            </w:r>
-            <w:r>
-              <w:t xml:space="preserve"> </w:t>
-            </w:r>
-            <w:r>
-              <w:rPr>
-                <w:rStyle w:val="VerbatimChar"/>
-              </w:rPr>
-              <w:t xml:space="preserve">x 0–431, y 718–1036</w:t>
-            </w:r>
-            <w:r>
-              <w:t xml:space="preserve"> </w:t>
-            </w:r>
-            <w:r>
-              <w:t xml:space="preserve">多了半个重复的橘子，两块都有肉眼可见的直角接缝。两块在对角，裁不掉</w:t>
+              <w:t xml:space="preserve">这张是照片级渲染，另外六张是扁平插画，风格不是一套</w:t>
+            </w:r>
+            <w:r>
+              <w:t xml:space="preserve">，有空重画更好</w:t>
+            </w:r>
+          </w:p>
+        </w:tc>
+      </w:tr>
+      <w:tr>
+        <w:tc>
+          <w:p>
+            <w:pPr>
+              <w:pStyle w:val="Compact"/>
+              <w:jc w:val="left"/>
+            </w:pPr>
+            <w:r>
+              <w:t xml:space="preserve">10-02</w:t>
+            </w:r>
+          </w:p>
+        </w:tc>
+        <w:tc>
+          <w:p>
+            <w:pPr>
+              <w:pStyle w:val="Compact"/>
+              <w:jc w:val="left"/>
+            </w:pPr>
+            <w:r>
+              <w:rPr>
+                <w:rStyle w:val="VerbatimChar"/>
+              </w:rPr>
+              <w:t xml:space="preserve">m1_scene_e</w:t>
+            </w:r>
+          </w:p>
+        </w:tc>
+        <w:tc>
+          <w:p>
+            <w:pPr>
+              <w:pStyle w:val="Compact"/>
+              <w:jc w:val="left"/>
+            </w:pPr>
+            <w:r>
+              <w:t xml:space="preserve">M1_A1 破掉的照片（共通）</w:t>
+            </w:r>
+          </w:p>
+        </w:tc>
+        <w:tc>
+          <w:p>
+            <w:pPr>
+              <w:pStyle w:val="Compact"/>
+              <w:jc w:val="left"/>
+            </w:pPr>
+            <w:r>
+              <w:t xml:space="preserve">原图 1600 × 1162，等比放大居中裁到 2048 × 1408</w:t>
+            </w:r>
+          </w:p>
+        </w:tc>
+      </w:tr>
+      <w:tr>
+        <w:tc>
+          <w:p>
+            <w:pPr>
+              <w:pStyle w:val="Compact"/>
+              <w:jc w:val="left"/>
+            </w:pPr>
+            <w:r>
+              <w:t xml:space="preserve">10-03</w:t>
+            </w:r>
+          </w:p>
+        </w:tc>
+        <w:tc>
+          <w:p>
+            <w:pPr>
+              <w:pStyle w:val="Compact"/>
+              <w:jc w:val="left"/>
+            </w:pPr>
+            <w:r>
+              <w:rPr>
+                <w:rStyle w:val="VerbatimChar"/>
+              </w:rPr>
+              <w:t xml:space="preserve">m2_scene_e</w:t>
+            </w:r>
+          </w:p>
+        </w:tc>
+        <w:tc>
+          <w:p>
+            <w:pPr>
+              <w:pStyle w:val="Compact"/>
+              <w:jc w:val="left"/>
+            </w:pPr>
+            <w:r>
+              <w:t xml:space="preserve">M2_E5 侦探的笔记 · M2_J4 间谍的情报</w:t>
+            </w:r>
+          </w:p>
+        </w:tc>
+        <w:tc>
+          <w:p>
+            <w:pPr>
+              <w:pStyle w:val="Compact"/>
+              <w:jc w:val="left"/>
+            </w:pPr>
+            <w:r>
+              <w:t xml:space="preserve">第二版没有拼接瑕疵了。</w:t>
+            </w:r>
+            <w:r>
+              <w:rPr>
+                <w:bCs/>
+                <w:b/>
+              </w:rPr>
+              <w:t xml:space="preserve">相机上的商标、机身上的 EOS、笔筒上的英文由我抹掉</w:t>
+            </w:r>
+            <w:r>
+              <w:t xml:space="preserve">（规格不许出现文字和商标），尺子刻度和叶子、爱心保留。原图 1512 × 1040 放大到 2048 × 1408，比另外四张略软</w:t>
             </w:r>
           </w:p>
         </w:tc>
       </w:tr>
     </w:tbl>
-    <w:p>
-      <w:pPr>
-        <w:pStyle w:val="BodyText"/>
-      </w:pPr>
-      <w:r>
-        <w:rPr>
-          <w:bCs/>
-          <w:b/>
-        </w:rPr>
-        <w:t xml:space="preserve">内容本身是对的</w:t>
-      </w:r>
-      <w:r>
-        <w:t xml:space="preserve">：相机 + 笔筒 + 折叠尺 + 橘子，正好 4 个物体、2 处遮挡、大小差明显、有纵深。重新生成一次，把那两块补干净就能用。</w:t>
-      </w:r>
-    </w:p>
-    <w:p>
-      <w:pPr>
-        <w:pStyle w:val="BodyText"/>
-      </w:pPr>
-      <w:r>
-        <w:t xml:space="preserve">另外两条小建议：相机镜头上的「50mm 1:1.8」和折叠尺上的刻度数字是文字，规格里说不要文字。尺子的刻度无所谓（那是尺子的一部分），镜头上那行字能去掉更好。</w:t>
-      </w:r>
-    </w:p>
-    <w:p>
-      <w:pPr>
-        <w:pStyle w:val="BodyText"/>
-      </w:pPr>
-      <w:r>
-        <w:rPr>
-          <w:bCs/>
-          <w:b/>
-        </w:rPr>
-        <w:t xml:space="preserve">在它交来之前</w:t>
-      </w:r>
-      <w:r>
-        <w:t xml:space="preserve">，M2_E5 和 M2_J5 仍然用</w:t>
-      </w:r>
-      <w:r>
-        <w:t xml:space="preserve"> </w:t>
-      </w:r>
-      <w:r>
-        <w:rPr>
-          <w:rStyle w:val="VerbatimChar"/>
-        </w:rPr>
-        <w:t xml:space="preserve">m2_scene_a</w:t>
-      </w:r>
-      <w:r>
-        <w:t xml:space="preserve">，和「外星观察」重复（见第 2 节）。</w:t>
-      </w:r>
-    </w:p>
-    <w:bookmarkEnd w:id="21"/>
-    <w:bookmarkStart w:id="22" w:name="已经就位的--2-张10-02-下午"/>
+    <w:bookmarkEnd w:id="20"/>
+    <w:bookmarkStart w:id="21" w:name="图和题配对2026-10-03-已全部核过并改正"/>
     <w:p>
       <w:pPr>
         <w:pStyle w:val="Heading2"/>
       </w:pPr>
       <w:r>
-        <w:t xml:space="preserve">已经就位的 · 2 张（10-02 下午）</w:t>
-      </w:r>
-    </w:p>
-    <w:tbl>
-      <w:tblPr>
-        <w:tblStyle w:val="Table"/>
-        <w:tblW w:type="pct" w:w="0.0"/>
-        <w:tblLook w:firstRow="1" w:lastRow="0" w:firstColumn="0" w:lastColumn="0" w:noHBand="0" w:noVBand="0" w:val="0020"/>
-      </w:tblPr>
-      <w:tblGrid/>
-      <w:tr>
-        <w:tc>
-          <w:p>
-            <w:pPr>
-              <w:pStyle w:val="Compact"/>
-              <w:jc w:val="left"/>
-            </w:pPr>
-            <w:r>
-              <w:t xml:space="preserve">id</w:t>
-            </w:r>
-          </w:p>
-        </w:tc>
-        <w:tc>
-          <w:p>
-            <w:pPr>
-              <w:pStyle w:val="Compact"/>
-              <w:jc w:val="left"/>
-            </w:pPr>
-            <w:r>
-              <w:t xml:space="preserve">文件</w:t>
-            </w:r>
-          </w:p>
-        </w:tc>
-        <w:tc>
-          <w:p>
-            <w:pPr>
-              <w:pStyle w:val="Compact"/>
-              <w:jc w:val="left"/>
-            </w:pPr>
-            <w:r>
-              <w:t xml:space="preserve">给哪几道题</w:t>
-            </w:r>
-          </w:p>
-        </w:tc>
-        <w:tc>
-          <w:p>
-            <w:pPr>
-              <w:pStyle w:val="Compact"/>
-              <w:jc w:val="left"/>
-            </w:pPr>
-            <w:r>
-              <w:t xml:space="preserve">处理</w:t>
-            </w:r>
-          </w:p>
-        </w:tc>
-      </w:tr>
-      <w:tr>
-        <w:tc>
-          <w:p>
-            <w:pPr>
-              <w:pStyle w:val="Compact"/>
-              <w:jc w:val="left"/>
-            </w:pPr>
-            <w:r>
-              <w:rPr>
-                <w:rStyle w:val="VerbatimChar"/>
-              </w:rPr>
-              <w:t xml:space="preserve">m4_bicycle</w:t>
-            </w:r>
-          </w:p>
-        </w:tc>
-        <w:tc>
-          <w:p>
-            <w:pPr>
-              <w:pStyle w:val="Compact"/>
-              <w:jc w:val="left"/>
-            </w:pPr>
-            <w:r>
-              <w:rPr>
-                <w:rStyle w:val="VerbatimChar"/>
-              </w:rPr>
-              <w:t xml:space="preserve">static/refs/m4/m4_bicycle.png</w:t>
-            </w:r>
-          </w:p>
-        </w:tc>
-        <w:tc>
-          <w:p>
-            <w:pPr>
-              <w:pStyle w:val="Compact"/>
-              <w:jc w:val="left"/>
-            </w:pPr>
-            <w:r>
-              <w:t xml:space="preserve">M4_J5 初中「自行车机甲」</w:t>
-            </w:r>
-          </w:p>
-        </w:tc>
-        <w:tc>
-          <w:p>
-            <w:pPr>
-              <w:pStyle w:val="Compact"/>
-              <w:jc w:val="left"/>
-            </w:pPr>
-            <w:r>
-              <w:t xml:space="preserve">原图 1536 × 1024 RGBA，已转成 RGB、补白边到 2048 × 1408、近白背景压成纯白</w:t>
-            </w:r>
-            <w:r>
-              <w:t xml:space="preserve"> </w:t>
-            </w:r>
-            <w:r>
-              <w:rPr>
-                <w:rStyle w:val="VerbatimChar"/>
-              </w:rPr>
-              <w:t xml:space="preserve">#FFFFFF</w:t>
-            </w:r>
-            <w:r>
-              <w:t xml:space="preserve">。车架、链条齿盘、两轮、车把、脚踏都清楚</w:t>
-            </w:r>
-          </w:p>
-        </w:tc>
-      </w:tr>
-      <w:tr>
-        <w:tc>
-          <w:p>
-            <w:pPr>
-              <w:pStyle w:val="Compact"/>
-              <w:jc w:val="left"/>
-            </w:pPr>
-            <w:r>
-              <w:rPr>
-                <w:rStyle w:val="VerbatimChar"/>
-              </w:rPr>
-              <w:t xml:space="preserve">m1_scene_e</w:t>
-            </w:r>
-          </w:p>
-        </w:tc>
-        <w:tc>
-          <w:p>
-            <w:pPr>
-              <w:pStyle w:val="Compact"/>
-              <w:jc w:val="left"/>
-            </w:pPr>
-            <w:r>
-              <w:rPr>
-                <w:rStyle w:val="VerbatimChar"/>
-              </w:rPr>
-              <w:t xml:space="preserve">static/refs/m1/m1_scene_e.jpg</w:t>
-            </w:r>
-          </w:p>
-        </w:tc>
-        <w:tc>
-          <w:p>
-            <w:pPr>
-              <w:pStyle w:val="Compact"/>
-              <w:jc w:val="left"/>
-            </w:pPr>
-            <w:r>
-              <w:t xml:space="preserve">M1_E5 小学「拼图的最后一块」· M1_J5 初中「被删的画」</w:t>
-            </w:r>
-          </w:p>
-        </w:tc>
-        <w:tc>
-          <w:p>
-            <w:pPr>
-              <w:pStyle w:val="Compact"/>
-              <w:jc w:val="left"/>
-            </w:pPr>
-            <w:r>
-              <w:t xml:space="preserve">原图 1600 × 1162，已等比放大后居中裁成 2048 × 1408（上下各裁约 40 px，安全区没动）。教室场景，课桌、椅子、黑板、书架、地球仪、绿植、窗，前中后三层清楚。</w:t>
-            </w:r>
-            <w:r>
-              <w:rPr>
-                <w:bCs/>
-                <w:b/>
-              </w:rPr>
-              <w:t xml:space="preserve">代码已改</w:t>
-            </w:r>
-            <w:r>
-              <w:t xml:space="preserve">，这两道题不再指向</w:t>
-            </w:r>
-            <w:r>
-              <w:t xml:space="preserve"> </w:t>
-            </w:r>
-            <w:r>
-              <w:rPr>
-                <w:rStyle w:val="VerbatimChar"/>
-              </w:rPr>
-              <w:t xml:space="preserve">m1_scene_a</w:t>
-            </w:r>
-          </w:p>
-        </w:tc>
-      </w:tr>
-    </w:tbl>
-    <w:bookmarkEnd w:id="22"/>
-    <w:bookmarkStart w:id="23" w:name="Xa8bedc409707cda4068cbde8b807aa10d5a8850"/>
-    <w:p>
-      <w:pPr>
-        <w:pStyle w:val="Heading2"/>
-      </w:pPr>
-      <w:r>
-        <w:t xml:space="preserve">2. 同一版里重复用图 · 4 处</w:t>
-      </w:r>
-    </w:p>
-    <w:p>
-      <w:pPr>
-        <w:pStyle w:val="FirstParagraph"/>
-      </w:pPr>
-      <w:r>
-        <w:t xml:space="preserve">M1 那两处已经解决。M2 那两处等</w:t>
-      </w:r>
-      <w:r>
-        <w:t xml:space="preserve"> </w:t>
-      </w:r>
-      <w:r>
-        <w:rPr>
-          <w:rStyle w:val="VerbatimChar"/>
-        </w:rPr>
-        <w:t xml:space="preserve">m2_scene_e</w:t>
-      </w:r>
-      <w:r>
-        <w:t xml:space="preserve"> </w:t>
-      </w:r>
-      <w:r>
-        <w:t xml:space="preserve">返工。</w:t>
-      </w:r>
-    </w:p>
-    <w:tbl>
-      <w:tblPr>
-        <w:tblStyle w:val="Table"/>
-        <w:tblW w:type="pct" w:w="0.0"/>
-        <w:tblLook w:firstRow="1" w:lastRow="0" w:firstColumn="0" w:lastColumn="0" w:noHBand="0" w:noVBand="0" w:val="0020"/>
-      </w:tblPr>
-      <w:tblGrid/>
-      <w:tr>
-        <w:tc>
-          <w:p>
-            <w:pPr>
-              <w:pStyle w:val="Compact"/>
-              <w:jc w:val="left"/>
-            </w:pPr>
-            <w:r>
-              <w:t xml:space="preserve">家族</w:t>
-            </w:r>
-          </w:p>
-        </w:tc>
-        <w:tc>
-          <w:p>
-            <w:pPr>
-              <w:pStyle w:val="Compact"/>
-              <w:jc w:val="left"/>
-            </w:pPr>
-            <w:r>
-              <w:t xml:space="preserve">版本</w:t>
-            </w:r>
-          </w:p>
-        </w:tc>
-        <w:tc>
-          <w:p>
-            <w:pPr>
-              <w:pStyle w:val="Compact"/>
-              <w:jc w:val="left"/>
-            </w:pPr>
-            <w:r>
-              <w:t xml:space="preserve">重复的图</w:t>
-            </w:r>
-          </w:p>
-        </w:tc>
-        <w:tc>
-          <w:p>
-            <w:pPr>
-              <w:pStyle w:val="Compact"/>
-              <w:jc w:val="left"/>
-            </w:pPr>
-            <w:r>
-              <w:t xml:space="preserve">哪两道题</w:t>
-            </w:r>
-          </w:p>
-        </w:tc>
-        <w:tc>
-          <w:p>
-            <w:pPr>
-              <w:pStyle w:val="Compact"/>
-              <w:jc w:val="left"/>
-            </w:pPr>
-            <w:r>
-              <w:t xml:space="preserve">状态</w:t>
-            </w:r>
-          </w:p>
-        </w:tc>
-      </w:tr>
-      <w:tr>
-        <w:tc>
-          <w:p>
-            <w:pPr>
-              <w:pStyle w:val="Compact"/>
-              <w:jc w:val="left"/>
-            </w:pPr>
-            <w:r>
-              <w:t xml:space="preserve">M1 博物馆修复师</w:t>
-            </w:r>
-          </w:p>
-        </w:tc>
-        <w:tc>
-          <w:p>
-            <w:pPr>
-              <w:pStyle w:val="Compact"/>
-              <w:jc w:val="left"/>
-            </w:pPr>
-            <w:r>
-              <w:t xml:space="preserve">小学</w:t>
-            </w:r>
-          </w:p>
-        </w:tc>
-        <w:tc>
-          <w:p>
-            <w:pPr>
-              <w:pStyle w:val="Compact"/>
-              <w:jc w:val="left"/>
-            </w:pPr>
-            <w:r>
-              <w:rPr>
-                <w:rStyle w:val="VerbatimChar"/>
-              </w:rPr>
-              <w:t xml:space="preserve">m1_scene_a</w:t>
-            </w:r>
-          </w:p>
-        </w:tc>
-        <w:tc>
-          <w:p>
-            <w:pPr>
-              <w:pStyle w:val="Compact"/>
-              <w:jc w:val="left"/>
-            </w:pPr>
-            <w:r>
-              <w:t xml:space="preserve">破掉的照片、拼图的最后一块</w:t>
-            </w:r>
-          </w:p>
-        </w:tc>
-        <w:tc>
-          <w:p>
-            <w:pPr>
-              <w:pStyle w:val="Compact"/>
-              <w:jc w:val="left"/>
-            </w:pPr>
-            <w:r>
-              <w:t xml:space="preserve">✅ 已解决（换成</w:t>
-            </w:r>
-            <w:r>
-              <w:t xml:space="preserve"> </w:t>
-            </w:r>
-            <w:r>
-              <w:rPr>
-                <w:rStyle w:val="VerbatimChar"/>
-              </w:rPr>
-              <w:t xml:space="preserve">m1_scene_e</w:t>
-            </w:r>
-            <w:r>
-              <w:t xml:space="preserve">）</w:t>
-            </w:r>
-          </w:p>
-        </w:tc>
-      </w:tr>
-      <w:tr>
-        <w:tc>
-          <w:p>
-            <w:pPr>
-              <w:pStyle w:val="Compact"/>
-              <w:jc w:val="left"/>
-            </w:pPr>
-            <w:r>
-              <w:t xml:space="preserve">M1 博物馆修复师</w:t>
-            </w:r>
-          </w:p>
-        </w:tc>
-        <w:tc>
-          <w:p>
-            <w:pPr>
-              <w:pStyle w:val="Compact"/>
-              <w:jc w:val="left"/>
-            </w:pPr>
-            <w:r>
-              <w:t xml:space="preserve">初中</w:t>
-            </w:r>
-          </w:p>
-        </w:tc>
-        <w:tc>
-          <w:p>
-            <w:pPr>
-              <w:pStyle w:val="Compact"/>
-              <w:jc w:val="left"/>
-            </w:pPr>
-            <w:r>
-              <w:rPr>
-                <w:rStyle w:val="VerbatimChar"/>
-              </w:rPr>
-              <w:t xml:space="preserve">m1_scene_a</w:t>
-            </w:r>
-          </w:p>
-        </w:tc>
-        <w:tc>
-          <w:p>
-            <w:pPr>
-              <w:pStyle w:val="Compact"/>
-              <w:jc w:val="left"/>
-            </w:pPr>
-            <w:r>
-              <w:t xml:space="preserve">破掉的照片、被删的画</w:t>
-            </w:r>
-          </w:p>
-        </w:tc>
-        <w:tc>
-          <w:p>
-            <w:pPr>
-              <w:pStyle w:val="Compact"/>
-              <w:jc w:val="left"/>
-            </w:pPr>
-            <w:r>
-              <w:t xml:space="preserve">✅ 已解决</w:t>
-            </w:r>
-          </w:p>
-        </w:tc>
-      </w:tr>
-      <w:tr>
-        <w:tc>
-          <w:p>
-            <w:pPr>
-              <w:pStyle w:val="Compact"/>
-              <w:jc w:val="left"/>
-            </w:pPr>
-            <w:r>
-              <w:t xml:space="preserve">M2 探险家速写</w:t>
-            </w:r>
-          </w:p>
-        </w:tc>
-        <w:tc>
-          <w:p>
-            <w:pPr>
-              <w:pStyle w:val="Compact"/>
-              <w:jc w:val="left"/>
-            </w:pPr>
-            <w:r>
-              <w:t xml:space="preserve">小学</w:t>
-            </w:r>
-          </w:p>
-        </w:tc>
-        <w:tc>
-          <w:p>
-            <w:pPr>
-              <w:pStyle w:val="Compact"/>
-              <w:jc w:val="left"/>
-            </w:pPr>
-            <w:r>
-              <w:rPr>
-                <w:rStyle w:val="VerbatimChar"/>
-              </w:rPr>
-              <w:t xml:space="preserve">m2_scene_a</w:t>
-            </w:r>
-          </w:p>
-        </w:tc>
-        <w:tc>
-          <w:p>
-            <w:pPr>
-              <w:pStyle w:val="Compact"/>
-              <w:jc w:val="left"/>
-            </w:pPr>
-            <w:r>
-              <w:t xml:space="preserve">外星观察、侦探的笔记</w:t>
-            </w:r>
-          </w:p>
-        </w:tc>
-        <w:tc>
-          <w:p>
-            <w:pPr>
-              <w:pStyle w:val="Compact"/>
-              <w:jc w:val="left"/>
-            </w:pPr>
-            <w:r>
-              <w:t xml:space="preserve">⬜ 等</w:t>
-            </w:r>
-            <w:r>
-              <w:t xml:space="preserve"> </w:t>
-            </w:r>
-            <w:r>
-              <w:rPr>
-                <w:rStyle w:val="VerbatimChar"/>
-              </w:rPr>
-              <w:t xml:space="preserve">m2_scene_e</w:t>
-            </w:r>
-            <w:r>
-              <w:t xml:space="preserve"> </w:t>
-            </w:r>
-            <w:r>
-              <w:t xml:space="preserve">返工</w:t>
-            </w:r>
-          </w:p>
-        </w:tc>
-      </w:tr>
-      <w:tr>
-        <w:tc>
-          <w:p>
-            <w:pPr>
-              <w:pStyle w:val="Compact"/>
-              <w:jc w:val="left"/>
-            </w:pPr>
-            <w:r>
-              <w:t xml:space="preserve">M2 探险家速写</w:t>
-            </w:r>
-          </w:p>
-        </w:tc>
-        <w:tc>
-          <w:p>
-            <w:pPr>
-              <w:pStyle w:val="Compact"/>
-              <w:jc w:val="left"/>
-            </w:pPr>
-            <w:r>
-              <w:t xml:space="preserve">初中</w:t>
-            </w:r>
-          </w:p>
-        </w:tc>
-        <w:tc>
-          <w:p>
-            <w:pPr>
-              <w:pStyle w:val="Compact"/>
-              <w:jc w:val="left"/>
-            </w:pPr>
-            <w:r>
-              <w:rPr>
-                <w:rStyle w:val="VerbatimChar"/>
-              </w:rPr>
-              <w:t xml:space="preserve">m2_scene_a</w:t>
-            </w:r>
-          </w:p>
-        </w:tc>
-        <w:tc>
-          <w:p>
-            <w:pPr>
-              <w:pStyle w:val="Compact"/>
-              <w:jc w:val="left"/>
-            </w:pPr>
-            <w:r>
-              <w:t xml:space="preserve">外星观察、博物馆藏品</w:t>
-            </w:r>
-          </w:p>
-        </w:tc>
-        <w:tc>
-          <w:p>
-            <w:pPr>
-              <w:pStyle w:val="Compact"/>
-              <w:jc w:val="left"/>
-            </w:pPr>
-            <w:r>
-              <w:t xml:space="preserve">⬜ 等</w:t>
-            </w:r>
-            <w:r>
-              <w:t xml:space="preserve"> </w:t>
-            </w:r>
-            <w:r>
-              <w:rPr>
-                <w:rStyle w:val="VerbatimChar"/>
-              </w:rPr>
-              <w:t xml:space="preserve">m2_scene_e</w:t>
-            </w:r>
-            <w:r>
-              <w:t xml:space="preserve"> </w:t>
-            </w:r>
-            <w:r>
-              <w:t xml:space="preserve">返工</w:t>
-            </w:r>
-          </w:p>
-        </w:tc>
-      </w:tr>
-    </w:tbl>
-    <w:p>
-      <w:pPr>
-        <w:pStyle w:val="BodyText"/>
-      </w:pPr>
-      <w:r>
-        <w:t xml:space="preserve">一个孩子在同一家族做两道以上才会碰到。重建类任务第二次看同一张图，成绩会受第一次影响，研究上是混淆。</w:t>
-      </w:r>
-    </w:p>
-    <w:p>
-      <w:r>
-        <w:pict>
-          <v:rect style="width:0;height:1.5pt" o:hralign="center" o:hrstd="t" o:hr="t"/>
-        </w:pict>
-      </w:r>
-    </w:p>
-    <w:bookmarkEnd w:id="23"/>
-    <w:bookmarkStart w:id="24" w:name="Xe025d8dcd13229da4bf1910ad9b4fa287c30c90"/>
-    <w:p>
-      <w:pPr>
-        <w:pStyle w:val="Heading2"/>
-      </w:pPr>
-      <w:r>
-        <w:t xml:space="preserve">3. 图和题配错了 · 3 道（不用画新图）</w:t>
+        <w:t xml:space="preserve">图和题配对（2026-10-03 已全部核过并改正）</w:t>
       </w:r>
     </w:p>
     <w:p>
@@ -1869,8 +1060,8 @@
         </w:pict>
       </w:r>
     </w:p>
-    <w:bookmarkEnd w:id="24"/>
-    <w:bookmarkStart w:id="25" w:name="X6f9320a22d9eebacd29a86337b04ecff927b6b7"/>
+    <w:bookmarkEnd w:id="21"/>
+    <w:bookmarkStart w:id="22" w:name="X6f9320a22d9eebacd29a86337b04ecff927b6b7"/>
     <w:p>
       <w:pPr>
         <w:pStyle w:val="Heading2"/>
@@ -2353,8 +1544,8 @@
         </w:pict>
       </w:r>
     </w:p>
-    <w:bookmarkEnd w:id="25"/>
-    <w:bookmarkStart w:id="26" w:name="要做的事"/>
+    <w:bookmarkEnd w:id="22"/>
+    <w:bookmarkStart w:id="23" w:name="要做的事"/>
     <w:p>
       <w:pPr>
         <w:pStyle w:val="Heading2"/>
@@ -2631,8 +1822,8 @@
         </w:tc>
       </w:tr>
     </w:tbl>
-    <w:bookmarkEnd w:id="26"/>
-    <w:bookmarkEnd w:id="27"/>
+    <w:bookmarkEnd w:id="23"/>
+    <w:bookmarkEnd w:id="24"/>
     <w:sectPr/>
   </w:body>
 </w:document>
